--- a/SubPages/Security_Risk/docs/Unit7_Reflection.docx
+++ b/SubPages/Security_Risk/docs/Unit7_Reflection.docx
@@ -98,7 +98,7 @@
     <w:p>
       <w:r>
         <w:rPr/>
-        <w:t>Wunder et al. (2024) add a warning about the numbers that go into quantitative models. When 59 experienced CVSS users scored the same vulnerabilities again nine months later, 68% of them changed a severity rating, and Attack Vector, User Interaction and Scope were the least consistently assessed metrics. In Unit 4 I concluded that CVSS measures severity, not risk. It now seems that even the severity is less repeatable than its decimal score implies, and a model that feeds CVSS scores into a simulation inherits that variation without showing it. Taken together, the unit gave me a clearer basis for choosing a technique: Monte Carlo for combining uncertain inputs where no simple formula exists, Bayesian updating for revising an estimate as evidence arrives, and MCDM for choosing between options, not for estimating probabilities. My executive summary matched methods to problems sensibly. Its weaknesses were in the execution and in what it claimed for the results.</w:t>
+        <w:t>Wunder et al. (2024) add a warning about the numbers that go into quantitative models. When 59 experienced CVSS users scored the same vulnerabilities again nine months later, 68% of them changed a severity rating, and Attack Vector, User Interaction and Scope were not consistently assessed. In Unit 4 I concluded that CVSS measures severity, not risk. It now seems that even the severity is less repeatable than its decimal score implies, and a model that feeds CVSS scores into a simulation inherits that variation without showing it. Taken together, the unit gave me a clearer basis for choosing a technique: Monte Carlo for combining uncertain inputs where no simple formula exists, Bayesian updating for revising an estimate as evidence arrives, and MCDM for choosing between options, not for estimating probabilities. My executive summary matched methods to problems sensibly. Its weaknesses were in the execution and in what it claimed for the results.</w:t>
       </w:r>
     </w:p>
     <w:p>
@@ -2934,7 +2934,7 @@
       </w:r>
       <w:r>
         <w:rPr/>
-        <w:t xml:space="preserve">, 137, p. 103611. Available at: </w:t>
+        <w:t xml:space="preserve">, 137, article 103611. Available at: </w:t>
       </w:r>
       <w:hyperlink r:id="rId41" w:history="1">
         <w:r>
@@ -2996,7 +2996,7 @@
         <w:rPr>
           <w:i/>
         </w:rPr>
-        <w:t>Critical reflection in nursing and the helping professions: a user’s guide</w:t>
+        <w:t>Critical reflection for nursing and the helping professions: a user’s guide</w:t>
       </w:r>
       <w:r>
         <w:rPr/>
@@ -3073,7 +3073,7 @@
       </w:r>
       <w:r>
         <w:rPr/>
-        <w:t xml:space="preserve">, 89, p. 101659. Available at: </w:t>
+        <w:t xml:space="preserve">, 89, article 101659. Available at: </w:t>
       </w:r>
       <w:hyperlink r:id="rId44" w:history="1">
         <w:r>

--- a/SubPages/Security_Risk/docs/Unit7_Reflection.docx
+++ b/SubPages/Security_Risk/docs/Unit7_Reflection.docx
@@ -86,13 +86,13 @@
       </w:r>
       <w:r>
         <w:rPr/>
-        <w:t xml:space="preserve"> changed how I see the Bayesian methods my executive summary rejected as complex and data-hungry. Chapter 1 shows that conditional probability is not commutative, which has a direct security reading. With illustrative figures of a 95% detection rate, a 2% false alarm rate and one malicious event in 1,000, fewer than 5% of alerts are real attacks, so a control judged on its detection rate alone will look far better than it is. The Linda exercise showed the conjunction fallacy (Tversky and Kahneman, 1983) in real survey data. Being a banker and a liberal Democrat is about a ninth as likely as being a banker, even though it fits Linda’s description better. Attack scenarios behave the same way: the most detailed chain of events in a threat model feels the most convincing and is the least likely, which is a reminder that the perceptions of whoever supplies the estimates become part of the model. The Monty Hall variation taught me that a likelihood is a model of how the evidence was produced, so the same observation can mean different things. For Pampered Pets, a Bayes table needs only a prior and a little evidence. A hypothetical test in which quality control caught 11 of 20 faulty batches would lower the expected detection rate from 0.67 to 0.63 and raise the expected probability of a major failure from 4.6% to 5.1%. The exercise also exposed a flaw in my inputs. The triangular prior has a hard floor at 50%, so the model can never learn that detection is worse than the experts assumed, whereas an open prior given the same test points to anywhere between 37% and 71%. A full Bayesian network of the supply chain would still be too much for a business of four people. But Wang, Neil and Fenton (2020), whom I cited in Unit 2, were right that Bayesian updating suits limited data, and rejecting it outright was a mistake.</w:t>
+        <w:t xml:space="preserve"> changed how I see the Bayesian methods my executive summary rejected as complex and data-hungry. Chapter 1 shows that conditional probability is not commutative, which has a direct security reading. With illustrative figures of a 95% detection rate, a 2% false alarm rate and one malicious event in 1,000, fewer than 5% of alerts are real attacks, so a control judged on its detection rate alone will look far better than it is. The Linda exercise showed the conjunction fallacy (Tversky and Kahneman, 1983) in real survey data. Being a banker and a liberal Democrat is about a ninth as likely as being a banker, even though it fits Linda’s description better. Attack scenarios behave the same way: the most detailed chain of events in a threat model feels the most convincing and is the least likely, which is a reminder that the perceptions of whoever supplies the estimates become part of the model. The Monty Hall variation taught me that a likelihood is a model of how the evidence was produced, so the same observation can mean different things. For Pampered Pets, a Bayes table needs only a prior and a little evidence. A hypothetical test in which quality control caught 11 of 20 faulty batches would lower the expected detection rate from 0.67 to 0.63 and raise the expected probability of a major failure from 4.6% to 5.1%. The exercise also exposed a flaw in my inputs. The triangular prior has a hard floor at 50%, so the model can never learn that detection is worse than the experts assumed, whereas an open prior given the same test points to anywhere between 37% and 71%. A full Bayesian network of the supply chain would still be too much for a business of four people. But Wang, Neil and Fenton (2020), whom I cited in Unit 2, were right that a Bayesian approach can combine expert judgement with limited data, and rejecting it outright was a mistake.</w:t>
       </w:r>
     </w:p>
     <w:p>
       <w:r>
         <w:rPr/>
-        <w:t>Asadabadi, Chang and Saberi (2019) argue that AHP can rank options in a way no reasonable manager would accept. In their supplier example AHP chose a supplier that was slightly cheaper but strongly unacceptable on delivery, partly because Saaty’s 1 to 9 scale cannot express small differences and so forces inconsistency, which decision makers then remove by adjusting their judgements until they pass the consistency test. They recommend a simple weighted model instead. That is what my executive summary used, so at first I felt vindicated. Rechecking the table in code changed that. Every published score was 0.05 to 0.10 too low. More seriously, the criterion ‘vendor lock-in risk’ gave Azure the highest rating without saying whether a high rating meant more risk or less. Read as a risk, the same ratings make AWS the winner by 4.30 to 4.25, and when the weights are varied at random AWS comes first about two times in three. TOPSIS keeps Azure first under both readings, so the recommendation depends on the direction of one criterion and on the aggregation method, and the report discussed neither. Asadabadi, Chang and Saberi rest their case on a single constructed example, which is thin support for the claim that managers avoid MCDM because they notice ranking errors. Their warning still applies to my table, though: a reader who noticed that Azure scored best on lock-in risk could reasonably distrust the whole recommendation.</w:t>
+        <w:t>Asadabadi, Chang and Saberi (2019) argue that AHP can rank options in a way no reasonable manager would accept. In their supplier example AHP chose a supplier that was slightly cheaper but strongly unacceptable on delivery, partly because Saaty’s 1 to 9 scale cannot express small differences and so forces inconsistency, which decision makers then remove by adjusting their judgements until they pass the consistency test. Their answer is to stop promoting such methods and develop more useful ones. My executive summary had used a simple weighted sum rather than AHP, so at first I felt vindicated. Rechecking the table in code changed that. Every published score was 0.05 to 0.10 too low. More seriously, the criterion ‘vendor lock-in risk’ gave Azure the highest rating without saying whether a high rating meant more risk or less. Read as a risk, the same ratings make AWS the winner by 4.30 to 4.25, and when the weights are varied at random AWS comes first about two times in three. TOPSIS keeps Azure first under both readings, so the recommendation depends on the direction of one criterion and on the aggregation method, and the report discussed neither. Asadabadi, Chang and Saberi rest their case on a single constructed example, which is thin support for the claim that managers avoid MCDM because they notice ranking errors. Their warning still applies to my table, though: a reader who noticed that Azure scored best on lock-in risk could reasonably distrust the whole recommendation.</w:t>
       </w:r>
     </w:p>
     <w:p>

--- a/SubPages/Security_Risk/docs/Unit7_Reflection.docx
+++ b/SubPages/Security_Risk/docs/Unit7_Reflection.docx
@@ -5,19 +5,27 @@
     <w:p>
       <w:pPr>
         <w:pStyle w:val="Title"/>
+        <w:spacing w:line="480" w:lineRule="auto"/>
       </w:pPr>
       <w:r>
         <w:t>Unit 7 Reflection: An Introduction to the Concepts of Quantitative Risk Modelling</w:t>
       </w:r>
     </w:p>
     <w:p>
+      <w:pPr>
+        <w:spacing w:line="480" w:lineRule="auto"/>
+      </w:pPr>
       <w:r>
         <w:t>Ian Stevens  |  Security and Risk Management, October 2025</w:t>
       </w:r>
     </w:p>
     <w:p>
+      <w:pPr>
+        <w:spacing w:line="480" w:lineRule="auto"/>
+      </w:pPr>
       <w:r>
         <w:rPr>
+          <w:rFonts w:ascii="Arial" w:hAnsi="Arial" w:cs="Arial" w:eastAsia="Arial"/>
           <w:i/>
         </w:rPr>
         <w:t>Structured using the What? So what? Now what? model (Rolfe, Freshwater and Jasper, 2001).</w:t>
@@ -26,118 +34,176 @@
     <w:p>
       <w:pPr>
         <w:pStyle w:val="Heading1"/>
+        <w:spacing w:line="480" w:lineRule="auto"/>
       </w:pPr>
       <w:r>
         <w:t>What?</w:t>
       </w:r>
     </w:p>
     <w:p>
+      <w:pPr>
+        <w:spacing w:line="480" w:lineRule="auto"/>
+      </w:pPr>
       <w:r>
-        <w:rPr/>
+        <w:rPr>
+          <w:rFonts w:ascii="Arial" w:hAnsi="Arial" w:cs="Arial" w:eastAsia="Arial"/>
+        </w:rPr>
         <w:t xml:space="preserve">Unit 7 moved from qualitative scales to quantitative risk modelling. The lecturecast set out the two broad families of method, probabilistic models such as Monte Carlo simulation and Bayesian approaches, and multi-criteria decision-making (MCDM) techniques such as TOPSIS, AHP and ANP, and when each should be used. The required reading was Metropolis’s (1987) account of how the Monte Carlo method began, Asadabadi, Chang and Saberi’s (2019) critique of AHP and ANP, and Hargreaves’s (2021) chapter on quantitative risk assessment in enterprise risk management (ERM). I also read Wunder et al.’s (2024) study of CVSS scoring, the first two chapters of Downey’s (2021) </w:t>
       </w:r>
       <w:r>
         <w:rPr>
+          <w:rFonts w:ascii="Arial" w:hAnsi="Arial" w:cs="Arial" w:eastAsia="Arial"/>
           <w:i/>
         </w:rPr>
         <w:t>Think Bayes</w:t>
       </w:r>
       <w:r>
-        <w:rPr/>
+        <w:rPr>
+          <w:rFonts w:ascii="Arial" w:hAnsi="Arial" w:cs="Arial" w:eastAsia="Arial"/>
+        </w:rPr>
         <w:t xml:space="preserve"> and Aven and Thekdi’s (2025) chapter on risk perception. For the risk modelling activities I rebuilt Fizell’s (2022) Monte Carlo dice game in Python and worked through the chapter 1 and 2 exercises in </w:t>
       </w:r>
       <w:r>
         <w:rPr>
+          <w:rFonts w:ascii="Arial" w:hAnsi="Arial" w:cs="Arial" w:eastAsia="Arial"/>
           <w:i/>
         </w:rPr>
         <w:t>Think Bayes</w:t>
       </w:r>
       <w:r>
-        <w:rPr/>
+        <w:rPr>
+          <w:rFonts w:ascii="Arial" w:hAnsi="Arial" w:cs="Arial" w:eastAsia="Arial"/>
+        </w:rPr>
         <w:t>. I then turned both methods on the quantitative model in my own executive summary for Pampered Pets (Stevens, 2026). The three notebooks are the artefacts below.</w:t>
       </w:r>
     </w:p>
     <w:p>
       <w:pPr>
         <w:pStyle w:val="Heading1"/>
+        <w:spacing w:line="480" w:lineRule="auto"/>
       </w:pPr>
       <w:r>
         <w:t>So what?</w:t>
       </w:r>
     </w:p>
     <w:p>
+      <w:pPr>
+        <w:spacing w:line="480" w:lineRule="auto"/>
+      </w:pPr>
       <w:r>
-        <w:rPr/>
+        <w:rPr>
+          <w:rFonts w:ascii="Arial" w:hAnsi="Arial" w:cs="Arial" w:eastAsia="Arial"/>
+        </w:rPr>
         <w:t>Metropolis (1987) describes a method born of necessity. Fermi had used statistical sampling in Rome in the 1930s to predict the results of neutron experiments, without ever publishing it. The idea returned after the war, when Ulam realised that the new electronic computers could revive statistical sampling and von Neumann worked out how ENIAC could trace the histories of individual neutrons. What I took from this is that Monte Carlo is a tool for problems with no workable formula. Fizell’s dice game is not one of them. Six of the 36 outcomes win, so the win probability is 1/6 and the expected ending balance is $833.33, and both can be written down before rolling ten million dice. My simulation matched them (0.1667 and $833.75). The exact check was still worth doing, because it found what the tutorial’s two averages leave out. The ending balance is five times the number of wins, so the player only finishes in profit with more than 200 wins in 1,000 rolls, which happens in about 1 game in 400. For a risk decision that tail is the answer that matters, and an average on its own hides it.</w:t>
       </w:r>
     </w:p>
     <w:p>
+      <w:pPr>
+        <w:spacing w:line="480" w:lineRule="auto"/>
+      </w:pPr>
       <w:r>
-        <w:rPr/>
+        <w:rPr>
+          <w:rFonts w:ascii="Arial" w:hAnsi="Arial" w:cs="Arial" w:eastAsia="Arial"/>
+        </w:rPr>
         <w:t>Applying the same check to my executive summary was uncomfortable. Its Monte Carlo model sampled six annual probabilities from triangular distributions and reported, from 300,000 runs, a 4.6% annual chance of a major quality failure with a 95% interval of ±0.08% (Stevens, 2026). Once I had rebuilt the model, I could see that a triangular draw followed by a single yes-or-no event has the same probability as using the distribution’s mean. The published figures can be calculated in three lines, and the ranges the experts gave never reach the output. The ±0.08% is sampling error from the simulation, and it would shrink with more runs however uncertain the inputs were. When I let the input ranges through in a two-stage model, the annual probability of a major failure spread from about 2.8% to 6.4%. In Unit 2 I wrote that the triangular model was less objective than its tidy percentages suggested. The problem was worse than that, because the tidy percentages hid the uncertainty altogether. It is the false precision I criticised in risk matrices (Cox, 2008) and in Jbair et al.’s (2022) scores in Unit 4, and I had built it into my own quantitative work. Hargreaves’s (2021) chapter builds up from simple risk maps to aggregating probabilities and impacts, and then to sensitivities and scenarios. My executive summary had neither, and a simple rank correlation now shows that the quality control detection rate drives most of the uncertainty about major failures.</w:t>
       </w:r>
     </w:p>
     <w:p>
+      <w:pPr>
+        <w:spacing w:line="480" w:lineRule="auto"/>
+      </w:pPr>
       <w:r>
         <w:rPr>
+          <w:rFonts w:ascii="Arial" w:hAnsi="Arial" w:cs="Arial" w:eastAsia="Arial"/>
           <w:i/>
         </w:rPr>
         <w:t>Think Bayes</w:t>
       </w:r>
       <w:r>
-        <w:rPr/>
+        <w:rPr>
+          <w:rFonts w:ascii="Arial" w:hAnsi="Arial" w:cs="Arial" w:eastAsia="Arial"/>
+        </w:rPr>
         <w:t xml:space="preserve"> changed how I see the Bayesian methods my executive summary rejected as complex and data-hungry. Chapter 1 shows that conditional probability is not commutative, which has a direct security reading. With illustrative figures of a 95% detection rate, a 2% false alarm rate and one malicious event in 1,000, fewer than 5% of alerts are real attacks, so a control judged on its detection rate alone will look far better than it is. The Linda exercise showed the conjunction fallacy (Tversky and Kahneman, 1983) in real survey data. Being a banker and a liberal Democrat is about a ninth as likely as being a banker, even though it fits Linda’s description better. Attack scenarios behave the same way: the most detailed chain of events in a threat model feels the most convincing and is the least likely, which is a reminder that the perceptions of whoever supplies the estimates become part of the model. The Monty Hall variation taught me that a likelihood is a model of how the evidence was produced, so the same observation can mean different things. For Pampered Pets, a Bayes table needs only a prior and a little evidence. A hypothetical test in which quality control caught 11 of 20 faulty batches would lower the expected detection rate from 0.67 to 0.63 and raise the expected probability of a major failure from 4.6% to 5.1%. The exercise also exposed a flaw in my inputs. The triangular prior has a hard floor at 50%, so the model can never learn that detection is worse than the experts assumed, whereas an open prior given the same test points to anywhere between 37% and 71%. A full Bayesian network of the supply chain would still be too much for a business of four people. But Wang, Neil and Fenton (2020), whom I cited in Unit 2, were right that a Bayesian approach can combine expert judgement with limited data, and rejecting it outright was a mistake.</w:t>
       </w:r>
     </w:p>
     <w:p>
+      <w:pPr>
+        <w:spacing w:line="480" w:lineRule="auto"/>
+      </w:pPr>
       <w:r>
-        <w:rPr/>
+        <w:rPr>
+          <w:rFonts w:ascii="Arial" w:hAnsi="Arial" w:cs="Arial" w:eastAsia="Arial"/>
+        </w:rPr>
         <w:t>Asadabadi, Chang and Saberi (2019) argue that AHP can rank options in a way no reasonable manager would accept. In their supplier example AHP chose a supplier that was slightly cheaper but strongly unacceptable on delivery, partly because Saaty’s 1 to 9 scale cannot express small differences and so forces inconsistency, which decision makers then remove by adjusting their judgements until they pass the consistency test. Their answer is to stop promoting such methods and develop more useful ones. My executive summary had used a simple weighted sum rather than AHP, so at first I felt vindicated. Rechecking the table in code changed that. Every published score was 0.05 to 0.10 too low. More seriously, the criterion ‘vendor lock-in risk’ gave Azure the highest rating without saying whether a high rating meant more risk or less. Read as a risk, the same ratings make AWS the winner by 4.30 to 4.25, and when the weights are varied at random AWS comes first about two times in three. TOPSIS keeps Azure first under both readings, so the recommendation depends on the direction of one criterion and on the aggregation method, and the report discussed neither. Asadabadi, Chang and Saberi rest their case on a single constructed example, which is thin support for the claim that managers avoid MCDM because they notice ranking errors. Their warning still applies to my table, though: a reader who noticed that Azure scored best on lock-in risk could reasonably distrust the whole recommendation.</w:t>
       </w:r>
     </w:p>
     <w:p>
+      <w:pPr>
+        <w:spacing w:line="480" w:lineRule="auto"/>
+      </w:pPr>
       <w:r>
-        <w:rPr/>
+        <w:rPr>
+          <w:rFonts w:ascii="Arial" w:hAnsi="Arial" w:cs="Arial" w:eastAsia="Arial"/>
+        </w:rPr>
         <w:t>Wunder et al. (2024) add a warning about the numbers that go into quantitative models. When 59 experienced CVSS users scored the same vulnerabilities again nine months later, 68% of them changed a severity rating, and Attack Vector, User Interaction and Scope were not consistently assessed. In Unit 4 I concluded that CVSS measures severity, not risk. It now seems that even the severity is less repeatable than its decimal score implies, and a model that feeds CVSS scores into a simulation inherits that variation without showing it. Taken together, the unit gave me a clearer basis for choosing a technique: Monte Carlo for combining uncertain inputs where no simple formula exists, Bayesian updating for revising an estimate as evidence arrives, and MCDM for choosing between options, not for estimating probabilities. My executive summary matched methods to problems sensibly. Its weaknesses were in the execution and in what it claimed for the results.</w:t>
       </w:r>
     </w:p>
     <w:p>
       <w:pPr>
         <w:pStyle w:val="Heading1"/>
+        <w:spacing w:line="480" w:lineRule="auto"/>
       </w:pPr>
       <w:r>
         <w:t>Now what?</w:t>
       </w:r>
     </w:p>
     <w:p>
+      <w:pPr>
+        <w:spacing w:line="480" w:lineRule="auto"/>
+      </w:pPr>
       <w:r>
-        <w:rPr/>
+        <w:rPr>
+          <w:rFonts w:ascii="Arial" w:hAnsi="Arial" w:cs="Arial" w:eastAsia="Arial"/>
+        </w:rPr>
         <w:t>Four changes follow. First, before I simulate anything I will write down the formula. If an exact answer exists I will use it and keep the simulation as a check, and whenever I quote an interval I will say what it measures. Where inputs are expert ranges I will run a two-stage model and report percentiles, not a ± figure. Second, every model will carry a sensitivity analysis showing which estimate drives the answer, following Hargreaves’s (2021) emphasis on sensitivities and scenarios. Third, I will treat a bounded distribution as a strong claim that needs justifying, and prefer priors that leave room for the evidence to surprise me. For Pampered Pets this means recommending a seeded-defect test of quality control, the cheapest way to improve the estimate that matters most. Fourth, every decision table will state the direction of each criterion, be calculated in code, and be tested against a second method and against changes in the weights. I will carry the corrected platform scores and quality figures into my end-of-module e-portfolio. The notebooks are kept in version control with this e-portfolio, which extends my Unit 4 plan for threat models to calculations as well. At work, the next time a supplier presents a risk score or a simulated loss figure, I will ask what its interval measures and where its inputs came from.</w:t>
       </w:r>
     </w:p>
     <w:p>
       <w:pPr>
         <w:pStyle w:val="Heading1"/>
+        <w:spacing w:line="480" w:lineRule="auto"/>
       </w:pPr>
       <w:r>
         <w:t>Artefact 1: Monte Carlo Simulation of a Dice Game</w:t>
       </w:r>
     </w:p>
     <w:p>
+      <w:pPr>
+        <w:spacing w:line="480" w:lineRule="auto"/>
+      </w:pPr>
       <w:r>
         <w:rPr>
+          <w:rFonts w:ascii="Arial" w:hAnsi="Arial" w:cs="Arial" w:eastAsia="Arial"/>
           <w:i/>
         </w:rPr>
         <w:t>Risk modelling activity 1, based on Fizell (2022). Python notebook: unit7_monte_carlo_dice_game.ipynb.</w:t>
       </w:r>
     </w:p>
     <w:p>
+      <w:pPr>
+        <w:spacing w:line="480" w:lineRule="auto"/>
+      </w:pPr>
       <w:r>
-        <w:rPr/>
+        <w:rPr>
+          <w:rFonts w:ascii="Arial" w:hAnsi="Arial" w:cs="Arial" w:eastAsia="Arial"/>
+        </w:rPr>
         <w:t>A player starts with $1,000, bets $1 on each roll of two dice and is paid four times the bet when the dice match. The game is played for 1,000 rolls and simulated 10,000 times. I rebuilt the simulation with Fizell’s inputs so that the results could be compared with his, then added an exact check, the spread of outcomes, a test of different payouts and a test of how the Monte Carlo error shrinks as the number of runs grows.</w:t>
       </w:r>
     </w:p>
     <w:p>
+      <w:pPr>
+        <w:spacing w:line="480" w:lineRule="auto"/>
+      </w:pPr>
       <w:r>
         <w:drawing>
           <wp:inline xmlns:a="http://schemas.openxmlformats.org/drawingml/2006/main" xmlns:pic="http://schemas.openxmlformats.org/drawingml/2006/picture">
@@ -212,13 +278,14 @@
           </w:tcPr>
           <w:p>
             <w:pPr>
-              <w:spacing w:after="0"/>
+              <w:spacing w:after="0" w:line="240" w:lineRule="auto"/>
             </w:pPr>
             <w:r>
               <w:rPr>
+                <w:rFonts w:ascii="Arial" w:hAnsi="Arial" w:cs="Arial" w:eastAsia="Arial"/>
                 <w:b/>
                 <w:color w:val="FFFFFF"/>
-                <w:sz w:val="20"/>
+                <w:sz w:val="24"/>
               </w:rPr>
               <w:t>Result</w:t>
             </w:r>
@@ -232,13 +299,14 @@
           </w:tcPr>
           <w:p>
             <w:pPr>
-              <w:spacing w:after="0"/>
+              <w:spacing w:after="0" w:line="240" w:lineRule="auto"/>
             </w:pPr>
             <w:r>
               <w:rPr>
+                <w:rFonts w:ascii="Arial" w:hAnsi="Arial" w:cs="Arial" w:eastAsia="Arial"/>
                 <w:b/>
                 <w:color w:val="FFFFFF"/>
-                <w:sz w:val="20"/>
+                <w:sz w:val="24"/>
               </w:rPr>
               <w:t>Simulated</w:t>
             </w:r>
@@ -252,13 +320,14 @@
           </w:tcPr>
           <w:p>
             <w:pPr>
-              <w:spacing w:after="0"/>
+              <w:spacing w:after="0" w:line="240" w:lineRule="auto"/>
             </w:pPr>
             <w:r>
               <w:rPr>
+                <w:rFonts w:ascii="Arial" w:hAnsi="Arial" w:cs="Arial" w:eastAsia="Arial"/>
                 <w:b/>
                 <w:color w:val="FFFFFF"/>
-                <w:sz w:val="20"/>
+                <w:sz w:val="24"/>
               </w:rPr>
               <w:t>Exact</w:t>
             </w:r>
@@ -276,11 +345,12 @@
           </w:tcPr>
           <w:p>
             <w:pPr>
-              <w:spacing w:after="0"/>
+              <w:spacing w:after="0" w:line="240" w:lineRule="auto"/>
             </w:pPr>
             <w:r>
               <w:rPr>
-                <w:sz w:val="20"/>
+                <w:rFonts w:ascii="Arial" w:hAnsi="Arial" w:cs="Arial" w:eastAsia="Arial"/>
+                <w:sz w:val="24"/>
               </w:rPr>
               <w:t>Win probability per roll</w:t>
             </w:r>
@@ -293,11 +363,12 @@
           </w:tcPr>
           <w:p>
             <w:pPr>
-              <w:spacing w:after="0"/>
+              <w:spacing w:after="0" w:line="240" w:lineRule="auto"/>
             </w:pPr>
             <w:r>
               <w:rPr>
-                <w:sz w:val="20"/>
+                <w:rFonts w:ascii="Arial" w:hAnsi="Arial" w:cs="Arial" w:eastAsia="Arial"/>
+                <w:sz w:val="24"/>
               </w:rPr>
               <w:t>0.1667</w:t>
             </w:r>
@@ -310,11 +381,12 @@
           </w:tcPr>
           <w:p>
             <w:pPr>
-              <w:spacing w:after="0"/>
+              <w:spacing w:after="0" w:line="240" w:lineRule="auto"/>
             </w:pPr>
             <w:r>
               <w:rPr>
-                <w:sz w:val="20"/>
+                <w:rFonts w:ascii="Arial" w:hAnsi="Arial" w:cs="Arial" w:eastAsia="Arial"/>
+                <w:sz w:val="24"/>
               </w:rPr>
               <w:t>1/6 = 0.1667</w:t>
             </w:r>
@@ -332,11 +404,12 @@
           </w:tcPr>
           <w:p>
             <w:pPr>
-              <w:spacing w:after="0"/>
+              <w:spacing w:after="0" w:line="240" w:lineRule="auto"/>
             </w:pPr>
             <w:r>
               <w:rPr>
-                <w:sz w:val="20"/>
+                <w:rFonts w:ascii="Arial" w:hAnsi="Arial" w:cs="Arial" w:eastAsia="Arial"/>
+                <w:sz w:val="24"/>
               </w:rPr>
               <w:t>Mean ending balance</w:t>
             </w:r>
@@ -349,11 +422,12 @@
           </w:tcPr>
           <w:p>
             <w:pPr>
-              <w:spacing w:after="0"/>
+              <w:spacing w:after="0" w:line="240" w:lineRule="auto"/>
             </w:pPr>
             <w:r>
               <w:rPr>
-                <w:sz w:val="20"/>
+                <w:rFonts w:ascii="Arial" w:hAnsi="Arial" w:cs="Arial" w:eastAsia="Arial"/>
+                <w:sz w:val="24"/>
               </w:rPr>
               <w:t>$833.75</w:t>
             </w:r>
@@ -366,11 +440,12 @@
           </w:tcPr>
           <w:p>
             <w:pPr>
-              <w:spacing w:after="0"/>
+              <w:spacing w:after="0" w:line="240" w:lineRule="auto"/>
             </w:pPr>
             <w:r>
               <w:rPr>
-                <w:sz w:val="20"/>
+                <w:rFonts w:ascii="Arial" w:hAnsi="Arial" w:cs="Arial" w:eastAsia="Arial"/>
+                <w:sz w:val="24"/>
               </w:rPr>
               <w:t>$833.33</w:t>
             </w:r>
@@ -388,11 +463,12 @@
           </w:tcPr>
           <w:p>
             <w:pPr>
-              <w:spacing w:after="0"/>
+              <w:spacing w:after="0" w:line="240" w:lineRule="auto"/>
             </w:pPr>
             <w:r>
               <w:rPr>
-                <w:sz w:val="20"/>
+                <w:rFonts w:ascii="Arial" w:hAnsi="Arial" w:cs="Arial" w:eastAsia="Arial"/>
+                <w:sz w:val="24"/>
               </w:rPr>
               <w:t>Probability the player ends in profit</w:t>
             </w:r>
@@ -405,11 +481,12 @@
           </w:tcPr>
           <w:p>
             <w:pPr>
-              <w:spacing w:after="0"/>
+              <w:spacing w:after="0" w:line="240" w:lineRule="auto"/>
             </w:pPr>
             <w:r>
               <w:rPr>
-                <w:sz w:val="20"/>
+                <w:rFonts w:ascii="Arial" w:hAnsi="Arial" w:cs="Arial" w:eastAsia="Arial"/>
+                <w:sz w:val="24"/>
               </w:rPr>
               <w:t>0.0028</w:t>
             </w:r>
@@ -422,11 +499,12 @@
           </w:tcPr>
           <w:p>
             <w:pPr>
-              <w:spacing w:after="0"/>
+              <w:spacing w:after="0" w:line="240" w:lineRule="auto"/>
             </w:pPr>
             <w:r>
               <w:rPr>
-                <w:sz w:val="20"/>
+                <w:rFonts w:ascii="Arial" w:hAnsi="Arial" w:cs="Arial" w:eastAsia="Arial"/>
+                <w:sz w:val="24"/>
               </w:rPr>
               <w:t>0.0025 (more than 200 wins, binomial)</w:t>
             </w:r>
@@ -444,11 +522,12 @@
           </w:tcPr>
           <w:p>
             <w:pPr>
-              <w:spacing w:after="0"/>
+              <w:spacing w:after="0" w:line="240" w:lineRule="auto"/>
             </w:pPr>
             <w:r>
               <w:rPr>
-                <w:sz w:val="20"/>
+                <w:rFonts w:ascii="Arial" w:hAnsi="Arial" w:cs="Arial" w:eastAsia="Arial"/>
+                <w:sz w:val="24"/>
               </w:rPr>
               <w:t>Middle 90% of ending balances</w:t>
             </w:r>
@@ -461,11 +540,12 @@
           </w:tcPr>
           <w:p>
             <w:pPr>
-              <w:spacing w:after="0"/>
+              <w:spacing w:after="0" w:line="240" w:lineRule="auto"/>
             </w:pPr>
             <w:r>
               <w:rPr>
-                <w:sz w:val="20"/>
+                <w:rFonts w:ascii="Arial" w:hAnsi="Arial" w:cs="Arial" w:eastAsia="Arial"/>
+                <w:sz w:val="24"/>
               </w:rPr>
               <w:t>$740 to $935</w:t>
             </w:r>
@@ -478,11 +558,12 @@
           </w:tcPr>
           <w:p>
             <w:pPr>
-              <w:spacing w:after="0"/>
+              <w:spacing w:after="0" w:line="240" w:lineRule="auto"/>
             </w:pPr>
             <w:r>
               <w:rPr>
-                <w:sz w:val="20"/>
+                <w:rFonts w:ascii="Arial" w:hAnsi="Arial" w:cs="Arial" w:eastAsia="Arial"/>
+                <w:sz w:val="24"/>
               </w:rPr>
               <w:t>–</w:t>
             </w:r>
@@ -490,7 +571,11 @@
         </w:tc>
       </w:tr>
     </w:tbl>
-    <w:p/>
+    <w:p>
+      <w:pPr>
+        <w:spacing w:line="480" w:lineRule="auto"/>
+      </w:pPr>
+    </w:p>
     <w:tbl>
       <w:tblPr>
         <w:tblLayout w:type="fixed"/>
@@ -531,13 +616,14 @@
           </w:tcPr>
           <w:p>
             <w:pPr>
-              <w:spacing w:after="0"/>
+              <w:spacing w:after="0" w:line="240" w:lineRule="auto"/>
             </w:pPr>
             <w:r>
               <w:rPr>
+                <w:rFonts w:ascii="Arial" w:hAnsi="Arial" w:cs="Arial" w:eastAsia="Arial"/>
                 <w:b/>
                 <w:color w:val="FFFFFF"/>
-                <w:sz w:val="20"/>
+                <w:sz w:val="24"/>
               </w:rPr>
               <w:t>Payout</w:t>
             </w:r>
@@ -551,13 +637,14 @@
           </w:tcPr>
           <w:p>
             <w:pPr>
-              <w:spacing w:after="0"/>
+              <w:spacing w:after="0" w:line="240" w:lineRule="auto"/>
             </w:pPr>
             <w:r>
               <w:rPr>
+                <w:rFonts w:ascii="Arial" w:hAnsi="Arial" w:cs="Arial" w:eastAsia="Arial"/>
                 <w:b/>
                 <w:color w:val="FFFFFF"/>
-                <w:sz w:val="20"/>
+                <w:sz w:val="24"/>
               </w:rPr>
               <w:t>Expected ending balance</w:t>
             </w:r>
@@ -571,13 +658,14 @@
           </w:tcPr>
           <w:p>
             <w:pPr>
-              <w:spacing w:after="0"/>
+              <w:spacing w:after="0" w:line="240" w:lineRule="auto"/>
             </w:pPr>
             <w:r>
               <w:rPr>
+                <w:rFonts w:ascii="Arial" w:hAnsi="Arial" w:cs="Arial" w:eastAsia="Arial"/>
                 <w:b/>
                 <w:color w:val="FFFFFF"/>
-                <w:sz w:val="20"/>
+                <w:sz w:val="24"/>
               </w:rPr>
               <w:t>Probability of ending in profit</w:t>
             </w:r>
@@ -591,13 +679,14 @@
           </w:tcPr>
           <w:p>
             <w:pPr>
-              <w:spacing w:after="0"/>
+              <w:spacing w:after="0" w:line="240" w:lineRule="auto"/>
             </w:pPr>
             <w:r>
               <w:rPr>
+                <w:rFonts w:ascii="Arial" w:hAnsi="Arial" w:cs="Arial" w:eastAsia="Arial"/>
                 <w:b/>
                 <w:color w:val="FFFFFF"/>
-                <w:sz w:val="20"/>
+                <w:sz w:val="24"/>
               </w:rPr>
               <w:t>5th percentile balance</w:t>
             </w:r>
@@ -615,11 +704,12 @@
           </w:tcPr>
           <w:p>
             <w:pPr>
-              <w:spacing w:after="0"/>
+              <w:spacing w:after="0" w:line="240" w:lineRule="auto"/>
             </w:pPr>
             <w:r>
               <w:rPr>
-                <w:sz w:val="20"/>
+                <w:rFonts w:ascii="Arial" w:hAnsi="Arial" w:cs="Arial" w:eastAsia="Arial"/>
+                <w:sz w:val="24"/>
               </w:rPr>
               <w:t>4 × bet (Fizell)</w:t>
             </w:r>
@@ -632,11 +722,12 @@
           </w:tcPr>
           <w:p>
             <w:pPr>
-              <w:spacing w:after="0"/>
+              <w:spacing w:after="0" w:line="240" w:lineRule="auto"/>
             </w:pPr>
             <w:r>
               <w:rPr>
-                <w:sz w:val="20"/>
+                <w:rFonts w:ascii="Arial" w:hAnsi="Arial" w:cs="Arial" w:eastAsia="Arial"/>
+                <w:sz w:val="24"/>
               </w:rPr>
               <w:t>$833.33</w:t>
             </w:r>
@@ -649,11 +740,12 @@
           </w:tcPr>
           <w:p>
             <w:pPr>
-              <w:spacing w:after="0"/>
+              <w:spacing w:after="0" w:line="240" w:lineRule="auto"/>
             </w:pPr>
             <w:r>
               <w:rPr>
-                <w:sz w:val="20"/>
+                <w:rFonts w:ascii="Arial" w:hAnsi="Arial" w:cs="Arial" w:eastAsia="Arial"/>
+                <w:sz w:val="24"/>
               </w:rPr>
               <w:t>0.003</w:t>
             </w:r>
@@ -666,11 +758,12 @@
           </w:tcPr>
           <w:p>
             <w:pPr>
-              <w:spacing w:after="0"/>
+              <w:spacing w:after="0" w:line="240" w:lineRule="auto"/>
             </w:pPr>
             <w:r>
               <w:rPr>
-                <w:sz w:val="20"/>
+                <w:rFonts w:ascii="Arial" w:hAnsi="Arial" w:cs="Arial" w:eastAsia="Arial"/>
+                <w:sz w:val="24"/>
               </w:rPr>
               <w:t>$735</w:t>
             </w:r>
@@ -688,11 +781,12 @@
           </w:tcPr>
           <w:p>
             <w:pPr>
-              <w:spacing w:after="0"/>
+              <w:spacing w:after="0" w:line="240" w:lineRule="auto"/>
             </w:pPr>
             <w:r>
               <w:rPr>
-                <w:sz w:val="20"/>
+                <w:rFonts w:ascii="Arial" w:hAnsi="Arial" w:cs="Arial" w:eastAsia="Arial"/>
+                <w:sz w:val="24"/>
               </w:rPr>
               <w:t>5 × bet</w:t>
             </w:r>
@@ -705,11 +799,12 @@
           </w:tcPr>
           <w:p>
             <w:pPr>
-              <w:spacing w:after="0"/>
+              <w:spacing w:after="0" w:line="240" w:lineRule="auto"/>
             </w:pPr>
             <w:r>
               <w:rPr>
-                <w:sz w:val="20"/>
+                <w:rFonts w:ascii="Arial" w:hAnsi="Arial" w:cs="Arial" w:eastAsia="Arial"/>
+                <w:sz w:val="24"/>
               </w:rPr>
               <w:t>$1,000.00</w:t>
             </w:r>
@@ -722,11 +817,12 @@
           </w:tcPr>
           <w:p>
             <w:pPr>
-              <w:spacing w:after="0"/>
+              <w:spacing w:after="0" w:line="240" w:lineRule="auto"/>
             </w:pPr>
             <w:r>
               <w:rPr>
-                <w:sz w:val="20"/>
+                <w:rFonts w:ascii="Arial" w:hAnsi="Arial" w:cs="Arial" w:eastAsia="Arial"/>
+                <w:sz w:val="24"/>
               </w:rPr>
               <w:t>0.491</w:t>
             </w:r>
@@ -739,11 +835,12 @@
           </w:tcPr>
           <w:p>
             <w:pPr>
-              <w:spacing w:after="0"/>
+              <w:spacing w:after="0" w:line="240" w:lineRule="auto"/>
             </w:pPr>
             <w:r>
               <w:rPr>
-                <w:sz w:val="20"/>
+                <w:rFonts w:ascii="Arial" w:hAnsi="Arial" w:cs="Arial" w:eastAsia="Arial"/>
+                <w:sz w:val="24"/>
               </w:rPr>
               <w:t>$882</w:t>
             </w:r>
@@ -761,11 +858,12 @@
           </w:tcPr>
           <w:p>
             <w:pPr>
-              <w:spacing w:after="0"/>
+              <w:spacing w:after="0" w:line="240" w:lineRule="auto"/>
             </w:pPr>
             <w:r>
               <w:rPr>
-                <w:sz w:val="20"/>
+                <w:rFonts w:ascii="Arial" w:hAnsi="Arial" w:cs="Arial" w:eastAsia="Arial"/>
+                <w:sz w:val="24"/>
               </w:rPr>
               <w:t>6 × bet</w:t>
             </w:r>
@@ -778,11 +876,12 @@
           </w:tcPr>
           <w:p>
             <w:pPr>
-              <w:spacing w:after="0"/>
+              <w:spacing w:after="0" w:line="240" w:lineRule="auto"/>
             </w:pPr>
             <w:r>
               <w:rPr>
-                <w:sz w:val="20"/>
+                <w:rFonts w:ascii="Arial" w:hAnsi="Arial" w:cs="Arial" w:eastAsia="Arial"/>
+                <w:sz w:val="24"/>
               </w:rPr>
               <w:t>$1,166.67</w:t>
             </w:r>
@@ -795,11 +894,12 @@
           </w:tcPr>
           <w:p>
             <w:pPr>
-              <w:spacing w:after="0"/>
+              <w:spacing w:after="0" w:line="240" w:lineRule="auto"/>
             </w:pPr>
             <w:r>
               <w:rPr>
-                <w:sz w:val="20"/>
+                <w:rFonts w:ascii="Arial" w:hAnsi="Arial" w:cs="Arial" w:eastAsia="Arial"/>
+                <w:sz w:val="24"/>
               </w:rPr>
               <w:t>0.981</w:t>
             </w:r>
@@ -812,11 +912,12 @@
           </w:tcPr>
           <w:p>
             <w:pPr>
-              <w:spacing w:after="0"/>
+              <w:spacing w:after="0" w:line="240" w:lineRule="auto"/>
             </w:pPr>
             <w:r>
               <w:rPr>
-                <w:sz w:val="20"/>
+                <w:rFonts w:ascii="Arial" w:hAnsi="Arial" w:cs="Arial" w:eastAsia="Arial"/>
+                <w:sz w:val="24"/>
               </w:rPr>
               <w:t>$1,029</w:t>
             </w:r>
@@ -824,20 +925,33 @@
         </w:tc>
       </w:tr>
     </w:tbl>
-    <w:p/>
     <w:p>
+      <w:pPr>
+        <w:spacing w:line="480" w:lineRule="auto"/>
+      </w:pPr>
+    </w:p>
+    <w:p>
+      <w:pPr>
+        <w:spacing w:line="480" w:lineRule="auto"/>
+      </w:pPr>
       <w:r>
-        <w:rPr/>
+        <w:rPr>
+          <w:rFonts w:ascii="Arial" w:hAnsi="Arial" w:cs="Arial" w:eastAsia="Arial"/>
+        </w:rPr>
         <w:t>The final test estimated the probability of a double from 100 up to 1,000,000 simulated rolls. The 95% margin fell from ±0.070 to ±0.0007, so 100 times as many runs bought only 10 times the precision. That margin measures sampling error only, which is the point I carried into Artefact 3.</w:t>
       </w:r>
     </w:p>
     <w:p>
+      <w:pPr>
+        <w:spacing w:line="480" w:lineRule="auto"/>
+      </w:pPr>
       <w:r>
         <w:t xml:space="preserve">Notebook: </w:t>
       </w:r>
       <w:hyperlink r:id="rId30" w:history="1">
         <w:r>
           <w:rPr>
+            <w:rFonts w:ascii="Arial" w:hAnsi="Arial" w:cs="Arial" w:eastAsia="Arial"/>
             <w:color w:val="0563C1"/>
             <w:u w:val="single"/>
           </w:rPr>
@@ -848,14 +962,19 @@
     <w:p>
       <w:pPr>
         <w:pStyle w:val="Heading1"/>
+        <w:spacing w:line="480" w:lineRule="auto"/>
       </w:pPr>
       <w:r>
         <w:t>Artefact 2: Think Bayes, Chapters 1 and 2</w:t>
       </w:r>
     </w:p>
     <w:p>
+      <w:pPr>
+        <w:spacing w:line="480" w:lineRule="auto"/>
+      </w:pPr>
       <w:r>
         <w:rPr>
+          <w:rFonts w:ascii="Arial" w:hAnsi="Arial" w:cs="Arial" w:eastAsia="Arial"/>
           <w:i/>
         </w:rPr>
         <w:t>Risk modelling activity 2, based on Downey (2021). Python notebook: unit7_think_bayes_ch1_ch2.ipynb. Chapter 1 uses Downey’s extract of the General Social Survey (49,290 respondents); the notebook first checks that the data reproduce the figures printed in the chapter.</w:t>
@@ -900,13 +1019,14 @@
           </w:tcPr>
           <w:p>
             <w:pPr>
-              <w:spacing w:after="0"/>
+              <w:spacing w:after="0" w:line="240" w:lineRule="auto"/>
             </w:pPr>
             <w:r>
               <w:rPr>
+                <w:rFonts w:ascii="Arial" w:hAnsi="Arial" w:cs="Arial" w:eastAsia="Arial"/>
                 <w:b/>
                 <w:color w:val="FFFFFF"/>
-                <w:sz w:val="20"/>
+                <w:sz w:val="24"/>
               </w:rPr>
               <w:t>Exercise</w:t>
             </w:r>
@@ -920,13 +1040,14 @@
           </w:tcPr>
           <w:p>
             <w:pPr>
-              <w:spacing w:after="0"/>
+              <w:spacing w:after="0" w:line="240" w:lineRule="auto"/>
             </w:pPr>
             <w:r>
               <w:rPr>
+                <w:rFonts w:ascii="Arial" w:hAnsi="Arial" w:cs="Arial" w:eastAsia="Arial"/>
                 <w:b/>
                 <w:color w:val="FFFFFF"/>
-                <w:sz w:val="20"/>
+                <w:sz w:val="24"/>
               </w:rPr>
               <w:t>Answer</w:t>
             </w:r>
@@ -940,13 +1061,14 @@
           </w:tcPr>
           <w:p>
             <w:pPr>
-              <w:spacing w:after="0"/>
+              <w:spacing w:after="0" w:line="240" w:lineRule="auto"/>
             </w:pPr>
             <w:r>
               <w:rPr>
+                <w:rFonts w:ascii="Arial" w:hAnsi="Arial" w:cs="Arial" w:eastAsia="Arial"/>
                 <w:b/>
                 <w:color w:val="FFFFFF"/>
-                <w:sz w:val="20"/>
+                <w:sz w:val="24"/>
               </w:rPr>
               <w:t>What it showed me</w:t>
             </w:r>
@@ -964,11 +1086,12 @@
           </w:tcPr>
           <w:p>
             <w:pPr>
-              <w:spacing w:after="0"/>
+              <w:spacing w:after="0" w:line="240" w:lineRule="auto"/>
             </w:pPr>
             <w:r>
               <w:rPr>
-                <w:sz w:val="20"/>
+                <w:rFonts w:ascii="Arial" w:hAnsi="Arial" w:cs="Arial" w:eastAsia="Arial"/>
+                <w:sz w:val="24"/>
               </w:rPr>
               <w:t>1.1 P(liberal | Democrat) and P(Democrat | liberal)</w:t>
             </w:r>
@@ -981,11 +1104,12 @@
           </w:tcPr>
           <w:p>
             <w:pPr>
-              <w:spacing w:after="0"/>
+              <w:spacing w:after="0" w:line="240" w:lineRule="auto"/>
             </w:pPr>
             <w:r>
               <w:rPr>
-                <w:sz w:val="20"/>
+                <w:rFonts w:ascii="Arial" w:hAnsi="Arial" w:cs="Arial" w:eastAsia="Arial"/>
+                <w:sz w:val="24"/>
               </w:rPr>
               <w:t>0.389 and 0.521</w:t>
             </w:r>
@@ -998,11 +1122,12 @@
           </w:tcPr>
           <w:p>
             <w:pPr>
-              <w:spacing w:after="0"/>
+              <w:spacing w:after="0" w:line="240" w:lineRule="auto"/>
             </w:pPr>
             <w:r>
               <w:rPr>
-                <w:sz w:val="20"/>
+                <w:rFonts w:ascii="Arial" w:hAnsi="Arial" w:cs="Arial" w:eastAsia="Arial"/>
+                <w:sz w:val="24"/>
               </w:rPr>
               <w:t>Conditional probability is not commutative; the two differ because the groups are different sizes.</w:t>
             </w:r>
@@ -1020,11 +1145,12 @@
           </w:tcPr>
           <w:p>
             <w:pPr>
-              <w:spacing w:after="0"/>
+              <w:spacing w:after="0" w:line="240" w:lineRule="auto"/>
             </w:pPr>
             <w:r>
               <w:rPr>
-                <w:sz w:val="20"/>
+                <w:rFonts w:ascii="Arial" w:hAnsi="Arial" w:cs="Arial" w:eastAsia="Arial"/>
+                <w:sz w:val="24"/>
               </w:rPr>
               <w:t>1.2 Linda: P(banker | female) and P(banker and liberal Democrat | female)</w:t>
             </w:r>
@@ -1037,11 +1163,12 @@
           </w:tcPr>
           <w:p>
             <w:pPr>
-              <w:spacing w:after="0"/>
+              <w:spacing w:after="0" w:line="240" w:lineRule="auto"/>
             </w:pPr>
             <w:r>
               <w:rPr>
-                <w:sz w:val="20"/>
+                <w:rFonts w:ascii="Arial" w:hAnsi="Arial" w:cs="Arial" w:eastAsia="Arial"/>
+                <w:sz w:val="24"/>
               </w:rPr>
               <w:t>0.0212 and 0.0023</w:t>
             </w:r>
@@ -1054,11 +1181,12 @@
           </w:tcPr>
           <w:p>
             <w:pPr>
-              <w:spacing w:after="0"/>
+              <w:spacing w:after="0" w:line="240" w:lineRule="auto"/>
             </w:pPr>
             <w:r>
               <w:rPr>
-                <w:sz w:val="20"/>
+                <w:rFonts w:ascii="Arial" w:hAnsi="Arial" w:cs="Arial" w:eastAsia="Arial"/>
+                <w:sz w:val="24"/>
               </w:rPr>
               <w:t>Adding a detail that fits the description makes it about nine times less likely: the conjunction fallacy.</w:t>
             </w:r>
@@ -1076,11 +1204,12 @@
           </w:tcPr>
           <w:p>
             <w:pPr>
-              <w:spacing w:after="0"/>
+              <w:spacing w:after="0" w:line="240" w:lineRule="auto"/>
             </w:pPr>
             <w:r>
               <w:rPr>
-                <w:sz w:val="20"/>
+                <w:rFonts w:ascii="Arial" w:hAnsi="Arial" w:cs="Arial" w:eastAsia="Arial"/>
+                <w:sz w:val="24"/>
               </w:rPr>
               <w:t>1.3 (a) P(young and liberal); (b) P(liberal | young)</w:t>
             </w:r>
@@ -1093,11 +1222,12 @@
           </w:tcPr>
           <w:p>
             <w:pPr>
-              <w:spacing w:after="0"/>
+              <w:spacing w:after="0" w:line="240" w:lineRule="auto"/>
             </w:pPr>
             <w:r>
               <w:rPr>
-                <w:sz w:val="20"/>
+                <w:rFonts w:ascii="Arial" w:hAnsi="Arial" w:cs="Arial" w:eastAsia="Arial"/>
+                <w:sz w:val="24"/>
               </w:rPr>
               <w:t>(a) 0.066; (b) 0.338</w:t>
             </w:r>
@@ -1110,11 +1240,12 @@
           </w:tcPr>
           <w:p>
             <w:pPr>
-              <w:spacing w:after="0"/>
+              <w:spacing w:after="0" w:line="240" w:lineRule="auto"/>
             </w:pPr>
             <w:r>
               <w:rPr>
-                <w:sz w:val="20"/>
+                <w:rFonts w:ascii="Arial" w:hAnsi="Arial" w:cs="Arial" w:eastAsia="Arial"/>
+                <w:sz w:val="24"/>
               </w:rPr>
               <w:t>(a) is a conjunction over all respondents, (b) a conditional probability within a subgroup.</w:t>
             </w:r>
@@ -1132,11 +1263,12 @@
           </w:tcPr>
           <w:p>
             <w:pPr>
-              <w:spacing w:after="0"/>
+              <w:spacing w:after="0" w:line="240" w:lineRule="auto"/>
             </w:pPr>
             <w:r>
               <w:rPr>
-                <w:sz w:val="20"/>
+                <w:rFonts w:ascii="Arial" w:hAnsi="Arial" w:cs="Arial" w:eastAsia="Arial"/>
+                <w:sz w:val="24"/>
               </w:rPr>
               <w:t>1.3 (c) P(old and conservative); (d) P(old | conservative)</w:t>
             </w:r>
@@ -1149,11 +1281,12 @@
           </w:tcPr>
           <w:p>
             <w:pPr>
-              <w:spacing w:after="0"/>
+              <w:spacing w:after="0" w:line="240" w:lineRule="auto"/>
             </w:pPr>
             <w:r>
               <w:rPr>
-                <w:sz w:val="20"/>
+                <w:rFonts w:ascii="Arial" w:hAnsi="Arial" w:cs="Arial" w:eastAsia="Arial"/>
+                <w:sz w:val="24"/>
               </w:rPr>
               <w:t>(c) 0.067; (d) 0.196</w:t>
             </w:r>
@@ -1166,11 +1299,12 @@
           </w:tcPr>
           <w:p>
             <w:pPr>
-              <w:spacing w:after="0"/>
+              <w:spacing w:after="0" w:line="240" w:lineRule="auto"/>
             </w:pPr>
             <w:r>
               <w:rPr>
-                <w:sz w:val="20"/>
+                <w:rFonts w:ascii="Arial" w:hAnsi="Arial" w:cs="Arial" w:eastAsia="Arial"/>
+                <w:sz w:val="24"/>
               </w:rPr>
               <w:t>Under Downey’s 30% check, so the arguments are the right way round. P(conservative | old) is 0.387.</w:t>
             </w:r>
@@ -1188,11 +1322,12 @@
           </w:tcPr>
           <w:p>
             <w:pPr>
-              <w:spacing w:after="0"/>
+              <w:spacing w:after="0" w:line="240" w:lineRule="auto"/>
             </w:pPr>
             <w:r>
               <w:rPr>
-                <w:sz w:val="20"/>
+                <w:rFonts w:ascii="Arial" w:hAnsi="Arial" w:cs="Arial" w:eastAsia="Arial"/>
+                <w:sz w:val="24"/>
               </w:rPr>
               <w:t>2.1 Trick coin: P(trick | heads seen)</w:t>
             </w:r>
@@ -1205,11 +1340,12 @@
           </w:tcPr>
           <w:p>
             <w:pPr>
-              <w:spacing w:after="0"/>
+              <w:spacing w:after="0" w:line="240" w:lineRule="auto"/>
             </w:pPr>
             <w:r>
               <w:rPr>
-                <w:sz w:val="20"/>
+                <w:rFonts w:ascii="Arial" w:hAnsi="Arial" w:cs="Arial" w:eastAsia="Arial"/>
+                <w:sz w:val="24"/>
               </w:rPr>
               <w:t>2/3</w:t>
             </w:r>
@@ -1222,11 +1358,12 @@
           </w:tcPr>
           <w:p>
             <w:pPr>
-              <w:spacing w:after="0"/>
+              <w:spacing w:after="0" w:line="240" w:lineRule="auto"/>
             </w:pPr>
             <w:r>
               <w:rPr>
-                <w:sz w:val="20"/>
+                <w:rFonts w:ascii="Arial" w:hAnsi="Arial" w:cs="Arial" w:eastAsia="Arial"/>
+                <w:sz w:val="24"/>
               </w:rPr>
               <w:t>Heads is twice as likely with the trick coin, so it doubles that coin’s share.</w:t>
             </w:r>
@@ -1244,11 +1381,12 @@
           </w:tcPr>
           <w:p>
             <w:pPr>
-              <w:spacing w:after="0"/>
+              <w:spacing w:after="0" w:line="240" w:lineRule="auto"/>
             </w:pPr>
             <w:r>
               <w:rPr>
-                <w:sz w:val="20"/>
+                <w:rFonts w:ascii="Arial" w:hAnsi="Arial" w:cs="Arial" w:eastAsia="Arial"/>
+                <w:sz w:val="24"/>
               </w:rPr>
               <w:t>2.2 Two children, at least one a girl: P(both girls)</w:t>
             </w:r>
@@ -1261,11 +1399,12 @@
           </w:tcPr>
           <w:p>
             <w:pPr>
-              <w:spacing w:after="0"/>
+              <w:spacing w:after="0" w:line="240" w:lineRule="auto"/>
             </w:pPr>
             <w:r>
               <w:rPr>
-                <w:sz w:val="20"/>
+                <w:rFonts w:ascii="Arial" w:hAnsi="Arial" w:cs="Arial" w:eastAsia="Arial"/>
+                <w:sz w:val="24"/>
               </w:rPr>
               <w:t>1/3</w:t>
             </w:r>
@@ -1278,11 +1417,12 @@
           </w:tcPr>
           <w:p>
             <w:pPr>
-              <w:spacing w:after="0"/>
+              <w:spacing w:after="0" w:line="240" w:lineRule="auto"/>
             </w:pPr>
             <w:r>
               <w:rPr>
-                <w:sz w:val="20"/>
+                <w:rFonts w:ascii="Arial" w:hAnsi="Arial" w:cs="Arial" w:eastAsia="Arial"/>
+                <w:sz w:val="24"/>
               </w:rPr>
               <w:t>The answer depends on exactly what was observed, not only on what is known.</w:t>
             </w:r>
@@ -1300,11 +1440,12 @@
           </w:tcPr>
           <w:p>
             <w:pPr>
-              <w:spacing w:after="0"/>
+              <w:spacing w:after="0" w:line="240" w:lineRule="auto"/>
             </w:pPr>
             <w:r>
               <w:rPr>
-                <w:sz w:val="20"/>
+                <w:rFonts w:ascii="Arial" w:hAnsi="Arial" w:cs="Arial" w:eastAsia="Arial"/>
+                <w:sz w:val="24"/>
               </w:rPr>
               <w:t>2.3 Monty prefers Door 2: (a) opens Door 2, P(car behind 3); (b) opens Door 3, P(car behind 2)</w:t>
             </w:r>
@@ -1317,11 +1458,12 @@
           </w:tcPr>
           <w:p>
             <w:pPr>
-              <w:spacing w:after="0"/>
+              <w:spacing w:after="0" w:line="240" w:lineRule="auto"/>
             </w:pPr>
             <w:r>
               <w:rPr>
-                <w:sz w:val="20"/>
+                <w:rFonts w:ascii="Arial" w:hAnsi="Arial" w:cs="Arial" w:eastAsia="Arial"/>
+                <w:sz w:val="24"/>
               </w:rPr>
               <w:t>(a) 1/2; (b) 1</w:t>
             </w:r>
@@ -1334,11 +1476,12 @@
           </w:tcPr>
           <w:p>
             <w:pPr>
-              <w:spacing w:after="0"/>
+              <w:spacing w:after="0" w:line="240" w:lineRule="auto"/>
             </w:pPr>
             <w:r>
               <w:rPr>
-                <w:sz w:val="20"/>
+                <w:rFonts w:ascii="Arial" w:hAnsi="Arial" w:cs="Arial" w:eastAsia="Arial"/>
+                <w:sz w:val="24"/>
               </w:rPr>
               <w:t>A likelihood is a model of how the evidence was produced. Change the host’s habits and the same observation means something else.</w:t>
             </w:r>
@@ -1356,11 +1499,12 @@
           </w:tcPr>
           <w:p>
             <w:pPr>
-              <w:spacing w:after="0"/>
+              <w:spacing w:after="0" w:line="240" w:lineRule="auto"/>
             </w:pPr>
             <w:r>
               <w:rPr>
-                <w:sz w:val="20"/>
+                <w:rFonts w:ascii="Arial" w:hAnsi="Arial" w:cs="Arial" w:eastAsia="Arial"/>
+                <w:sz w:val="24"/>
               </w:rPr>
               <w:t>2.4 M&amp;M’s: P(yellow came from the 1994 bag)</w:t>
             </w:r>
@@ -1373,11 +1517,12 @@
           </w:tcPr>
           <w:p>
             <w:pPr>
-              <w:spacing w:after="0"/>
+              <w:spacing w:after="0" w:line="240" w:lineRule="auto"/>
             </w:pPr>
             <w:r>
               <w:rPr>
-                <w:sz w:val="20"/>
+                <w:rFonts w:ascii="Arial" w:hAnsi="Arial" w:cs="Arial" w:eastAsia="Arial"/>
+                <w:sz w:val="24"/>
               </w:rPr>
               <w:t>20/27 ≈ 0.741</w:t>
             </w:r>
@@ -1390,11 +1535,12 @@
           </w:tcPr>
           <w:p>
             <w:pPr>
-              <w:spacing w:after="0"/>
+              <w:spacing w:after="0" w:line="240" w:lineRule="auto"/>
             </w:pPr>
             <w:r>
               <w:rPr>
-                <w:sz w:val="20"/>
+                <w:rFonts w:ascii="Arial" w:hAnsi="Arial" w:cs="Arial" w:eastAsia="Arial"/>
+                <w:sz w:val="24"/>
               </w:rPr>
               <w:t>Hypotheses must be defined over the whole situation (which bag is which), not over single sweets.</w:t>
             </w:r>
@@ -1412,11 +1558,12 @@
           </w:tcPr>
           <w:p>
             <w:pPr>
-              <w:spacing w:after="0"/>
+              <w:spacing w:after="0" w:line="240" w:lineRule="auto"/>
             </w:pPr>
             <w:r>
               <w:rPr>
-                <w:sz w:val="20"/>
+                <w:rFonts w:ascii="Arial" w:hAnsi="Arial" w:cs="Arial" w:eastAsia="Arial"/>
+                <w:sz w:val="24"/>
               </w:rPr>
               <w:t>Extension: P(attack | alert) with 95% detection, 2% false alarms and a base rate of 1 in 1,000 (illustrative figures)</w:t>
             </w:r>
@@ -1429,11 +1576,12 @@
           </w:tcPr>
           <w:p>
             <w:pPr>
-              <w:spacing w:after="0"/>
+              <w:spacing w:after="0" w:line="240" w:lineRule="auto"/>
             </w:pPr>
             <w:r>
               <w:rPr>
-                <w:sz w:val="20"/>
+                <w:rFonts w:ascii="Arial" w:hAnsi="Arial" w:cs="Arial" w:eastAsia="Arial"/>
+                <w:sz w:val="24"/>
               </w:rPr>
               <w:t>0.045</w:t>
             </w:r>
@@ -1446,11 +1594,12 @@
           </w:tcPr>
           <w:p>
             <w:pPr>
-              <w:spacing w:after="0"/>
+              <w:spacing w:after="0" w:line="240" w:lineRule="auto"/>
             </w:pPr>
             <w:r>
               <w:rPr>
-                <w:sz w:val="20"/>
+                <w:rFonts w:ascii="Arial" w:hAnsi="Arial" w:cs="Arial" w:eastAsia="Arial"/>
+                <w:sz w:val="24"/>
               </w:rPr>
               <w:t>A strong detection rate does not mean most alerts are real. The base rate dominates.</w:t>
             </w:r>
@@ -1458,14 +1607,22 @@
         </w:tc>
       </w:tr>
     </w:tbl>
-    <w:p/>
     <w:p>
+      <w:pPr>
+        <w:spacing w:line="480" w:lineRule="auto"/>
+      </w:pPr>
+    </w:p>
+    <w:p>
+      <w:pPr>
+        <w:spacing w:line="480" w:lineRule="auto"/>
+      </w:pPr>
       <w:r>
         <w:t xml:space="preserve">Notebook: </w:t>
       </w:r>
       <w:hyperlink r:id="rId31" w:history="1">
         <w:r>
           <w:rPr>
+            <w:rFonts w:ascii="Arial" w:hAnsi="Arial" w:cs="Arial" w:eastAsia="Arial"/>
             <w:color w:val="0563C1"/>
             <w:u w:val="single"/>
           </w:rPr>
@@ -1476,14 +1633,19 @@
     <w:p>
       <w:pPr>
         <w:pStyle w:val="Heading1"/>
+        <w:spacing w:line="480" w:lineRule="auto"/>
       </w:pPr>
       <w:r>
         <w:t>Artefact 3: Revisiting the Pampered Pets Quantitative Model</w:t>
       </w:r>
     </w:p>
     <w:p>
+      <w:pPr>
+        <w:spacing w:line="480" w:lineRule="auto"/>
+      </w:pPr>
       <w:r>
         <w:rPr>
+          <w:rFonts w:ascii="Arial" w:hAnsi="Arial" w:cs="Arial" w:eastAsia="Arial"/>
           <w:i/>
         </w:rPr>
         <w:t>Applies the two activities to the Monte Carlo model and the platform decision in my executive summary (Stevens, 2026). Python notebook: unit7_pampered_pets_quantitative_review.ipynb. All inputs are the published figures, except the quality control test in section 2, which is hypothetical.</w:t>
@@ -1492,14 +1654,20 @@
     <w:p>
       <w:pPr>
         <w:pStyle w:val="Heading2"/>
+        <w:spacing w:line="480" w:lineRule="auto"/>
       </w:pPr>
       <w:r>
         <w:t>1. Monte Carlo: what the published interval measured</w:t>
       </w:r>
     </w:p>
     <w:p>
+      <w:pPr>
+        <w:spacing w:line="480" w:lineRule="auto"/>
+      </w:pPr>
       <w:r>
-        <w:rPr/>
+        <w:rPr>
+          <w:rFonts w:ascii="Arial" w:hAnsi="Arial" w:cs="Arial" w:eastAsia="Arial"/>
+        </w:rPr>
         <w:t>I rebuilt the quality model from its six triangular inputs and reproduced all three published results. Because each simulated year draws a probability and then a single event, the result depends only on the means of the distributions and can be calculated exactly. The published intervals are Monte Carlo sampling error. Running the model in two stages, with 20,000 sets of inputs drawn from the experts’ ranges, shows how uncertain the results really are.</w:t>
       </w:r>
     </w:p>
@@ -1543,13 +1711,14 @@
           </w:tcPr>
           <w:p>
             <w:pPr>
-              <w:spacing w:after="0"/>
+              <w:spacing w:after="0" w:line="240" w:lineRule="auto"/>
             </w:pPr>
             <w:r>
               <w:rPr>
+                <w:rFonts w:ascii="Arial" w:hAnsi="Arial" w:cs="Arial" w:eastAsia="Arial"/>
                 <w:b/>
                 <w:color w:val="FFFFFF"/>
-                <w:sz w:val="20"/>
+                <w:sz w:val="24"/>
               </w:rPr>
               <w:t>Outcome (annual probability)</w:t>
             </w:r>
@@ -1563,13 +1732,14 @@
           </w:tcPr>
           <w:p>
             <w:pPr>
-              <w:spacing w:after="0"/>
+              <w:spacing w:after="0" w:line="240" w:lineRule="auto"/>
             </w:pPr>
             <w:r>
               <w:rPr>
+                <w:rFonts w:ascii="Arial" w:hAnsi="Arial" w:cs="Arial" w:eastAsia="Arial"/>
                 <w:b/>
                 <w:color w:val="FFFFFF"/>
-                <w:sz w:val="20"/>
+                <w:sz w:val="24"/>
               </w:rPr>
               <w:t>Published</w:t>
             </w:r>
@@ -1583,13 +1753,14 @@
           </w:tcPr>
           <w:p>
             <w:pPr>
-              <w:spacing w:after="0"/>
+              <w:spacing w:after="0" w:line="240" w:lineRule="auto"/>
             </w:pPr>
             <w:r>
               <w:rPr>
+                <w:rFonts w:ascii="Arial" w:hAnsi="Arial" w:cs="Arial" w:eastAsia="Arial"/>
                 <w:b/>
                 <w:color w:val="FFFFFF"/>
-                <w:sz w:val="20"/>
+                <w:sz w:val="24"/>
               </w:rPr>
               <w:t>Exact calculation</w:t>
             </w:r>
@@ -1603,13 +1774,14 @@
           </w:tcPr>
           <w:p>
             <w:pPr>
-              <w:spacing w:after="0"/>
+              <w:spacing w:after="0" w:line="240" w:lineRule="auto"/>
             </w:pPr>
             <w:r>
               <w:rPr>
+                <w:rFonts w:ascii="Arial" w:hAnsi="Arial" w:cs="Arial" w:eastAsia="Arial"/>
                 <w:b/>
                 <w:color w:val="FFFFFF"/>
-                <w:sz w:val="20"/>
+                <w:sz w:val="24"/>
               </w:rPr>
               <w:t>90% range from the input ranges</w:t>
             </w:r>
@@ -1627,11 +1799,12 @@
           </w:tcPr>
           <w:p>
             <w:pPr>
-              <w:spacing w:after="0"/>
+              <w:spacing w:after="0" w:line="240" w:lineRule="auto"/>
             </w:pPr>
             <w:r>
               <w:rPr>
-                <w:sz w:val="20"/>
+                <w:rFonts w:ascii="Arial" w:hAnsi="Arial" w:cs="Arial" w:eastAsia="Arial"/>
+                <w:sz w:val="24"/>
               </w:rPr>
               <w:t>Minor quality deviation</w:t>
             </w:r>
@@ -1644,11 +1817,12 @@
           </w:tcPr>
           <w:p>
             <w:pPr>
-              <w:spacing w:after="0"/>
+              <w:spacing w:after="0" w:line="240" w:lineRule="auto"/>
             </w:pPr>
             <w:r>
               <w:rPr>
-                <w:sz w:val="20"/>
+                <w:rFonts w:ascii="Arial" w:hAnsi="Arial" w:cs="Arial" w:eastAsia="Arial"/>
+                <w:sz w:val="24"/>
               </w:rPr>
               <w:t>17.8% ± 0.13%</w:t>
             </w:r>
@@ -1661,11 +1835,12 @@
           </w:tcPr>
           <w:p>
             <w:pPr>
-              <w:spacing w:after="0"/>
+              <w:spacing w:after="0" w:line="240" w:lineRule="auto"/>
             </w:pPr>
             <w:r>
               <w:rPr>
-                <w:sz w:val="20"/>
+                <w:rFonts w:ascii="Arial" w:hAnsi="Arial" w:cs="Arial" w:eastAsia="Arial"/>
+                <w:sz w:val="24"/>
               </w:rPr>
               <w:t>17.9%</w:t>
             </w:r>
@@ -1678,11 +1853,12 @@
           </w:tcPr>
           <w:p>
             <w:pPr>
-              <w:spacing w:after="0"/>
+              <w:spacing w:after="0" w:line="240" w:lineRule="auto"/>
             </w:pPr>
             <w:r>
               <w:rPr>
-                <w:sz w:val="20"/>
+                <w:rFonts w:ascii="Arial" w:hAnsi="Arial" w:cs="Arial" w:eastAsia="Arial"/>
+                <w:sz w:val="24"/>
               </w:rPr>
               <w:t>15.0% to 20.9%</w:t>
             </w:r>
@@ -1700,11 +1876,12 @@
           </w:tcPr>
           <w:p>
             <w:pPr>
-              <w:spacing w:after="0"/>
+              <w:spacing w:after="0" w:line="240" w:lineRule="auto"/>
             </w:pPr>
             <w:r>
               <w:rPr>
-                <w:sz w:val="20"/>
+                <w:rFonts w:ascii="Arial" w:hAnsi="Arial" w:cs="Arial" w:eastAsia="Arial"/>
+                <w:sz w:val="24"/>
               </w:rPr>
               <w:t>Major quality failure</w:t>
             </w:r>
@@ -1717,11 +1894,12 @@
           </w:tcPr>
           <w:p>
             <w:pPr>
-              <w:spacing w:after="0"/>
+              <w:spacing w:after="0" w:line="240" w:lineRule="auto"/>
             </w:pPr>
             <w:r>
               <w:rPr>
-                <w:sz w:val="20"/>
+                <w:rFonts w:ascii="Arial" w:hAnsi="Arial" w:cs="Arial" w:eastAsia="Arial"/>
+                <w:sz w:val="24"/>
               </w:rPr>
               <w:t>4.6% ± 0.08%</w:t>
             </w:r>
@@ -1734,11 +1912,12 @@
           </w:tcPr>
           <w:p>
             <w:pPr>
-              <w:spacing w:after="0"/>
+              <w:spacing w:after="0" w:line="240" w:lineRule="auto"/>
             </w:pPr>
             <w:r>
               <w:rPr>
-                <w:sz w:val="20"/>
+                <w:rFonts w:ascii="Arial" w:hAnsi="Arial" w:cs="Arial" w:eastAsia="Arial"/>
+                <w:sz w:val="24"/>
               </w:rPr>
               <w:t>4.6%</w:t>
             </w:r>
@@ -1751,11 +1930,12 @@
           </w:tcPr>
           <w:p>
             <w:pPr>
-              <w:spacing w:after="0"/>
+              <w:spacing w:after="0" w:line="240" w:lineRule="auto"/>
             </w:pPr>
             <w:r>
               <w:rPr>
-                <w:sz w:val="20"/>
+                <w:rFonts w:ascii="Arial" w:hAnsi="Arial" w:cs="Arial" w:eastAsia="Arial"/>
+                <w:sz w:val="24"/>
               </w:rPr>
               <w:t>2.8% to 6.4%</w:t>
             </w:r>
@@ -1773,11 +1953,12 @@
           </w:tcPr>
           <w:p>
             <w:pPr>
-              <w:spacing w:after="0"/>
+              <w:spacing w:after="0" w:line="240" w:lineRule="auto"/>
             </w:pPr>
             <w:r>
               <w:rPr>
-                <w:sz w:val="20"/>
+                <w:rFonts w:ascii="Arial" w:hAnsi="Arial" w:cs="Arial" w:eastAsia="Arial"/>
+                <w:sz w:val="24"/>
               </w:rPr>
               <w:t>Any quality event</w:t>
             </w:r>
@@ -1790,11 +1971,12 @@
           </w:tcPr>
           <w:p>
             <w:pPr>
-              <w:spacing w:after="0"/>
+              <w:spacing w:after="0" w:line="240" w:lineRule="auto"/>
             </w:pPr>
             <w:r>
               <w:rPr>
-                <w:sz w:val="20"/>
+                <w:rFonts w:ascii="Arial" w:hAnsi="Arial" w:cs="Arial" w:eastAsia="Arial"/>
+                <w:sz w:val="24"/>
               </w:rPr>
               <w:t>21.6% ± 0.15%</w:t>
             </w:r>
@@ -1807,11 +1989,12 @@
           </w:tcPr>
           <w:p>
             <w:pPr>
-              <w:spacing w:after="0"/>
+              <w:spacing w:after="0" w:line="240" w:lineRule="auto"/>
             </w:pPr>
             <w:r>
               <w:rPr>
-                <w:sz w:val="20"/>
+                <w:rFonts w:ascii="Arial" w:hAnsi="Arial" w:cs="Arial" w:eastAsia="Arial"/>
+                <w:sz w:val="24"/>
               </w:rPr>
               <w:t>21.6%</w:t>
             </w:r>
@@ -1824,11 +2007,12 @@
           </w:tcPr>
           <w:p>
             <w:pPr>
-              <w:spacing w:after="0"/>
+              <w:spacing w:after="0" w:line="240" w:lineRule="auto"/>
             </w:pPr>
             <w:r>
               <w:rPr>
-                <w:sz w:val="20"/>
+                <w:rFonts w:ascii="Arial" w:hAnsi="Arial" w:cs="Arial" w:eastAsia="Arial"/>
+                <w:sz w:val="24"/>
               </w:rPr>
               <w:t>18.4% to 24.9%</w:t>
             </w:r>
@@ -1836,8 +2020,15 @@
         </w:tc>
       </w:tr>
     </w:tbl>
-    <w:p/>
     <w:p>
+      <w:pPr>
+        <w:spacing w:line="480" w:lineRule="auto"/>
+      </w:pPr>
+    </w:p>
+    <w:p>
+      <w:pPr>
+        <w:spacing w:line="480" w:lineRule="auto"/>
+      </w:pPr>
       <w:r>
         <w:drawing>
           <wp:inline xmlns:a="http://schemas.openxmlformats.org/drawingml/2006/main" xmlns:pic="http://schemas.openxmlformats.org/drawingml/2006/picture">
@@ -1874,32 +2065,46 @@
       </w:r>
     </w:p>
     <w:p>
+      <w:pPr>
+        <w:spacing w:line="480" w:lineRule="auto"/>
+      </w:pPr>
       <w:r>
-        <w:rPr/>
+        <w:rPr>
+          <w:rFonts w:ascii="Arial" w:hAnsi="Arial" w:cs="Arial" w:eastAsia="Arial"/>
+        </w:rPr>
         <w:t>The rank correlation between each input and the probability of a major failure was −0.88 for the quality control detection rate, against 0.32 for severe supplier defects and 0.30 for cyber-enabled tampering. The detection rate is the estimate most worth improving.</w:t>
       </w:r>
     </w:p>
     <w:p>
       <w:pPr>
         <w:pStyle w:val="Heading2"/>
+        <w:spacing w:line="480" w:lineRule="auto"/>
       </w:pPr>
       <w:r>
         <w:t>2. Bayes: updating the detection rate</w:t>
       </w:r>
     </w:p>
     <w:p>
+      <w:pPr>
+        <w:spacing w:line="480" w:lineRule="auto"/>
+      </w:pPr>
       <w:r>
-        <w:rPr/>
+        <w:rPr>
+          <w:rFonts w:ascii="Arial" w:hAnsi="Arial" w:cs="Arial" w:eastAsia="Arial"/>
+        </w:rPr>
         <w:t xml:space="preserve">A Bayes table, as in </w:t>
       </w:r>
       <w:r>
         <w:rPr>
+          <w:rFonts w:ascii="Arial" w:hAnsi="Arial" w:cs="Arial" w:eastAsia="Arial"/>
           <w:i/>
         </w:rPr>
         <w:t>Think Bayes</w:t>
       </w:r>
       <w:r>
-        <w:rPr/>
+        <w:rPr>
+          <w:rFonts w:ascii="Arial" w:hAnsi="Arial" w:cs="Arial" w:eastAsia="Arial"/>
+        </w:rPr>
         <w:t xml:space="preserve"> chapter 2, with 1,001 hypotheses for the detection rate and a hypothetical test in which quality control catches 11 of 20 deliberately faulty batches. The expert prior is the executive summary’s Tri(0.50, 0.65, 0.85); the open prior treats every rate from 0 to 1 as equally likely.</w:t>
       </w:r>
     </w:p>
@@ -1942,7 +2147,7 @@
           </w:tcPr>
           <w:p>
             <w:pPr>
-              <w:spacing w:after="0"/>
+              <w:spacing w:after="0" w:line="240" w:lineRule="auto"/>
             </w:pPr>
           </w:p>
         </w:tc>
@@ -1954,13 +2159,14 @@
           </w:tcPr>
           <w:p>
             <w:pPr>
-              <w:spacing w:after="0"/>
+              <w:spacing w:after="0" w:line="240" w:lineRule="auto"/>
             </w:pPr>
             <w:r>
               <w:rPr>
+                <w:rFonts w:ascii="Arial" w:hAnsi="Arial" w:cs="Arial" w:eastAsia="Arial"/>
                 <w:b/>
                 <w:color w:val="FFFFFF"/>
-                <w:sz w:val="20"/>
+                <w:sz w:val="24"/>
               </w:rPr>
               <w:t>Detection rate: mean (5th–95th percentile)</w:t>
             </w:r>
@@ -1974,13 +2180,14 @@
           </w:tcPr>
           <w:p>
             <w:pPr>
-              <w:spacing w:after="0"/>
+              <w:spacing w:after="0" w:line="240" w:lineRule="auto"/>
             </w:pPr>
             <w:r>
               <w:rPr>
+                <w:rFonts w:ascii="Arial" w:hAnsi="Arial" w:cs="Arial" w:eastAsia="Arial"/>
                 <w:b/>
                 <w:color w:val="FFFFFF"/>
-                <w:sz w:val="20"/>
+                <w:sz w:val="24"/>
               </w:rPr>
               <w:t>P(major failure): mean (5th–95th percentile)</w:t>
             </w:r>
@@ -1998,11 +2205,12 @@
           </w:tcPr>
           <w:p>
             <w:pPr>
-              <w:spacing w:after="0"/>
+              <w:spacing w:after="0" w:line="240" w:lineRule="auto"/>
             </w:pPr>
             <w:r>
               <w:rPr>
-                <w:sz w:val="20"/>
+                <w:rFonts w:ascii="Arial" w:hAnsi="Arial" w:cs="Arial" w:eastAsia="Arial"/>
+                <w:sz w:val="24"/>
               </w:rPr>
               <w:t>Executive summary (expert prior, no test)</w:t>
             </w:r>
@@ -2015,11 +2223,12 @@
           </w:tcPr>
           <w:p>
             <w:pPr>
-              <w:spacing w:after="0"/>
+              <w:spacing w:after="0" w:line="240" w:lineRule="auto"/>
             </w:pPr>
             <w:r>
               <w:rPr>
-                <w:sz w:val="20"/>
+                <w:rFonts w:ascii="Arial" w:hAnsi="Arial" w:cs="Arial" w:eastAsia="Arial"/>
+                <w:sz w:val="24"/>
               </w:rPr>
               <w:t>0.667 (0.551–0.791)</w:t>
             </w:r>
@@ -2032,11 +2241,12 @@
           </w:tcPr>
           <w:p>
             <w:pPr>
-              <w:spacing w:after="0"/>
+              <w:spacing w:after="0" w:line="240" w:lineRule="auto"/>
             </w:pPr>
             <w:r>
               <w:rPr>
-                <w:sz w:val="20"/>
+                <w:rFonts w:ascii="Arial" w:hAnsi="Arial" w:cs="Arial" w:eastAsia="Arial"/>
+                <w:sz w:val="24"/>
               </w:rPr>
               <w:t>4.6% (2.8%–6.4%)</w:t>
             </w:r>
@@ -2054,11 +2264,12 @@
           </w:tcPr>
           <w:p>
             <w:pPr>
-              <w:spacing w:after="0"/>
+              <w:spacing w:after="0" w:line="240" w:lineRule="auto"/>
             </w:pPr>
             <w:r>
               <w:rPr>
-                <w:sz w:val="20"/>
+                <w:rFonts w:ascii="Arial" w:hAnsi="Arial" w:cs="Arial" w:eastAsia="Arial"/>
+                <w:sz w:val="24"/>
               </w:rPr>
               <w:t>After the test, expert prior</w:t>
             </w:r>
@@ -2071,11 +2282,12 @@
           </w:tcPr>
           <w:p>
             <w:pPr>
-              <w:spacing w:after="0"/>
+              <w:spacing w:after="0" w:line="240" w:lineRule="auto"/>
             </w:pPr>
             <w:r>
               <w:rPr>
-                <w:sz w:val="20"/>
+                <w:rFonts w:ascii="Arial" w:hAnsi="Arial" w:cs="Arial" w:eastAsia="Arial"/>
+                <w:sz w:val="24"/>
               </w:rPr>
               <w:t>0.627 (0.539–0.724)</w:t>
             </w:r>
@@ -2088,11 +2300,12 @@
           </w:tcPr>
           <w:p>
             <w:pPr>
-              <w:spacing w:after="0"/>
+              <w:spacing w:after="0" w:line="240" w:lineRule="auto"/>
             </w:pPr>
             <w:r>
               <w:rPr>
-                <w:sz w:val="20"/>
+                <w:rFonts w:ascii="Arial" w:hAnsi="Arial" w:cs="Arial" w:eastAsia="Arial"/>
+                <w:sz w:val="24"/>
               </w:rPr>
               <w:t>5.1% (3.6%–6.7%)</w:t>
             </w:r>
@@ -2110,11 +2323,12 @@
           </w:tcPr>
           <w:p>
             <w:pPr>
-              <w:spacing w:after="0"/>
+              <w:spacing w:after="0" w:line="240" w:lineRule="auto"/>
             </w:pPr>
             <w:r>
               <w:rPr>
-                <w:sz w:val="20"/>
+                <w:rFonts w:ascii="Arial" w:hAnsi="Arial" w:cs="Arial" w:eastAsia="Arial"/>
+                <w:sz w:val="24"/>
               </w:rPr>
               <w:t>After the test, open prior</w:t>
             </w:r>
@@ -2127,11 +2341,12 @@
           </w:tcPr>
           <w:p>
             <w:pPr>
-              <w:spacing w:after="0"/>
+              <w:spacing w:after="0" w:line="240" w:lineRule="auto"/>
             </w:pPr>
             <w:r>
               <w:rPr>
-                <w:sz w:val="20"/>
+                <w:rFonts w:ascii="Arial" w:hAnsi="Arial" w:cs="Arial" w:eastAsia="Arial"/>
+                <w:sz w:val="24"/>
               </w:rPr>
               <w:t>0.545 (0.372–0.714)</w:t>
             </w:r>
@@ -2144,11 +2359,12 @@
           </w:tcPr>
           <w:p>
             <w:pPr>
-              <w:spacing w:after="0"/>
+              <w:spacing w:after="0" w:line="240" w:lineRule="auto"/>
             </w:pPr>
             <w:r>
               <w:rPr>
-                <w:sz w:val="20"/>
+                <w:rFonts w:ascii="Arial" w:hAnsi="Arial" w:cs="Arial" w:eastAsia="Arial"/>
+                <w:sz w:val="24"/>
               </w:rPr>
               <w:t>6.2% (3.7%–8.8%)</w:t>
             </w:r>
@@ -2156,8 +2372,15 @@
         </w:tc>
       </w:tr>
     </w:tbl>
-    <w:p/>
     <w:p>
+      <w:pPr>
+        <w:spacing w:line="480" w:lineRule="auto"/>
+      </w:pPr>
+    </w:p>
+    <w:p>
+      <w:pPr>
+        <w:spacing w:line="480" w:lineRule="auto"/>
+      </w:pPr>
       <w:r>
         <w:drawing>
           <wp:inline xmlns:a="http://schemas.openxmlformats.org/drawingml/2006/main" xmlns:pic="http://schemas.openxmlformats.org/drawingml/2006/picture">
@@ -2194,22 +2417,33 @@
       </w:r>
     </w:p>
     <w:p>
+      <w:pPr>
+        <w:spacing w:line="480" w:lineRule="auto"/>
+      </w:pPr>
       <w:r>
-        <w:rPr/>
+        <w:rPr>
+          <w:rFonts w:ascii="Arial" w:hAnsi="Arial" w:cs="Arial" w:eastAsia="Arial"/>
+        </w:rPr>
         <w:t>Twenty trials are enough to move the estimate, so a seeded-defect test is a practical data requirement for a small business. The expert prior cannot fall below 0.50, however, so it cannot learn that detection is worse than the experts assumed.</w:t>
       </w:r>
     </w:p>
     <w:p>
       <w:pPr>
         <w:pStyle w:val="Heading2"/>
+        <w:spacing w:line="480" w:lineRule="auto"/>
       </w:pPr>
       <w:r>
         <w:t>3. MCDA: rechecking the platform choice</w:t>
       </w:r>
     </w:p>
     <w:p>
+      <w:pPr>
+        <w:spacing w:line="480" w:lineRule="auto"/>
+      </w:pPr>
       <w:r>
-        <w:rPr/>
+        <w:rPr>
+          <w:rFonts w:ascii="Arial" w:hAnsi="Arial" w:cs="Arial" w:eastAsia="Arial"/>
+        </w:rPr>
         <w:t>The weighted sum was recalculated from the published weights and ratings, then tested with the ‘vendor lock-in risk’ rating read both ways, with 20,000 random variations of the weights (Dirichlet, concentration 50) and with TOPSIS as a second aggregation method.</w:t>
       </w:r>
     </w:p>
@@ -2255,13 +2489,14 @@
           </w:tcPr>
           <w:p>
             <w:pPr>
-              <w:spacing w:after="0"/>
+              <w:spacing w:after="0" w:line="240" w:lineRule="auto"/>
             </w:pPr>
             <w:r>
               <w:rPr>
+                <w:rFonts w:ascii="Arial" w:hAnsi="Arial" w:cs="Arial" w:eastAsia="Arial"/>
                 <w:b/>
                 <w:color w:val="FFFFFF"/>
-                <w:sz w:val="20"/>
+                <w:sz w:val="24"/>
               </w:rPr>
               <w:t>Platform</w:t>
             </w:r>
@@ -2275,13 +2510,14 @@
           </w:tcPr>
           <w:p>
             <w:pPr>
-              <w:spacing w:after="0"/>
+              <w:spacing w:after="0" w:line="240" w:lineRule="auto"/>
             </w:pPr>
             <w:r>
               <w:rPr>
+                <w:rFonts w:ascii="Arial" w:hAnsi="Arial" w:cs="Arial" w:eastAsia="Arial"/>
                 <w:b/>
                 <w:color w:val="FFFFFF"/>
-                <w:sz w:val="20"/>
+                <w:sz w:val="24"/>
               </w:rPr>
               <w:t>Published score</w:t>
             </w:r>
@@ -2295,13 +2531,14 @@
           </w:tcPr>
           <w:p>
             <w:pPr>
-              <w:spacing w:after="0"/>
+              <w:spacing w:after="0" w:line="240" w:lineRule="auto"/>
             </w:pPr>
             <w:r>
               <w:rPr>
+                <w:rFonts w:ascii="Arial" w:hAnsi="Arial" w:cs="Arial" w:eastAsia="Arial"/>
                 <w:b/>
                 <w:color w:val="FFFFFF"/>
-                <w:sz w:val="20"/>
+                <w:sz w:val="24"/>
               </w:rPr>
               <w:t>Recalculated score</w:t>
             </w:r>
@@ -2315,13 +2552,14 @@
           </w:tcPr>
           <w:p>
             <w:pPr>
-              <w:spacing w:after="0"/>
+              <w:spacing w:after="0" w:line="240" w:lineRule="auto"/>
             </w:pPr>
             <w:r>
               <w:rPr>
+                <w:rFonts w:ascii="Arial" w:hAnsi="Arial" w:cs="Arial" w:eastAsia="Arial"/>
                 <w:b/>
                 <w:color w:val="FFFFFF"/>
-                <w:sz w:val="20"/>
+                <w:sz w:val="24"/>
               </w:rPr>
               <w:t>Score with lock-in read as a risk</w:t>
             </w:r>
@@ -2335,13 +2573,14 @@
           </w:tcPr>
           <w:p>
             <w:pPr>
-              <w:spacing w:after="0"/>
+              <w:spacing w:after="0" w:line="240" w:lineRule="auto"/>
             </w:pPr>
             <w:r>
               <w:rPr>
+                <w:rFonts w:ascii="Arial" w:hAnsi="Arial" w:cs="Arial" w:eastAsia="Arial"/>
                 <w:b/>
                 <w:color w:val="FFFFFF"/>
-                <w:sz w:val="20"/>
+                <w:sz w:val="24"/>
               </w:rPr>
               <w:t>First under varied weights (benefit / risk reading)</w:t>
             </w:r>
@@ -2355,13 +2594,14 @@
           </w:tcPr>
           <w:p>
             <w:pPr>
-              <w:spacing w:after="0"/>
+              <w:spacing w:after="0" w:line="240" w:lineRule="auto"/>
             </w:pPr>
             <w:r>
               <w:rPr>
+                <w:rFonts w:ascii="Arial" w:hAnsi="Arial" w:cs="Arial" w:eastAsia="Arial"/>
                 <w:b/>
                 <w:color w:val="FFFFFF"/>
-                <w:sz w:val="20"/>
+                <w:sz w:val="24"/>
               </w:rPr>
               <w:t>TOPSIS (benefit / risk reading)</w:t>
             </w:r>
@@ -2379,11 +2619,12 @@
           </w:tcPr>
           <w:p>
             <w:pPr>
-              <w:spacing w:after="0"/>
+              <w:spacing w:after="0" w:line="240" w:lineRule="auto"/>
             </w:pPr>
             <w:r>
               <w:rPr>
-                <w:sz w:val="20"/>
+                <w:rFonts w:ascii="Arial" w:hAnsi="Arial" w:cs="Arial" w:eastAsia="Arial"/>
+                <w:sz w:val="24"/>
               </w:rPr>
               <w:t>Microsoft Azure</w:t>
             </w:r>
@@ -2396,11 +2637,12 @@
           </w:tcPr>
           <w:p>
             <w:pPr>
-              <w:spacing w:after="0"/>
+              <w:spacing w:after="0" w:line="240" w:lineRule="auto"/>
             </w:pPr>
             <w:r>
               <w:rPr>
-                <w:sz w:val="20"/>
+                <w:rFonts w:ascii="Arial" w:hAnsi="Arial" w:cs="Arial" w:eastAsia="Arial"/>
+                <w:sz w:val="24"/>
               </w:rPr>
               <w:t>4.35</w:t>
             </w:r>
@@ -2413,11 +2655,12 @@
           </w:tcPr>
           <w:p>
             <w:pPr>
-              <w:spacing w:after="0"/>
+              <w:spacing w:after="0" w:line="240" w:lineRule="auto"/>
             </w:pPr>
             <w:r>
               <w:rPr>
-                <w:sz w:val="20"/>
+                <w:rFonts w:ascii="Arial" w:hAnsi="Arial" w:cs="Arial" w:eastAsia="Arial"/>
+                <w:sz w:val="24"/>
               </w:rPr>
               <w:t>4.45</w:t>
             </w:r>
@@ -2430,11 +2673,12 @@
           </w:tcPr>
           <w:p>
             <w:pPr>
-              <w:spacing w:after="0"/>
+              <w:spacing w:after="0" w:line="240" w:lineRule="auto"/>
             </w:pPr>
             <w:r>
               <w:rPr>
-                <w:sz w:val="20"/>
+                <w:rFonts w:ascii="Arial" w:hAnsi="Arial" w:cs="Arial" w:eastAsia="Arial"/>
+                <w:sz w:val="24"/>
               </w:rPr>
               <w:t>4.25</w:t>
             </w:r>
@@ -2447,11 +2691,12 @@
           </w:tcPr>
           <w:p>
             <w:pPr>
-              <w:spacing w:after="0"/>
+              <w:spacing w:after="0" w:line="240" w:lineRule="auto"/>
             </w:pPr>
             <w:r>
               <w:rPr>
-                <w:sz w:val="20"/>
+                <w:rFonts w:ascii="Arial" w:hAnsi="Arial" w:cs="Arial" w:eastAsia="Arial"/>
+                <w:sz w:val="24"/>
               </w:rPr>
               <w:t>91% / 33%</w:t>
             </w:r>
@@ -2464,11 +2709,12 @@
           </w:tcPr>
           <w:p>
             <w:pPr>
-              <w:spacing w:after="0"/>
+              <w:spacing w:after="0" w:line="240" w:lineRule="auto"/>
             </w:pPr>
             <w:r>
               <w:rPr>
-                <w:sz w:val="20"/>
+                <w:rFonts w:ascii="Arial" w:hAnsi="Arial" w:cs="Arial" w:eastAsia="Arial"/>
+                <w:sz w:val="24"/>
               </w:rPr>
               <w:t>0.587 / 0.540</w:t>
             </w:r>
@@ -2486,11 +2732,12 @@
           </w:tcPr>
           <w:p>
             <w:pPr>
-              <w:spacing w:after="0"/>
+              <w:spacing w:after="0" w:line="240" w:lineRule="auto"/>
             </w:pPr>
             <w:r>
               <w:rPr>
-                <w:sz w:val="20"/>
+                <w:rFonts w:ascii="Arial" w:hAnsi="Arial" w:cs="Arial" w:eastAsia="Arial"/>
+                <w:sz w:val="24"/>
               </w:rPr>
               <w:t>AWS</w:t>
             </w:r>
@@ -2503,11 +2750,12 @@
           </w:tcPr>
           <w:p>
             <w:pPr>
-              <w:spacing w:after="0"/>
+              <w:spacing w:after="0" w:line="240" w:lineRule="auto"/>
             </w:pPr>
             <w:r>
               <w:rPr>
-                <w:sz w:val="20"/>
+                <w:rFonts w:ascii="Arial" w:hAnsi="Arial" w:cs="Arial" w:eastAsia="Arial"/>
+                <w:sz w:val="24"/>
               </w:rPr>
               <w:t>4.20</w:t>
             </w:r>
@@ -2520,11 +2768,12 @@
           </w:tcPr>
           <w:p>
             <w:pPr>
-              <w:spacing w:after="0"/>
+              <w:spacing w:after="0" w:line="240" w:lineRule="auto"/>
             </w:pPr>
             <w:r>
               <w:rPr>
-                <w:sz w:val="20"/>
+                <w:rFonts w:ascii="Arial" w:hAnsi="Arial" w:cs="Arial" w:eastAsia="Arial"/>
+                <w:sz w:val="24"/>
               </w:rPr>
               <w:t>4.30</w:t>
             </w:r>
@@ -2537,11 +2786,12 @@
           </w:tcPr>
           <w:p>
             <w:pPr>
-              <w:spacing w:after="0"/>
+              <w:spacing w:after="0" w:line="240" w:lineRule="auto"/>
             </w:pPr>
             <w:r>
               <w:rPr>
-                <w:sz w:val="20"/>
+                <w:rFonts w:ascii="Arial" w:hAnsi="Arial" w:cs="Arial" w:eastAsia="Arial"/>
+                <w:sz w:val="24"/>
               </w:rPr>
               <w:t>4.30</w:t>
             </w:r>
@@ -2554,11 +2804,12 @@
           </w:tcPr>
           <w:p>
             <w:pPr>
-              <w:spacing w:after="0"/>
+              <w:spacing w:after="0" w:line="240" w:lineRule="auto"/>
             </w:pPr>
             <w:r>
               <w:rPr>
-                <w:sz w:val="20"/>
+                <w:rFonts w:ascii="Arial" w:hAnsi="Arial" w:cs="Arial" w:eastAsia="Arial"/>
+                <w:sz w:val="24"/>
               </w:rPr>
               <w:t>9% / 67%</w:t>
             </w:r>
@@ -2571,11 +2822,12 @@
           </w:tcPr>
           <w:p>
             <w:pPr>
-              <w:spacing w:after="0"/>
+              <w:spacing w:after="0" w:line="240" w:lineRule="auto"/>
             </w:pPr>
             <w:r>
               <w:rPr>
-                <w:sz w:val="20"/>
+                <w:rFonts w:ascii="Arial" w:hAnsi="Arial" w:cs="Arial" w:eastAsia="Arial"/>
+                <w:sz w:val="24"/>
               </w:rPr>
               <w:t>0.467 / 0.512</w:t>
             </w:r>
@@ -2593,11 +2845,12 @@
           </w:tcPr>
           <w:p>
             <w:pPr>
-              <w:spacing w:after="0"/>
+              <w:spacing w:after="0" w:line="240" w:lineRule="auto"/>
             </w:pPr>
             <w:r>
               <w:rPr>
-                <w:sz w:val="20"/>
+                <w:rFonts w:ascii="Arial" w:hAnsi="Arial" w:cs="Arial" w:eastAsia="Arial"/>
+                <w:sz w:val="24"/>
               </w:rPr>
               <w:t>Google Cloud</w:t>
             </w:r>
@@ -2610,11 +2863,12 @@
           </w:tcPr>
           <w:p>
             <w:pPr>
-              <w:spacing w:after="0"/>
+              <w:spacing w:after="0" w:line="240" w:lineRule="auto"/>
             </w:pPr>
             <w:r>
               <w:rPr>
-                <w:sz w:val="20"/>
+                <w:rFonts w:ascii="Arial" w:hAnsi="Arial" w:cs="Arial" w:eastAsia="Arial"/>
+                <w:sz w:val="24"/>
               </w:rPr>
               <w:t>3.85</w:t>
             </w:r>
@@ -2627,11 +2881,12 @@
           </w:tcPr>
           <w:p>
             <w:pPr>
-              <w:spacing w:after="0"/>
+              <w:spacing w:after="0" w:line="240" w:lineRule="auto"/>
             </w:pPr>
             <w:r>
               <w:rPr>
-                <w:sz w:val="20"/>
+                <w:rFonts w:ascii="Arial" w:hAnsi="Arial" w:cs="Arial" w:eastAsia="Arial"/>
+                <w:sz w:val="24"/>
               </w:rPr>
               <w:t>3.90</w:t>
             </w:r>
@@ -2644,11 +2899,12 @@
           </w:tcPr>
           <w:p>
             <w:pPr>
-              <w:spacing w:after="0"/>
+              <w:spacing w:after="0" w:line="240" w:lineRule="auto"/>
             </w:pPr>
             <w:r>
               <w:rPr>
-                <w:sz w:val="20"/>
+                <w:rFonts w:ascii="Arial" w:hAnsi="Arial" w:cs="Arial" w:eastAsia="Arial"/>
+                <w:sz w:val="24"/>
               </w:rPr>
               <w:t>3.90</w:t>
             </w:r>
@@ -2661,11 +2917,12 @@
           </w:tcPr>
           <w:p>
             <w:pPr>
-              <w:spacing w:after="0"/>
+              <w:spacing w:after="0" w:line="240" w:lineRule="auto"/>
             </w:pPr>
             <w:r>
               <w:rPr>
-                <w:sz w:val="20"/>
+                <w:rFonts w:ascii="Arial" w:hAnsi="Arial" w:cs="Arial" w:eastAsia="Arial"/>
+                <w:sz w:val="24"/>
               </w:rPr>
               <w:t>0% / 0%</w:t>
             </w:r>
@@ -2678,11 +2935,12 @@
           </w:tcPr>
           <w:p>
             <w:pPr>
-              <w:spacing w:after="0"/>
+              <w:spacing w:after="0" w:line="240" w:lineRule="auto"/>
             </w:pPr>
             <w:r>
               <w:rPr>
-                <w:sz w:val="20"/>
+                <w:rFonts w:ascii="Arial" w:hAnsi="Arial" w:cs="Arial" w:eastAsia="Arial"/>
+                <w:sz w:val="24"/>
               </w:rPr>
               <w:t>0.000 / 0.238</w:t>
             </w:r>
@@ -2690,20 +2948,33 @@
         </w:tc>
       </w:tr>
     </w:tbl>
-    <w:p/>
     <w:p>
+      <w:pPr>
+        <w:spacing w:line="480" w:lineRule="auto"/>
+      </w:pPr>
+    </w:p>
+    <w:p>
+      <w:pPr>
+        <w:spacing w:line="480" w:lineRule="auto"/>
+      </w:pPr>
       <w:r>
-        <w:rPr/>
+        <w:rPr>
+          <w:rFonts w:ascii="Arial" w:hAnsi="Arial" w:cs="Arial" w:eastAsia="Arial"/>
+        </w:rPr>
         <w:t>The published scores contained arithmetic errors, although the ranking survived them. The recommendation does not survive reading lock-in as a risk under the weighted sum, but it does under TOPSIS, so the choice of platform depends on two decisions the executive summary never stated.</w:t>
       </w:r>
     </w:p>
     <w:p>
+      <w:pPr>
+        <w:spacing w:line="480" w:lineRule="auto"/>
+      </w:pPr>
       <w:r>
         <w:t xml:space="preserve">Notebook: </w:t>
       </w:r>
       <w:hyperlink r:id="rId34" w:history="1">
         <w:r>
           <w:rPr>
+            <w:rFonts w:ascii="Arial" w:hAnsi="Arial" w:cs="Arial" w:eastAsia="Arial"/>
             <w:color w:val="0563C1"/>
             <w:u w:val="single"/>
           </w:rPr>
@@ -2714,6 +2985,7 @@
     <w:p>
       <w:pPr>
         <w:pStyle w:val="Heading1"/>
+        <w:spacing w:line="480" w:lineRule="auto"/>
       </w:pPr>
       <w:r>
         <w:t>References</w:t>
@@ -2721,26 +2993,32 @@
     </w:p>
     <w:p>
       <w:pPr>
-        <w:spacing w:after="120"/>
+        <w:spacing w:after="120" w:line="480" w:lineRule="auto"/>
         <w:ind w:left="567" w:hanging="567"/>
       </w:pPr>
       <w:r>
-        <w:rPr/>
+        <w:rPr>
+          <w:rFonts w:ascii="Arial" w:hAnsi="Arial" w:cs="Arial" w:eastAsia="Arial"/>
+        </w:rPr>
         <w:t xml:space="preserve">Asadabadi, M.R., Chang, E. and Saberi, M. (2019) ‘Are MCDM methods useful? A critical review of Analytic Hierarchy Process (AHP) and Analytic Network Process (ANP)’, </w:t>
       </w:r>
       <w:r>
         <w:rPr>
+          <w:rFonts w:ascii="Arial" w:hAnsi="Arial" w:cs="Arial" w:eastAsia="Arial"/>
           <w:i/>
         </w:rPr>
         <w:t>Cogent Engineering</w:t>
       </w:r>
       <w:r>
-        <w:rPr/>
+        <w:rPr>
+          <w:rFonts w:ascii="Arial" w:hAnsi="Arial" w:cs="Arial" w:eastAsia="Arial"/>
+        </w:rPr>
         <w:t xml:space="preserve">, 6(1), 1623153. Available at: </w:t>
       </w:r>
       <w:hyperlink r:id="rId35" w:history="1">
         <w:r>
           <w:rPr>
+            <w:rFonts w:ascii="Arial" w:hAnsi="Arial" w:cs="Arial" w:eastAsia="Arial"/>
             <w:color w:val="0563C1"/>
             <w:u w:val="single"/>
           </w:rPr>
@@ -2748,32 +3026,40 @@
         </w:r>
       </w:hyperlink>
       <w:r>
-        <w:rPr/>
+        <w:rPr>
+          <w:rFonts w:ascii="Arial" w:hAnsi="Arial" w:cs="Arial" w:eastAsia="Arial"/>
+        </w:rPr>
         <w:t xml:space="preserve"> (Accessed: 3 October 2026).</w:t>
       </w:r>
     </w:p>
     <w:p>
       <w:pPr>
-        <w:spacing w:after="120"/>
+        <w:spacing w:after="120" w:line="480" w:lineRule="auto"/>
         <w:ind w:left="567" w:hanging="567"/>
       </w:pPr>
       <w:r>
-        <w:rPr/>
+        <w:rPr>
+          <w:rFonts w:ascii="Arial" w:hAnsi="Arial" w:cs="Arial" w:eastAsia="Arial"/>
+        </w:rPr>
         <w:t xml:space="preserve">Aven, T. and Thekdi, S. (2025) </w:t>
       </w:r>
       <w:r>
         <w:rPr>
+          <w:rFonts w:ascii="Arial" w:hAnsi="Arial" w:cs="Arial" w:eastAsia="Arial"/>
           <w:i/>
         </w:rPr>
         <w:t>Risk science: an introduction</w:t>
       </w:r>
       <w:r>
-        <w:rPr/>
+        <w:rPr>
+          <w:rFonts w:ascii="Arial" w:hAnsi="Arial" w:cs="Arial" w:eastAsia="Arial"/>
+        </w:rPr>
         <w:t xml:space="preserve">. 2nd edn. Abingdon: Routledge. Chapter 6: Risk perception. Available at: </w:t>
       </w:r>
       <w:hyperlink r:id="rId36" w:history="1">
         <w:r>
           <w:rPr>
+            <w:rFonts w:ascii="Arial" w:hAnsi="Arial" w:cs="Arial" w:eastAsia="Arial"/>
             <w:color w:val="0563C1"/>
             <w:u w:val="single"/>
           </w:rPr>
@@ -2781,32 +3067,40 @@
         </w:r>
       </w:hyperlink>
       <w:r>
-        <w:rPr/>
+        <w:rPr>
+          <w:rFonts w:ascii="Arial" w:hAnsi="Arial" w:cs="Arial" w:eastAsia="Arial"/>
+        </w:rPr>
         <w:t xml:space="preserve"> (Accessed: 3 October 2026).</w:t>
       </w:r>
     </w:p>
     <w:p>
       <w:pPr>
-        <w:spacing w:after="120"/>
+        <w:spacing w:after="120" w:line="480" w:lineRule="auto"/>
         <w:ind w:left="567" w:hanging="567"/>
       </w:pPr>
       <w:r>
-        <w:rPr/>
+        <w:rPr>
+          <w:rFonts w:ascii="Arial" w:hAnsi="Arial" w:cs="Arial" w:eastAsia="Arial"/>
+        </w:rPr>
         <w:t xml:space="preserve">Cox, L.A. (2008) ‘What’s wrong with risk matrices?’, </w:t>
       </w:r>
       <w:r>
         <w:rPr>
+          <w:rFonts w:ascii="Arial" w:hAnsi="Arial" w:cs="Arial" w:eastAsia="Arial"/>
           <w:i/>
         </w:rPr>
         <w:t>Risk Analysis</w:t>
       </w:r>
       <w:r>
-        <w:rPr/>
+        <w:rPr>
+          <w:rFonts w:ascii="Arial" w:hAnsi="Arial" w:cs="Arial" w:eastAsia="Arial"/>
+        </w:rPr>
         <w:t xml:space="preserve">, 28(2), pp. 497–512. Available at: </w:t>
       </w:r>
       <w:hyperlink r:id="rId37" w:history="1">
         <w:r>
           <w:rPr>
+            <w:rFonts w:ascii="Arial" w:hAnsi="Arial" w:cs="Arial" w:eastAsia="Arial"/>
             <w:color w:val="0563C1"/>
             <w:u w:val="single"/>
           </w:rPr>
@@ -2814,32 +3108,40 @@
         </w:r>
       </w:hyperlink>
       <w:r>
-        <w:rPr/>
+        <w:rPr>
+          <w:rFonts w:ascii="Arial" w:hAnsi="Arial" w:cs="Arial" w:eastAsia="Arial"/>
+        </w:rPr>
         <w:t xml:space="preserve"> (Accessed: 3 October 2026).</w:t>
       </w:r>
     </w:p>
     <w:p>
       <w:pPr>
-        <w:spacing w:after="120"/>
+        <w:spacing w:after="120" w:line="480" w:lineRule="auto"/>
         <w:ind w:left="567" w:hanging="567"/>
       </w:pPr>
       <w:r>
-        <w:rPr/>
+        <w:rPr>
+          <w:rFonts w:ascii="Arial" w:hAnsi="Arial" w:cs="Arial" w:eastAsia="Arial"/>
+        </w:rPr>
         <w:t xml:space="preserve">Downey, A.B. (2021) </w:t>
       </w:r>
       <w:r>
         <w:rPr>
+          <w:rFonts w:ascii="Arial" w:hAnsi="Arial" w:cs="Arial" w:eastAsia="Arial"/>
           <w:i/>
         </w:rPr>
         <w:t>Think Bayes: Bayesian statistics in Python</w:t>
       </w:r>
       <w:r>
-        <w:rPr/>
+        <w:rPr>
+          <w:rFonts w:ascii="Arial" w:hAnsi="Arial" w:cs="Arial" w:eastAsia="Arial"/>
+        </w:rPr>
         <w:t xml:space="preserve">. 2nd edn. Sebastopol, CA: O’Reilly Media. Chapters 1 and 2. Available at: </w:t>
       </w:r>
       <w:hyperlink r:id="rId38" w:history="1">
         <w:r>
           <w:rPr>
+            <w:rFonts w:ascii="Arial" w:hAnsi="Arial" w:cs="Arial" w:eastAsia="Arial"/>
             <w:color w:val="0563C1"/>
             <w:u w:val="single"/>
           </w:rPr>
@@ -2847,32 +3149,40 @@
         </w:r>
       </w:hyperlink>
       <w:r>
-        <w:rPr/>
+        <w:rPr>
+          <w:rFonts w:ascii="Arial" w:hAnsi="Arial" w:cs="Arial" w:eastAsia="Arial"/>
+        </w:rPr>
         <w:t xml:space="preserve"> (Accessed: 3 October 2026).</w:t>
       </w:r>
     </w:p>
     <w:p>
       <w:pPr>
-        <w:spacing w:after="120"/>
+        <w:spacing w:after="120" w:line="480" w:lineRule="auto"/>
         <w:ind w:left="567" w:hanging="567"/>
       </w:pPr>
       <w:r>
-        <w:rPr/>
+        <w:rPr>
+          <w:rFonts w:ascii="Arial" w:hAnsi="Arial" w:cs="Arial" w:eastAsia="Arial"/>
+        </w:rPr>
         <w:t xml:space="preserve">Fizell, Z. (2022) ‘How to create a Monte Carlo simulation using Python’, </w:t>
       </w:r>
       <w:r>
         <w:rPr>
+          <w:rFonts w:ascii="Arial" w:hAnsi="Arial" w:cs="Arial" w:eastAsia="Arial"/>
           <w:i/>
         </w:rPr>
         <w:t>Towards Data Science</w:t>
       </w:r>
       <w:r>
-        <w:rPr/>
+        <w:rPr>
+          <w:rFonts w:ascii="Arial" w:hAnsi="Arial" w:cs="Arial" w:eastAsia="Arial"/>
+        </w:rPr>
         <w:t xml:space="preserve">, 8 February. Available at: </w:t>
       </w:r>
       <w:hyperlink r:id="rId39" w:history="1">
         <w:r>
           <w:rPr>
+            <w:rFonts w:ascii="Arial" w:hAnsi="Arial" w:cs="Arial" w:eastAsia="Arial"/>
             <w:color w:val="0563C1"/>
             <w:u w:val="single"/>
           </w:rPr>
@@ -2880,32 +3190,40 @@
         </w:r>
       </w:hyperlink>
       <w:r>
-        <w:rPr/>
+        <w:rPr>
+          <w:rFonts w:ascii="Arial" w:hAnsi="Arial" w:cs="Arial" w:eastAsia="Arial"/>
+        </w:rPr>
         <w:t xml:space="preserve"> (Accessed: 3 October 2026).</w:t>
       </w:r>
     </w:p>
     <w:p>
       <w:pPr>
-        <w:spacing w:after="120"/>
+        <w:spacing w:after="120" w:line="480" w:lineRule="auto"/>
         <w:ind w:left="567" w:hanging="567"/>
       </w:pPr>
       <w:r>
-        <w:rPr/>
+        <w:rPr>
+          <w:rFonts w:ascii="Arial" w:hAnsi="Arial" w:cs="Arial" w:eastAsia="Arial"/>
+        </w:rPr>
         <w:t xml:space="preserve">Hargreaves, J. (2021) ‘Quantitative risk assessment in ERM’, in Fraser, J.R.S., Quail, R. and Simkins, B.J. (eds) </w:t>
       </w:r>
       <w:r>
         <w:rPr>
+          <w:rFonts w:ascii="Arial" w:hAnsi="Arial" w:cs="Arial" w:eastAsia="Arial"/>
           <w:i/>
         </w:rPr>
         <w:t>Enterprise risk management: today’s leading research and best practices for tomorrow’s executives</w:t>
       </w:r>
       <w:r>
-        <w:rPr/>
+        <w:rPr>
+          <w:rFonts w:ascii="Arial" w:hAnsi="Arial" w:cs="Arial" w:eastAsia="Arial"/>
+        </w:rPr>
         <w:t xml:space="preserve">. 2nd edn. Hoboken, NJ: Wiley, ch. 22. Available at: </w:t>
       </w:r>
       <w:hyperlink r:id="rId40" w:history="1">
         <w:r>
           <w:rPr>
+            <w:rFonts w:ascii="Arial" w:hAnsi="Arial" w:cs="Arial" w:eastAsia="Arial"/>
             <w:color w:val="0563C1"/>
             <w:u w:val="single"/>
           </w:rPr>
@@ -2913,32 +3231,40 @@
         </w:r>
       </w:hyperlink>
       <w:r>
-        <w:rPr/>
+        <w:rPr>
+          <w:rFonts w:ascii="Arial" w:hAnsi="Arial" w:cs="Arial" w:eastAsia="Arial"/>
+        </w:rPr>
         <w:t xml:space="preserve"> (Accessed: 3 October 2026).</w:t>
       </w:r>
     </w:p>
     <w:p>
       <w:pPr>
-        <w:spacing w:after="120"/>
+        <w:spacing w:after="120" w:line="480" w:lineRule="auto"/>
         <w:ind w:left="567" w:hanging="567"/>
       </w:pPr>
       <w:r>
-        <w:rPr/>
+        <w:rPr>
+          <w:rFonts w:ascii="Arial" w:hAnsi="Arial" w:cs="Arial" w:eastAsia="Arial"/>
+        </w:rPr>
         <w:t xml:space="preserve">Jbair, M., Ahmad, B., Maple, C. and Harrison, R. (2022) ‘Threat modelling for industrial cyber physical systems in the era of smart manufacturing’, </w:t>
       </w:r>
       <w:r>
         <w:rPr>
+          <w:rFonts w:ascii="Arial" w:hAnsi="Arial" w:cs="Arial" w:eastAsia="Arial"/>
           <w:i/>
         </w:rPr>
         <w:t>Computers in Industry</w:t>
       </w:r>
       <w:r>
-        <w:rPr/>
+        <w:rPr>
+          <w:rFonts w:ascii="Arial" w:hAnsi="Arial" w:cs="Arial" w:eastAsia="Arial"/>
+        </w:rPr>
         <w:t xml:space="preserve">, 137, article 103611. Available at: </w:t>
       </w:r>
       <w:hyperlink r:id="rId41" w:history="1">
         <w:r>
           <w:rPr>
+            <w:rFonts w:ascii="Arial" w:hAnsi="Arial" w:cs="Arial" w:eastAsia="Arial"/>
             <w:color w:val="0563C1"/>
             <w:u w:val="single"/>
           </w:rPr>
@@ -2946,32 +3272,40 @@
         </w:r>
       </w:hyperlink>
       <w:r>
-        <w:rPr/>
+        <w:rPr>
+          <w:rFonts w:ascii="Arial" w:hAnsi="Arial" w:cs="Arial" w:eastAsia="Arial"/>
+        </w:rPr>
         <w:t xml:space="preserve"> (Accessed: 3 October 2026).</w:t>
       </w:r>
     </w:p>
     <w:p>
       <w:pPr>
-        <w:spacing w:after="120"/>
+        <w:spacing w:after="120" w:line="480" w:lineRule="auto"/>
         <w:ind w:left="567" w:hanging="567"/>
       </w:pPr>
       <w:r>
-        <w:rPr/>
+        <w:rPr>
+          <w:rFonts w:ascii="Arial" w:hAnsi="Arial" w:cs="Arial" w:eastAsia="Arial"/>
+        </w:rPr>
         <w:t xml:space="preserve">Metropolis, N. (1987) ‘The beginning of the Monte Carlo method’, </w:t>
       </w:r>
       <w:r>
         <w:rPr>
+          <w:rFonts w:ascii="Arial" w:hAnsi="Arial" w:cs="Arial" w:eastAsia="Arial"/>
           <w:i/>
         </w:rPr>
         <w:t>Los Alamos Science</w:t>
       </w:r>
       <w:r>
-        <w:rPr/>
+        <w:rPr>
+          <w:rFonts w:ascii="Arial" w:hAnsi="Arial" w:cs="Arial" w:eastAsia="Arial"/>
+        </w:rPr>
         <w:t xml:space="preserve">, 15 (Special Issue), pp. 125–130. Available at: </w:t>
       </w:r>
       <w:hyperlink r:id="rId42" w:history="1">
         <w:r>
           <w:rPr>
+            <w:rFonts w:ascii="Arial" w:hAnsi="Arial" w:cs="Arial" w:eastAsia="Arial"/>
             <w:color w:val="0563C1"/>
             <w:u w:val="single"/>
           </w:rPr>
@@ -2979,72 +3313,90 @@
         </w:r>
       </w:hyperlink>
       <w:r>
-        <w:rPr/>
+        <w:rPr>
+          <w:rFonts w:ascii="Arial" w:hAnsi="Arial" w:cs="Arial" w:eastAsia="Arial"/>
+        </w:rPr>
         <w:t xml:space="preserve"> (Accessed: 3 October 2026).</w:t>
       </w:r>
     </w:p>
     <w:p>
       <w:pPr>
-        <w:spacing w:after="120"/>
+        <w:spacing w:after="120" w:line="480" w:lineRule="auto"/>
         <w:ind w:left="567" w:hanging="567"/>
       </w:pPr>
       <w:r>
-        <w:rPr/>
+        <w:rPr>
+          <w:rFonts w:ascii="Arial" w:hAnsi="Arial" w:cs="Arial" w:eastAsia="Arial"/>
+        </w:rPr>
         <w:t xml:space="preserve">Rolfe, G., Freshwater, D. and Jasper, M. (2001) </w:t>
       </w:r>
       <w:r>
         <w:rPr>
+          <w:rFonts w:ascii="Arial" w:hAnsi="Arial" w:cs="Arial" w:eastAsia="Arial"/>
           <w:i/>
         </w:rPr>
         <w:t>Critical reflection for nursing and the helping professions: a user’s guide</w:t>
       </w:r>
       <w:r>
-        <w:rPr/>
+        <w:rPr>
+          <w:rFonts w:ascii="Arial" w:hAnsi="Arial" w:cs="Arial" w:eastAsia="Arial"/>
+        </w:rPr>
         <w:t>. Basingstoke: Palgrave Macmillan.</w:t>
       </w:r>
     </w:p>
     <w:p>
       <w:pPr>
-        <w:spacing w:after="120"/>
+        <w:spacing w:after="120" w:line="480" w:lineRule="auto"/>
         <w:ind w:left="567" w:hanging="567"/>
       </w:pPr>
       <w:r>
-        <w:rPr/>
+        <w:rPr>
+          <w:rFonts w:ascii="Arial" w:hAnsi="Arial" w:cs="Arial" w:eastAsia="Arial"/>
+        </w:rPr>
         <w:t xml:space="preserve">Stevens, I. (2026) </w:t>
       </w:r>
       <w:r>
         <w:rPr>
+          <w:rFonts w:ascii="Arial" w:hAnsi="Arial" w:cs="Arial" w:eastAsia="Arial"/>
           <w:i/>
         </w:rPr>
         <w:t>Quantitative risk assessment and digital resilience strategy for Pampered Pets: executive summary</w:t>
       </w:r>
       <w:r>
-        <w:rPr/>
+        <w:rPr>
+          <w:rFonts w:ascii="Arial" w:hAnsi="Arial" w:cs="Arial" w:eastAsia="Arial"/>
+        </w:rPr>
         <w:t>. Unpublished assignment, Security and Risk Management module. University of Essex Online.</w:t>
       </w:r>
     </w:p>
     <w:p>
       <w:pPr>
-        <w:spacing w:after="120"/>
+        <w:spacing w:after="120" w:line="480" w:lineRule="auto"/>
         <w:ind w:left="567" w:hanging="567"/>
       </w:pPr>
       <w:r>
-        <w:rPr/>
+        <w:rPr>
+          <w:rFonts w:ascii="Arial" w:hAnsi="Arial" w:cs="Arial" w:eastAsia="Arial"/>
+        </w:rPr>
         <w:t xml:space="preserve">Tversky, A. and Kahneman, D. (1983) ‘Extensional versus intuitive reasoning: the conjunction fallacy in probability judgment’, </w:t>
       </w:r>
       <w:r>
         <w:rPr>
+          <w:rFonts w:ascii="Arial" w:hAnsi="Arial" w:cs="Arial" w:eastAsia="Arial"/>
           <w:i/>
         </w:rPr>
         <w:t>Psychological Review</w:t>
       </w:r>
       <w:r>
-        <w:rPr/>
+        <w:rPr>
+          <w:rFonts w:ascii="Arial" w:hAnsi="Arial" w:cs="Arial" w:eastAsia="Arial"/>
+        </w:rPr>
         <w:t xml:space="preserve">, 90(4), pp. 293–315. Available at: </w:t>
       </w:r>
       <w:hyperlink r:id="rId43" w:history="1">
         <w:r>
           <w:rPr>
+            <w:rFonts w:ascii="Arial" w:hAnsi="Arial" w:cs="Arial" w:eastAsia="Arial"/>
             <w:color w:val="0563C1"/>
             <w:u w:val="single"/>
           </w:rPr>
@@ -3052,32 +3404,40 @@
         </w:r>
       </w:hyperlink>
       <w:r>
-        <w:rPr/>
+        <w:rPr>
+          <w:rFonts w:ascii="Arial" w:hAnsi="Arial" w:cs="Arial" w:eastAsia="Arial"/>
+        </w:rPr>
         <w:t xml:space="preserve"> (Accessed: 3 October 2026).</w:t>
       </w:r>
     </w:p>
     <w:p>
       <w:pPr>
-        <w:spacing w:after="120"/>
+        <w:spacing w:after="120" w:line="480" w:lineRule="auto"/>
         <w:ind w:left="567" w:hanging="567"/>
       </w:pPr>
       <w:r>
-        <w:rPr/>
+        <w:rPr>
+          <w:rFonts w:ascii="Arial" w:hAnsi="Arial" w:cs="Arial" w:eastAsia="Arial"/>
+        </w:rPr>
         <w:t xml:space="preserve">Wang, J., Neil, M. and Fenton, N. (2020) ‘A Bayesian network approach for cybersecurity risk assessment implementing and extending the FAIR model’, </w:t>
       </w:r>
       <w:r>
         <w:rPr>
+          <w:rFonts w:ascii="Arial" w:hAnsi="Arial" w:cs="Arial" w:eastAsia="Arial"/>
           <w:i/>
         </w:rPr>
         <w:t>Computers &amp; Security</w:t>
       </w:r>
       <w:r>
-        <w:rPr/>
+        <w:rPr>
+          <w:rFonts w:ascii="Arial" w:hAnsi="Arial" w:cs="Arial" w:eastAsia="Arial"/>
+        </w:rPr>
         <w:t xml:space="preserve">, 89, article 101659. Available at: </w:t>
       </w:r>
       <w:hyperlink r:id="rId44" w:history="1">
         <w:r>
           <w:rPr>
+            <w:rFonts w:ascii="Arial" w:hAnsi="Arial" w:cs="Arial" w:eastAsia="Arial"/>
             <w:color w:val="0563C1"/>
             <w:u w:val="single"/>
           </w:rPr>
@@ -3085,32 +3445,40 @@
         </w:r>
       </w:hyperlink>
       <w:r>
-        <w:rPr/>
+        <w:rPr>
+          <w:rFonts w:ascii="Arial" w:hAnsi="Arial" w:cs="Arial" w:eastAsia="Arial"/>
+        </w:rPr>
         <w:t xml:space="preserve"> (Accessed: 3 October 2026).</w:t>
       </w:r>
     </w:p>
     <w:p>
       <w:pPr>
-        <w:spacing w:after="120"/>
+        <w:spacing w:after="120" w:line="480" w:lineRule="auto"/>
         <w:ind w:left="567" w:hanging="567"/>
       </w:pPr>
       <w:r>
-        <w:rPr/>
+        <w:rPr>
+          <w:rFonts w:ascii="Arial" w:hAnsi="Arial" w:cs="Arial" w:eastAsia="Arial"/>
+        </w:rPr>
         <w:t xml:space="preserve">Wunder, J., Kurtz, A., Eichenmüller, C., Gassmann, F. and Benenson, Z. (2024) ‘Shedding light on CVSS scoring inconsistencies: a user-centric study on evaluating widespread security vulnerabilities’, in </w:t>
       </w:r>
       <w:r>
         <w:rPr>
+          <w:rFonts w:ascii="Arial" w:hAnsi="Arial" w:cs="Arial" w:eastAsia="Arial"/>
           <w:i/>
         </w:rPr>
         <w:t>2024 IEEE Symposium on Security and Privacy (SP)</w:t>
       </w:r>
       <w:r>
-        <w:rPr/>
+        <w:rPr>
+          <w:rFonts w:ascii="Arial" w:hAnsi="Arial" w:cs="Arial" w:eastAsia="Arial"/>
+        </w:rPr>
         <w:t xml:space="preserve">. San Francisco, CA: IEEE, pp. 1102–1121. Available at: </w:t>
       </w:r>
       <w:hyperlink r:id="rId45" w:history="1">
         <w:r>
           <w:rPr>
+            <w:rFonts w:ascii="Arial" w:hAnsi="Arial" w:cs="Arial" w:eastAsia="Arial"/>
             <w:color w:val="0563C1"/>
             <w:u w:val="single"/>
           </w:rPr>
@@ -3118,18 +3486,73 @@
         </w:r>
       </w:hyperlink>
       <w:r>
-        <w:rPr/>
+        <w:rPr>
+          <w:rFonts w:ascii="Arial" w:hAnsi="Arial" w:cs="Arial" w:eastAsia="Arial"/>
+        </w:rPr>
         <w:t xml:space="preserve"> (Accessed: 3 October 2026).</w:t>
       </w:r>
     </w:p>
     <w:sectPr>
+      <w:footerReference w:type="default" r:id="rId46"/>
       <w:pgSz w:w="11906" w:h="16838"/>
-      <w:pgMar w:top="1440" w:right="1440" w:bottom="1440" w:left="1440" w:header="720" w:footer="720" w:gutter="0"/>
+      <w:pgMar w:top="1440" w:right="1440" w:bottom="1440" w:left="1440" w:header="708" w:footer="708" w:gutter="0"/>
       <w:cols w:space="720"/>
       <w:docGrid w:linePitch="360"/>
     </w:sectPr>
   </w:body>
 </w:document>
+</file>
+
+<file path=word/footer1.xml><?xml version="1.0" encoding="utf-8"?>
+<w:ftr xmlns:m="http://schemas.openxmlformats.org/officeDocument/2006/math" xmlns:mc="http://schemas.openxmlformats.org/markup-compatibility/2006" xmlns:mo="http://schemas.microsoft.com/office/mac/office/2008/main" xmlns:mv="urn:schemas-microsoft-com:mac:vml" xmlns:o="urn:schemas-microsoft-com:office:office" xmlns:r="http://schemas.openxmlformats.org/officeDocument/2006/relationships" xmlns:v="urn:schemas-microsoft-com:vml" xmlns:w10="urn:schemas-microsoft-com:office:word" xmlns:w14="http://schemas.microsoft.com/office/word/2010/wordml" xmlns:w="http://schemas.openxmlformats.org/wordprocessingml/2006/main" xmlns:wne="http://schemas.microsoft.com/office/word/2006/wordml" xmlns:wp14="http://schemas.microsoft.com/office/word/2010/wordprocessingDrawing" xmlns:wp="http://schemas.openxmlformats.org/drawingml/2006/wordprocessingDrawing" xmlns:wpc="http://schemas.microsoft.com/office/word/2010/wordprocessingCanvas" xmlns:wpg="http://schemas.microsoft.com/office/word/2010/wordprocessingGroup" xmlns:wpi="http://schemas.microsoft.com/office/word/2010/wordprocessingInk" xmlns:wps="http://schemas.microsoft.com/office/word/2010/wordprocessingShape" mc:Ignorable="w14 wp14">
+  <w:p>
+    <w:pPr>
+      <w:pStyle w:val="Footer"/>
+      <w:spacing w:line="240" w:lineRule="auto"/>
+      <w:jc w:val="center"/>
+    </w:pPr>
+    <w:r>
+      <w:rPr>
+        <w:rFonts w:ascii="Arial" w:hAnsi="Arial" w:cs="Arial" w:eastAsia="Arial"/>
+        <w:sz w:val="24"/>
+        <w:szCs w:val="24"/>
+      </w:rPr>
+      <w:fldChar w:fldCharType="begin"/>
+    </w:r>
+    <w:r>
+      <w:rPr>
+        <w:rFonts w:ascii="Arial" w:hAnsi="Arial" w:cs="Arial" w:eastAsia="Arial"/>
+        <w:sz w:val="24"/>
+        <w:szCs w:val="24"/>
+      </w:rPr>
+      <w:instrText xml:space="preserve"> PAGE </w:instrText>
+    </w:r>
+    <w:r>
+      <w:rPr>
+        <w:rFonts w:ascii="Arial" w:hAnsi="Arial" w:cs="Arial" w:eastAsia="Arial"/>
+        <w:sz w:val="24"/>
+        <w:szCs w:val="24"/>
+      </w:rPr>
+      <w:fldChar w:fldCharType="separate"/>
+    </w:r>
+    <w:r>
+      <w:rPr>
+        <w:rFonts w:ascii="Arial" w:hAnsi="Arial" w:cs="Arial" w:eastAsia="Arial"/>
+        <w:sz w:val="24"/>
+        <w:szCs w:val="24"/>
+      </w:rPr>
+      <w:t>1</w:t>
+    </w:r>
+    <w:r>
+      <w:rPr>
+        <w:rFonts w:ascii="Arial" w:hAnsi="Arial" w:cs="Arial" w:eastAsia="Arial"/>
+        <w:sz w:val="24"/>
+        <w:szCs w:val="24"/>
+      </w:rPr>
+      <w:fldChar w:fldCharType="end"/>
+    </w:r>
+  </w:p>
+</w:ftr>
 </file>
 
 <file path=word/numbering.xml><?xml version="1.0" encoding="utf-8"?>
@@ -3340,15 +3763,15 @@
   <w:docDefaults>
     <w:rPrDefault>
       <w:rPr>
-        <w:rFonts w:asciiTheme="minorHAnsi" w:eastAsiaTheme="minorEastAsia" w:hAnsiTheme="minorHAnsi" w:cstheme="minorBidi"/>
-        <w:sz w:val="22"/>
-        <w:szCs w:val="22"/>
+        <w:rFonts w:ascii="Arial" w:hAnsi="Arial" w:cs="Arial" w:eastAsia="Arial"/>
+        <w:sz w:val="24"/>
+        <w:szCs w:val="24"/>
         <w:lang w:val="en-US" w:eastAsia="en-US" w:bidi="ar-SA"/>
       </w:rPr>
     </w:rPrDefault>
     <w:pPrDefault>
       <w:pPr>
-        <w:spacing w:after="200" w:line="276" w:lineRule="auto"/>
+        <w:spacing w:after="200" w:line="480" w:lineRule="auto"/>
       </w:pPr>
     </w:pPrDefault>
   </w:docDefaults>
@@ -3496,8 +3919,8 @@
     <w:qFormat/>
     <w:rsid w:val="00FC693F"/>
     <w:rPr>
-      <w:rFonts w:ascii="Calibri" w:hAnsi="Calibri" w:cs="Calibri" w:eastAsia="Calibri"/>
-      <w:sz w:val="23"/>
+      <w:rFonts w:ascii="Arial" w:hAnsi="Arial" w:cs="Arial" w:eastAsia="Arial"/>
+      <w:sz w:val="24"/>
     </w:rPr>
   </w:style>
   <w:style w:type="paragraph" w:styleId="Header">
@@ -3512,7 +3935,7 @@
         <w:tab w:val="center" w:pos="4680"/>
         <w:tab w:val="right" w:pos="9360"/>
       </w:tabs>
-      <w:spacing w:after="0" w:line="240" w:lineRule="auto"/>
+      <w:spacing w:after="0" w:line="480" w:lineRule="auto"/>
     </w:pPr>
   </w:style>
   <w:style w:type="character" w:customStyle="1" w:styleId="HeaderChar">
@@ -3534,7 +3957,7 @@
         <w:tab w:val="center" w:pos="4680"/>
         <w:tab w:val="right" w:pos="9360"/>
       </w:tabs>
-      <w:spacing w:after="0" w:line="240" w:lineRule="auto"/>
+      <w:spacing w:after="0" w:line="480" w:lineRule="auto"/>
     </w:pPr>
   </w:style>
   <w:style w:type="character" w:customStyle="1" w:styleId="FooterChar">
@@ -3559,12 +3982,12 @@
       <w:outlineLvl w:val="0"/>
     </w:pPr>
     <w:rPr>
-      <w:rFonts w:ascii="Calibri" w:hAnsi="Calibri" w:cs="Calibri" w:eastAsia="Calibri"/>
+      <w:rFonts w:ascii="Arial" w:hAnsi="Arial" w:cs="Arial" w:eastAsia="Arial"/>
       <w:b w:val="0"/>
       <w:bCs/>
       <w:color w:val="2E74B5"/>
-      <w:sz w:val="32"/>
-      <w:szCs w:val="28"/>
+      <w:sz w:val="24"/>
+      <w:szCs w:val="24"/>
     </w:rPr>
   </w:style>
   <w:style w:type="paragraph" w:styleId="Heading2">
@@ -3583,12 +4006,13 @@
       <w:outlineLvl w:val="1"/>
     </w:pPr>
     <w:rPr>
-      <w:rFonts w:ascii="Calibri" w:hAnsi="Calibri" w:cs="Calibri" w:eastAsia="Calibri"/>
+      <w:rFonts w:ascii="Arial" w:hAnsi="Arial" w:cs="Arial" w:eastAsia="Arial"/>
       <w:b w:val="0"/>
       <w:bCs/>
+      <w:i/>
       <w:color w:val="2E74B5"/>
-      <w:sz w:val="26"/>
-      <w:szCs w:val="26"/>
+      <w:sz w:val="24"/>
+      <w:szCs w:val="24"/>
     </w:rPr>
   </w:style>
   <w:style w:type="paragraph" w:styleId="Heading3">
@@ -3607,10 +4031,13 @@
       <w:outlineLvl w:val="2"/>
     </w:pPr>
     <w:rPr>
-      <w:rFonts w:asciiTheme="majorHAnsi" w:eastAsiaTheme="majorEastAsia" w:hAnsiTheme="majorHAnsi" w:cstheme="majorBidi"/>
+      <w:rFonts w:ascii="Arial" w:hAnsi="Arial" w:cs="Arial" w:eastAsia="Arial"/>
       <w:b/>
       <w:bCs/>
+      <w:i/>
       <w:color w:val="4F81BD" w:themeColor="accent1"/>
+      <w:sz w:val="24"/>
+      <w:szCs w:val="24"/>
     </w:rPr>
   </w:style>
   <w:style w:type="paragraph" w:styleId="Heading4">
@@ -3630,7 +4057,7 @@
       <w:outlineLvl w:val="3"/>
     </w:pPr>
     <w:rPr>
-      <w:rFonts w:asciiTheme="majorHAnsi" w:eastAsiaTheme="majorEastAsia" w:hAnsiTheme="majorHAnsi" w:cstheme="majorBidi"/>
+      <w:rFonts w:ascii="Arial" w:hAnsi="Arial" w:cs="Arial" w:eastAsia="Arial"/>
       <w:b/>
       <w:bCs/>
       <w:i/>
@@ -3655,7 +4082,7 @@
       <w:outlineLvl w:val="4"/>
     </w:pPr>
     <w:rPr>
-      <w:rFonts w:asciiTheme="majorHAnsi" w:eastAsiaTheme="majorEastAsia" w:hAnsiTheme="majorHAnsi" w:cstheme="majorBidi"/>
+      <w:rFonts w:ascii="Arial" w:hAnsi="Arial" w:cs="Arial" w:eastAsia="Arial"/>
       <w:color w:val="243F60" w:themeColor="accent1" w:themeShade="7F"/>
     </w:rPr>
   </w:style>
@@ -3676,7 +4103,7 @@
       <w:outlineLvl w:val="5"/>
     </w:pPr>
     <w:rPr>
-      <w:rFonts w:asciiTheme="majorHAnsi" w:eastAsiaTheme="majorEastAsia" w:hAnsiTheme="majorHAnsi" w:cstheme="majorBidi"/>
+      <w:rFonts w:ascii="Arial" w:hAnsi="Arial" w:cs="Arial" w:eastAsia="Arial"/>
       <w:i/>
       <w:iCs/>
       <w:color w:val="243F60" w:themeColor="accent1" w:themeShade="7F"/>
@@ -3699,7 +4126,7 @@
       <w:outlineLvl w:val="6"/>
     </w:pPr>
     <w:rPr>
-      <w:rFonts w:asciiTheme="majorHAnsi" w:eastAsiaTheme="majorEastAsia" w:hAnsiTheme="majorHAnsi" w:cstheme="majorBidi"/>
+      <w:rFonts w:ascii="Arial" w:hAnsi="Arial" w:cs="Arial" w:eastAsia="Arial"/>
       <w:i/>
       <w:iCs/>
       <w:color w:val="404040" w:themeColor="text1" w:themeTint="BF"/>
@@ -3722,10 +4149,10 @@
       <w:outlineLvl w:val="7"/>
     </w:pPr>
     <w:rPr>
-      <w:rFonts w:asciiTheme="majorHAnsi" w:eastAsiaTheme="majorEastAsia" w:hAnsiTheme="majorHAnsi" w:cstheme="majorBidi"/>
+      <w:rFonts w:ascii="Arial" w:hAnsi="Arial" w:cs="Arial" w:eastAsia="Arial"/>
       <w:color w:val="4F81BD" w:themeColor="accent1"/>
-      <w:sz w:val="20"/>
-      <w:szCs w:val="20"/>
+      <w:sz w:val="24"/>
+      <w:szCs w:val="24"/>
     </w:rPr>
   </w:style>
   <w:style w:type="paragraph" w:styleId="Heading9">
@@ -3745,12 +4172,12 @@
       <w:outlineLvl w:val="8"/>
     </w:pPr>
     <w:rPr>
-      <w:rFonts w:asciiTheme="majorHAnsi" w:eastAsiaTheme="majorEastAsia" w:hAnsiTheme="majorHAnsi" w:cstheme="majorBidi"/>
+      <w:rFonts w:ascii="Arial" w:hAnsi="Arial" w:cs="Arial" w:eastAsia="Arial"/>
       <w:i/>
       <w:iCs/>
       <w:color w:val="404040" w:themeColor="text1" w:themeTint="BF"/>
-      <w:sz w:val="20"/>
-      <w:szCs w:val="20"/>
+      <w:sz w:val="24"/>
+      <w:szCs w:val="24"/>
     </w:rPr>
   </w:style>
   <w:style w:type="character" w:default="1" w:styleId="DefaultParagraphFont">
@@ -3786,7 +4213,7 @@
     <w:qFormat/>
     <w:rsid w:val="00FC693F"/>
     <w:pPr>
-      <w:spacing w:after="0" w:line="240" w:lineRule="auto"/>
+      <w:spacing w:after="0" w:line="480" w:lineRule="auto"/>
     </w:pPr>
   </w:style>
   <w:style w:type="character" w:customStyle="1" w:styleId="Heading1Char">
@@ -3796,12 +4223,12 @@
     <w:uiPriority w:val="9"/>
     <w:rsid w:val="00FC693F"/>
     <w:rPr>
-      <w:rFonts w:asciiTheme="majorHAnsi" w:eastAsiaTheme="majorEastAsia" w:hAnsiTheme="majorHAnsi" w:cstheme="majorBidi"/>
+      <w:rFonts w:ascii="Arial" w:hAnsi="Arial" w:cs="Arial" w:eastAsia="Arial"/>
       <w:b/>
       <w:bCs/>
       <w:color w:val="365F91" w:themeColor="accent1" w:themeShade="BF"/>
-      <w:sz w:val="28"/>
-      <w:szCs w:val="28"/>
+      <w:sz w:val="24"/>
+      <w:szCs w:val="24"/>
     </w:rPr>
   </w:style>
   <w:style w:type="character" w:customStyle="1" w:styleId="Heading2Char">
@@ -3811,12 +4238,12 @@
     <w:uiPriority w:val="9"/>
     <w:rsid w:val="00FC693F"/>
     <w:rPr>
-      <w:rFonts w:asciiTheme="majorHAnsi" w:eastAsiaTheme="majorEastAsia" w:hAnsiTheme="majorHAnsi" w:cstheme="majorBidi"/>
+      <w:rFonts w:ascii="Arial" w:hAnsi="Arial" w:cs="Arial" w:eastAsia="Arial"/>
       <w:b/>
       <w:bCs/>
       <w:color w:val="4F81BD" w:themeColor="accent1"/>
-      <w:sz w:val="26"/>
-      <w:szCs w:val="26"/>
+      <w:sz w:val="24"/>
+      <w:szCs w:val="24"/>
     </w:rPr>
   </w:style>
   <w:style w:type="character" w:customStyle="1" w:styleId="Heading3Char">
@@ -3826,7 +4253,7 @@
     <w:uiPriority w:val="9"/>
     <w:rsid w:val="00FC693F"/>
     <w:rPr>
-      <w:rFonts w:asciiTheme="majorHAnsi" w:eastAsiaTheme="majorEastAsia" w:hAnsiTheme="majorHAnsi" w:cstheme="majorBidi"/>
+      <w:rFonts w:ascii="Arial" w:hAnsi="Arial" w:cs="Arial" w:eastAsia="Arial"/>
       <w:b/>
       <w:bCs/>
       <w:color w:val="4F81BD" w:themeColor="accent1"/>
@@ -3841,16 +4268,17 @@
     <w:qFormat/>
     <w:rsid w:val="00FC693F"/>
     <w:pPr>
-      <w:spacing w:after="300" w:line="240" w:lineRule="auto"/>
+      <w:spacing w:after="300" w:line="480" w:lineRule="auto"/>
       <w:contextualSpacing/>
     </w:pPr>
     <w:rPr>
-      <w:rFonts w:ascii="Calibri" w:hAnsi="Calibri" w:cs="Calibri" w:eastAsia="Calibri"/>
+      <w:rFonts w:ascii="Arial" w:hAnsi="Arial" w:cs="Arial" w:eastAsia="Arial"/>
+      <w:b/>
       <w:color w:val="000000"/>
       <w:spacing w:val="5"/>
       <w:kern w:val="28"/>
-      <w:sz w:val="56"/>
-      <w:szCs w:val="52"/>
+      <w:sz w:val="24"/>
+      <w:szCs w:val="24"/>
     </w:rPr>
   </w:style>
   <w:style w:type="character" w:customStyle="1" w:styleId="TitleChar">
@@ -3860,12 +4288,12 @@
     <w:uiPriority w:val="10"/>
     <w:rsid w:val="00FC693F"/>
     <w:rPr>
-      <w:rFonts w:asciiTheme="majorHAnsi" w:eastAsiaTheme="majorEastAsia" w:hAnsiTheme="majorHAnsi" w:cstheme="majorBidi"/>
+      <w:rFonts w:ascii="Arial" w:hAnsi="Arial" w:cs="Arial" w:eastAsia="Arial"/>
       <w:color w:val="17365D" w:themeColor="text2" w:themeShade="BF"/>
       <w:spacing w:val="5"/>
       <w:kern w:val="28"/>
-      <w:sz w:val="52"/>
-      <w:szCs w:val="52"/>
+      <w:sz w:val="24"/>
+      <w:szCs w:val="24"/>
     </w:rPr>
   </w:style>
   <w:style w:type="paragraph" w:styleId="Subtitle">
@@ -3882,7 +4310,7 @@
       </w:numPr>
     </w:pPr>
     <w:rPr>
-      <w:rFonts w:asciiTheme="majorHAnsi" w:eastAsiaTheme="majorEastAsia" w:hAnsiTheme="majorHAnsi" w:cstheme="majorBidi"/>
+      <w:rFonts w:ascii="Arial" w:hAnsi="Arial" w:cs="Arial" w:eastAsia="Arial"/>
       <w:i/>
       <w:iCs/>
       <w:color w:val="4F81BD" w:themeColor="accent1"/>
@@ -3898,7 +4326,7 @@
     <w:uiPriority w:val="11"/>
     <w:rsid w:val="00FC693F"/>
     <w:rPr>
-      <w:rFonts w:asciiTheme="majorHAnsi" w:eastAsiaTheme="majorEastAsia" w:hAnsiTheme="majorHAnsi" w:cstheme="majorBidi"/>
+      <w:rFonts w:ascii="Arial" w:hAnsi="Arial" w:cs="Arial" w:eastAsia="Arial"/>
       <w:i/>
       <w:iCs/>
       <w:color w:val="4F81BD" w:themeColor="accent1"/>
@@ -3965,8 +4393,9 @@
       <w:spacing w:after="120"/>
     </w:pPr>
     <w:rPr>
-      <w:sz w:val="16"/>
-      <w:szCs w:val="16"/>
+      <w:rFonts w:ascii="Arial" w:hAnsi="Arial" w:cs="Arial" w:eastAsia="Arial"/>
+      <w:sz w:val="24"/>
+      <w:szCs w:val="24"/>
     </w:rPr>
   </w:style>
   <w:style w:type="character" w:customStyle="1" w:styleId="BodyText3Char">
@@ -3976,8 +4405,9 @@
     <w:uiPriority w:val="99"/>
     <w:rsid w:val="00AA1D8D"/>
     <w:rPr>
-      <w:sz w:val="16"/>
-      <w:szCs w:val="16"/>
+      <w:rFonts w:ascii="Arial" w:hAnsi="Arial" w:cs="Arial" w:eastAsia="Arial"/>
+      <w:sz w:val="24"/>
+      <w:szCs w:val="24"/>
     </w:rPr>
   </w:style>
   <w:style w:type="paragraph" w:styleId="List">
@@ -4145,9 +4575,9 @@
       </w:tabs>
     </w:pPr>
     <w:rPr>
-      <w:rFonts w:ascii="Courier" w:hAnsi="Courier"/>
-      <w:sz w:val="20"/>
-      <w:szCs w:val="20"/>
+      <w:rFonts w:ascii="Arial" w:hAnsi="Arial" w:cs="Arial" w:eastAsia="Arial"/>
+      <w:sz w:val="24"/>
+      <w:szCs w:val="24"/>
     </w:rPr>
   </w:style>
   <w:style w:type="character" w:customStyle="1" w:styleId="MacroTextChar">
@@ -4157,9 +4587,9 @@
     <w:uiPriority w:val="99"/>
     <w:rsid w:val="0029639D"/>
     <w:rPr>
-      <w:rFonts w:ascii="Courier" w:hAnsi="Courier"/>
-      <w:sz w:val="20"/>
-      <w:szCs w:val="20"/>
+      <w:rFonts w:ascii="Arial" w:hAnsi="Arial" w:cs="Arial" w:eastAsia="Arial"/>
+      <w:sz w:val="24"/>
+      <w:szCs w:val="24"/>
     </w:rPr>
   </w:style>
   <w:style w:type="paragraph" w:styleId="Quote">
@@ -4171,6 +4601,7 @@
     <w:qFormat/>
     <w:rsid w:val="00FC693F"/>
     <w:rPr>
+      <w:rFonts w:ascii="Arial" w:hAnsi="Arial" w:cs="Arial" w:eastAsia="Arial"/>
       <w:i/>
       <w:iCs/>
       <w:color w:val="000000" w:themeColor="text1"/>
@@ -4183,6 +4614,7 @@
     <w:uiPriority w:val="29"/>
     <w:rsid w:val="00FC693F"/>
     <w:rPr>
+      <w:rFonts w:ascii="Arial" w:hAnsi="Arial" w:cs="Arial" w:eastAsia="Arial"/>
       <w:i/>
       <w:iCs/>
       <w:color w:val="000000" w:themeColor="text1"/>
@@ -4196,7 +4628,7 @@
     <w:semiHidden/>
     <w:rsid w:val="00FC693F"/>
     <w:rPr>
-      <w:rFonts w:asciiTheme="majorHAnsi" w:eastAsiaTheme="majorEastAsia" w:hAnsiTheme="majorHAnsi" w:cstheme="majorBidi"/>
+      <w:rFonts w:ascii="Arial" w:hAnsi="Arial" w:cs="Arial" w:eastAsia="Arial"/>
       <w:b/>
       <w:bCs/>
       <w:i/>
@@ -4212,7 +4644,7 @@
     <w:semiHidden/>
     <w:rsid w:val="00FC693F"/>
     <w:rPr>
-      <w:rFonts w:asciiTheme="majorHAnsi" w:eastAsiaTheme="majorEastAsia" w:hAnsiTheme="majorHAnsi" w:cstheme="majorBidi"/>
+      <w:rFonts w:ascii="Arial" w:hAnsi="Arial" w:cs="Arial" w:eastAsia="Arial"/>
       <w:color w:val="243F60" w:themeColor="accent1" w:themeShade="7F"/>
     </w:rPr>
   </w:style>
@@ -4224,7 +4656,7 @@
     <w:semiHidden/>
     <w:rsid w:val="00FC693F"/>
     <w:rPr>
-      <w:rFonts w:asciiTheme="majorHAnsi" w:eastAsiaTheme="majorEastAsia" w:hAnsiTheme="majorHAnsi" w:cstheme="majorBidi"/>
+      <w:rFonts w:ascii="Arial" w:hAnsi="Arial" w:cs="Arial" w:eastAsia="Arial"/>
       <w:i/>
       <w:iCs/>
       <w:color w:val="243F60" w:themeColor="accent1" w:themeShade="7F"/>
@@ -4238,7 +4670,7 @@
     <w:semiHidden/>
     <w:rsid w:val="00FC693F"/>
     <w:rPr>
-      <w:rFonts w:asciiTheme="majorHAnsi" w:eastAsiaTheme="majorEastAsia" w:hAnsiTheme="majorHAnsi" w:cstheme="majorBidi"/>
+      <w:rFonts w:ascii="Arial" w:hAnsi="Arial" w:cs="Arial" w:eastAsia="Arial"/>
       <w:i/>
       <w:iCs/>
       <w:color w:val="404040" w:themeColor="text1" w:themeTint="BF"/>
@@ -4252,10 +4684,10 @@
     <w:semiHidden/>
     <w:rsid w:val="00FC693F"/>
     <w:rPr>
-      <w:rFonts w:asciiTheme="majorHAnsi" w:eastAsiaTheme="majorEastAsia" w:hAnsiTheme="majorHAnsi" w:cstheme="majorBidi"/>
+      <w:rFonts w:ascii="Arial" w:hAnsi="Arial" w:cs="Arial" w:eastAsia="Arial"/>
       <w:color w:val="4F81BD" w:themeColor="accent1"/>
-      <w:sz w:val="20"/>
-      <w:szCs w:val="20"/>
+      <w:sz w:val="24"/>
+      <w:szCs w:val="24"/>
     </w:rPr>
   </w:style>
   <w:style w:type="character" w:customStyle="1" w:styleId="Heading9Char">
@@ -4266,12 +4698,12 @@
     <w:semiHidden/>
     <w:rsid w:val="00FC693F"/>
     <w:rPr>
-      <w:rFonts w:asciiTheme="majorHAnsi" w:eastAsiaTheme="majorEastAsia" w:hAnsiTheme="majorHAnsi" w:cstheme="majorBidi"/>
+      <w:rFonts w:ascii="Arial" w:hAnsi="Arial" w:cs="Arial" w:eastAsia="Arial"/>
       <w:i/>
       <w:iCs/>
       <w:color w:val="404040" w:themeColor="text1" w:themeTint="BF"/>
-      <w:sz w:val="20"/>
-      <w:szCs w:val="20"/>
+      <w:sz w:val="24"/>
+      <w:szCs w:val="24"/>
     </w:rPr>
   </w:style>
   <w:style w:type="paragraph" w:styleId="Caption">
@@ -4284,14 +4716,15 @@
     <w:qFormat/>
     <w:rsid w:val="00FC693F"/>
     <w:pPr>
-      <w:spacing w:line="240" w:lineRule="auto"/>
+      <w:spacing w:line="480" w:lineRule="auto"/>
     </w:pPr>
     <w:rPr>
+      <w:rFonts w:ascii="Arial" w:hAnsi="Arial" w:cs="Arial" w:eastAsia="Arial"/>
       <w:b/>
       <w:bCs/>
       <w:color w:val="4F81BD" w:themeColor="accent1"/>
-      <w:sz w:val="18"/>
-      <w:szCs w:val="18"/>
+      <w:sz w:val="24"/>
+      <w:szCs w:val="24"/>
     </w:rPr>
   </w:style>
   <w:style w:type="character" w:styleId="Strong">
@@ -4301,6 +4734,7 @@
     <w:qFormat/>
     <w:rsid w:val="00FC693F"/>
     <w:rPr>
+      <w:rFonts w:ascii="Arial" w:hAnsi="Arial" w:cs="Arial" w:eastAsia="Arial"/>
       <w:b/>
       <w:bCs/>
     </w:rPr>
@@ -4312,6 +4746,7 @@
     <w:qFormat/>
     <w:rsid w:val="00FC693F"/>
     <w:rPr>
+      <w:rFonts w:ascii="Arial" w:hAnsi="Arial" w:cs="Arial" w:eastAsia="Arial"/>
       <w:i/>
       <w:iCs/>
     </w:rPr>
@@ -4332,6 +4767,7 @@
       <w:ind w:left="936" w:right="936"/>
     </w:pPr>
     <w:rPr>
+      <w:rFonts w:ascii="Arial" w:hAnsi="Arial" w:cs="Arial" w:eastAsia="Arial"/>
       <w:b/>
       <w:bCs/>
       <w:i/>
@@ -4346,6 +4782,7 @@
     <w:uiPriority w:val="30"/>
     <w:rsid w:val="00FC693F"/>
     <w:rPr>
+      <w:rFonts w:ascii="Arial" w:hAnsi="Arial" w:cs="Arial" w:eastAsia="Arial"/>
       <w:b/>
       <w:bCs/>
       <w:i/>
@@ -4360,6 +4797,7 @@
     <w:qFormat/>
     <w:rsid w:val="00FC693F"/>
     <w:rPr>
+      <w:rFonts w:ascii="Arial" w:hAnsi="Arial" w:cs="Arial" w:eastAsia="Arial"/>
       <w:i/>
       <w:iCs/>
       <w:color w:val="808080" w:themeColor="text1" w:themeTint="7F"/>
@@ -4372,6 +4810,7 @@
     <w:qFormat/>
     <w:rsid w:val="00FC693F"/>
     <w:rPr>
+      <w:rFonts w:ascii="Arial" w:hAnsi="Arial" w:cs="Arial" w:eastAsia="Arial"/>
       <w:b/>
       <w:bCs/>
       <w:i/>
@@ -4386,6 +4825,7 @@
     <w:qFormat/>
     <w:rsid w:val="00FC693F"/>
     <w:rPr>
+      <w:rFonts w:ascii="Arial" w:hAnsi="Arial" w:cs="Arial" w:eastAsia="Arial"/>
       <w:smallCaps/>
       <w:color w:val="C0504D" w:themeColor="accent2"/>
       <w:u w:val="single"/>
@@ -4398,6 +4838,7 @@
     <w:qFormat/>
     <w:rsid w:val="00FC693F"/>
     <w:rPr>
+      <w:rFonts w:ascii="Arial" w:hAnsi="Arial" w:cs="Arial" w:eastAsia="Arial"/>
       <w:b/>
       <w:bCs/>
       <w:smallCaps/>
@@ -4413,6 +4854,7 @@
     <w:qFormat/>
     <w:rsid w:val="00FC693F"/>
     <w:rPr>
+      <w:rFonts w:ascii="Arial" w:hAnsi="Arial" w:cs="Arial" w:eastAsia="Arial"/>
       <w:b/>
       <w:bCs/>
       <w:smallCaps/>
@@ -4438,7 +4880,7 @@
     <w:uiPriority w:val="59"/>
     <w:rsid w:val="00FC693F"/>
     <w:pPr>
-      <w:spacing w:after="0" w:line="240" w:lineRule="auto"/>
+      <w:spacing w:after="0" w:line="480" w:lineRule="auto"/>
     </w:pPr>
     <w:tblPr>
       <w:tblInd w:w="0" w:type="dxa"/>
@@ -4464,9 +4906,10 @@
     <w:uiPriority w:val="60"/>
     <w:rsid w:val="00FC693F"/>
     <w:pPr>
-      <w:spacing w:after="0" w:line="240" w:lineRule="auto"/>
+      <w:spacing w:after="0" w:line="480" w:lineRule="auto"/>
     </w:pPr>
     <w:rPr>
+      <w:rFonts w:ascii="Arial" w:hAnsi="Arial" w:cs="Arial" w:eastAsia="Arial"/>
       <w:color w:val="000000" w:themeColor="text1" w:themeShade="BF"/>
     </w:rPr>
     <w:tblPr>
@@ -4489,6 +4932,7 @@
         <w:spacing w:before="0" w:after="0" w:line="240" w:lineRule="auto"/>
       </w:pPr>
       <w:rPr>
+        <w:rFonts w:ascii="Arial" w:hAnsi="Arial" w:cs="Arial" w:eastAsia="Arial"/>
         <w:b/>
         <w:bCs/>
       </w:rPr>
@@ -4509,6 +4953,7 @@
         <w:spacing w:before="0" w:after="0" w:line="240" w:lineRule="auto"/>
       </w:pPr>
       <w:rPr>
+        <w:rFonts w:ascii="Arial" w:hAnsi="Arial" w:cs="Arial" w:eastAsia="Arial"/>
         <w:b/>
         <w:bCs/>
       </w:rPr>
@@ -4526,12 +4971,14 @@
     </w:tblStylePr>
     <w:tblStylePr w:type="firstCol">
       <w:rPr>
+        <w:rFonts w:ascii="Arial" w:hAnsi="Arial" w:cs="Arial" w:eastAsia="Arial"/>
         <w:b/>
         <w:bCs/>
       </w:rPr>
     </w:tblStylePr>
     <w:tblStylePr w:type="lastCol">
       <w:rPr>
+        <w:rFonts w:ascii="Arial" w:hAnsi="Arial" w:cs="Arial" w:eastAsia="Arial"/>
         <w:b/>
         <w:bCs/>
       </w:rPr>
@@ -4567,9 +5014,10 @@
     <w:uiPriority w:val="60"/>
     <w:rsid w:val="00FC693F"/>
     <w:pPr>
-      <w:spacing w:after="0" w:line="240" w:lineRule="auto"/>
+      <w:spacing w:after="0" w:line="480" w:lineRule="auto"/>
     </w:pPr>
     <w:rPr>
+      <w:rFonts w:ascii="Arial" w:hAnsi="Arial" w:cs="Arial" w:eastAsia="Arial"/>
       <w:color w:val="365F91" w:themeColor="accent1" w:themeShade="BF"/>
     </w:rPr>
     <w:tblPr>
@@ -4592,6 +5040,7 @@
         <w:spacing w:before="0" w:after="0" w:line="240" w:lineRule="auto"/>
       </w:pPr>
       <w:rPr>
+        <w:rFonts w:ascii="Arial" w:hAnsi="Arial" w:cs="Arial" w:eastAsia="Arial"/>
         <w:b/>
         <w:bCs/>
       </w:rPr>
@@ -4612,6 +5061,7 @@
         <w:spacing w:before="0" w:after="0" w:line="240" w:lineRule="auto"/>
       </w:pPr>
       <w:rPr>
+        <w:rFonts w:ascii="Arial" w:hAnsi="Arial" w:cs="Arial" w:eastAsia="Arial"/>
         <w:b/>
         <w:bCs/>
       </w:rPr>
@@ -4629,12 +5079,14 @@
     </w:tblStylePr>
     <w:tblStylePr w:type="firstCol">
       <w:rPr>
+        <w:rFonts w:ascii="Arial" w:hAnsi="Arial" w:cs="Arial" w:eastAsia="Arial"/>
         <w:b/>
         <w:bCs/>
       </w:rPr>
     </w:tblStylePr>
     <w:tblStylePr w:type="lastCol">
       <w:rPr>
+        <w:rFonts w:ascii="Arial" w:hAnsi="Arial" w:cs="Arial" w:eastAsia="Arial"/>
         <w:b/>
         <w:bCs/>
       </w:rPr>
@@ -4670,9 +5122,10 @@
     <w:uiPriority w:val="60"/>
     <w:rsid w:val="00FC693F"/>
     <w:pPr>
-      <w:spacing w:after="0" w:line="240" w:lineRule="auto"/>
+      <w:spacing w:after="0" w:line="480" w:lineRule="auto"/>
     </w:pPr>
     <w:rPr>
+      <w:rFonts w:ascii="Arial" w:hAnsi="Arial" w:cs="Arial" w:eastAsia="Arial"/>
       <w:color w:val="943634" w:themeColor="accent2" w:themeShade="BF"/>
     </w:rPr>
     <w:tblPr>
@@ -4695,6 +5148,7 @@
         <w:spacing w:before="0" w:after="0" w:line="240" w:lineRule="auto"/>
       </w:pPr>
       <w:rPr>
+        <w:rFonts w:ascii="Arial" w:hAnsi="Arial" w:cs="Arial" w:eastAsia="Arial"/>
         <w:b/>
         <w:bCs/>
       </w:rPr>
@@ -4715,6 +5169,7 @@
         <w:spacing w:before="0" w:after="0" w:line="240" w:lineRule="auto"/>
       </w:pPr>
       <w:rPr>
+        <w:rFonts w:ascii="Arial" w:hAnsi="Arial" w:cs="Arial" w:eastAsia="Arial"/>
         <w:b/>
         <w:bCs/>
       </w:rPr>
@@ -4732,12 +5187,14 @@
     </w:tblStylePr>
     <w:tblStylePr w:type="firstCol">
       <w:rPr>
+        <w:rFonts w:ascii="Arial" w:hAnsi="Arial" w:cs="Arial" w:eastAsia="Arial"/>
         <w:b/>
         <w:bCs/>
       </w:rPr>
     </w:tblStylePr>
     <w:tblStylePr w:type="lastCol">
       <w:rPr>
+        <w:rFonts w:ascii="Arial" w:hAnsi="Arial" w:cs="Arial" w:eastAsia="Arial"/>
         <w:b/>
         <w:bCs/>
       </w:rPr>
@@ -4773,9 +5230,10 @@
     <w:uiPriority w:val="60"/>
     <w:rsid w:val="00FC693F"/>
     <w:pPr>
-      <w:spacing w:after="0" w:line="240" w:lineRule="auto"/>
+      <w:spacing w:after="0" w:line="480" w:lineRule="auto"/>
     </w:pPr>
     <w:rPr>
+      <w:rFonts w:ascii="Arial" w:hAnsi="Arial" w:cs="Arial" w:eastAsia="Arial"/>
       <w:color w:val="76923C" w:themeColor="accent3" w:themeShade="BF"/>
     </w:rPr>
     <w:tblPr>
@@ -4798,6 +5256,7 @@
         <w:spacing w:before="0" w:after="0" w:line="240" w:lineRule="auto"/>
       </w:pPr>
       <w:rPr>
+        <w:rFonts w:ascii="Arial" w:hAnsi="Arial" w:cs="Arial" w:eastAsia="Arial"/>
         <w:b/>
         <w:bCs/>
       </w:rPr>
@@ -4818,6 +5277,7 @@
         <w:spacing w:before="0" w:after="0" w:line="240" w:lineRule="auto"/>
       </w:pPr>
       <w:rPr>
+        <w:rFonts w:ascii="Arial" w:hAnsi="Arial" w:cs="Arial" w:eastAsia="Arial"/>
         <w:b/>
         <w:bCs/>
       </w:rPr>
@@ -4835,12 +5295,14 @@
     </w:tblStylePr>
     <w:tblStylePr w:type="firstCol">
       <w:rPr>
+        <w:rFonts w:ascii="Arial" w:hAnsi="Arial" w:cs="Arial" w:eastAsia="Arial"/>
         <w:b/>
         <w:bCs/>
       </w:rPr>
     </w:tblStylePr>
     <w:tblStylePr w:type="lastCol">
       <w:rPr>
+        <w:rFonts w:ascii="Arial" w:hAnsi="Arial" w:cs="Arial" w:eastAsia="Arial"/>
         <w:b/>
         <w:bCs/>
       </w:rPr>
@@ -4876,9 +5338,10 @@
     <w:uiPriority w:val="60"/>
     <w:rsid w:val="00FC693F"/>
     <w:pPr>
-      <w:spacing w:after="0" w:line="240" w:lineRule="auto"/>
+      <w:spacing w:after="0" w:line="480" w:lineRule="auto"/>
     </w:pPr>
     <w:rPr>
+      <w:rFonts w:ascii="Arial" w:hAnsi="Arial" w:cs="Arial" w:eastAsia="Arial"/>
       <w:color w:val="5F497A" w:themeColor="accent4" w:themeShade="BF"/>
     </w:rPr>
     <w:tblPr>
@@ -4901,6 +5364,7 @@
         <w:spacing w:before="0" w:after="0" w:line="240" w:lineRule="auto"/>
       </w:pPr>
       <w:rPr>
+        <w:rFonts w:ascii="Arial" w:hAnsi="Arial" w:cs="Arial" w:eastAsia="Arial"/>
         <w:b/>
         <w:bCs/>
       </w:rPr>
@@ -4921,6 +5385,7 @@
         <w:spacing w:before="0" w:after="0" w:line="240" w:lineRule="auto"/>
       </w:pPr>
       <w:rPr>
+        <w:rFonts w:ascii="Arial" w:hAnsi="Arial" w:cs="Arial" w:eastAsia="Arial"/>
         <w:b/>
         <w:bCs/>
       </w:rPr>
@@ -4938,12 +5403,14 @@
     </w:tblStylePr>
     <w:tblStylePr w:type="firstCol">
       <w:rPr>
+        <w:rFonts w:ascii="Arial" w:hAnsi="Arial" w:cs="Arial" w:eastAsia="Arial"/>
         <w:b/>
         <w:bCs/>
       </w:rPr>
     </w:tblStylePr>
     <w:tblStylePr w:type="lastCol">
       <w:rPr>
+        <w:rFonts w:ascii="Arial" w:hAnsi="Arial" w:cs="Arial" w:eastAsia="Arial"/>
         <w:b/>
         <w:bCs/>
       </w:rPr>
@@ -4979,9 +5446,10 @@
     <w:uiPriority w:val="60"/>
     <w:rsid w:val="00FC693F"/>
     <w:pPr>
-      <w:spacing w:after="0" w:line="240" w:lineRule="auto"/>
+      <w:spacing w:after="0" w:line="480" w:lineRule="auto"/>
     </w:pPr>
     <w:rPr>
+      <w:rFonts w:ascii="Arial" w:hAnsi="Arial" w:cs="Arial" w:eastAsia="Arial"/>
       <w:color w:val="31849B" w:themeColor="accent5" w:themeShade="BF"/>
     </w:rPr>
     <w:tblPr>
@@ -5004,6 +5472,7 @@
         <w:spacing w:before="0" w:after="0" w:line="240" w:lineRule="auto"/>
       </w:pPr>
       <w:rPr>
+        <w:rFonts w:ascii="Arial" w:hAnsi="Arial" w:cs="Arial" w:eastAsia="Arial"/>
         <w:b/>
         <w:bCs/>
       </w:rPr>
@@ -5024,6 +5493,7 @@
         <w:spacing w:before="0" w:after="0" w:line="240" w:lineRule="auto"/>
       </w:pPr>
       <w:rPr>
+        <w:rFonts w:ascii="Arial" w:hAnsi="Arial" w:cs="Arial" w:eastAsia="Arial"/>
         <w:b/>
         <w:bCs/>
       </w:rPr>
@@ -5041,12 +5511,14 @@
     </w:tblStylePr>
     <w:tblStylePr w:type="firstCol">
       <w:rPr>
+        <w:rFonts w:ascii="Arial" w:hAnsi="Arial" w:cs="Arial" w:eastAsia="Arial"/>
         <w:b/>
         <w:bCs/>
       </w:rPr>
     </w:tblStylePr>
     <w:tblStylePr w:type="lastCol">
       <w:rPr>
+        <w:rFonts w:ascii="Arial" w:hAnsi="Arial" w:cs="Arial" w:eastAsia="Arial"/>
         <w:b/>
         <w:bCs/>
       </w:rPr>
@@ -5082,9 +5554,10 @@
     <w:uiPriority w:val="60"/>
     <w:rsid w:val="00FC693F"/>
     <w:pPr>
-      <w:spacing w:after="0" w:line="240" w:lineRule="auto"/>
+      <w:spacing w:after="0" w:line="480" w:lineRule="auto"/>
     </w:pPr>
     <w:rPr>
+      <w:rFonts w:ascii="Arial" w:hAnsi="Arial" w:cs="Arial" w:eastAsia="Arial"/>
       <w:color w:val="E36C0A" w:themeColor="accent6" w:themeShade="BF"/>
     </w:rPr>
     <w:tblPr>
@@ -5107,6 +5580,7 @@
         <w:spacing w:before="0" w:after="0" w:line="240" w:lineRule="auto"/>
       </w:pPr>
       <w:rPr>
+        <w:rFonts w:ascii="Arial" w:hAnsi="Arial" w:cs="Arial" w:eastAsia="Arial"/>
         <w:b/>
         <w:bCs/>
       </w:rPr>
@@ -5127,6 +5601,7 @@
         <w:spacing w:before="0" w:after="0" w:line="240" w:lineRule="auto"/>
       </w:pPr>
       <w:rPr>
+        <w:rFonts w:ascii="Arial" w:hAnsi="Arial" w:cs="Arial" w:eastAsia="Arial"/>
         <w:b/>
         <w:bCs/>
       </w:rPr>
@@ -5144,12 +5619,14 @@
     </w:tblStylePr>
     <w:tblStylePr w:type="firstCol">
       <w:rPr>
+        <w:rFonts w:ascii="Arial" w:hAnsi="Arial" w:cs="Arial" w:eastAsia="Arial"/>
         <w:b/>
         <w:bCs/>
       </w:rPr>
     </w:tblStylePr>
     <w:tblStylePr w:type="lastCol">
       <w:rPr>
+        <w:rFonts w:ascii="Arial" w:hAnsi="Arial" w:cs="Arial" w:eastAsia="Arial"/>
         <w:b/>
         <w:bCs/>
       </w:rPr>
@@ -5185,7 +5662,7 @@
     <w:uiPriority w:val="61"/>
     <w:rsid w:val="00FC693F"/>
     <w:pPr>
-      <w:spacing w:after="0" w:line="240" w:lineRule="auto"/>
+      <w:spacing w:after="0" w:line="480" w:lineRule="auto"/>
     </w:pPr>
     <w:tblPr>
       <w:tblStyleRowBandSize w:val="1"/>
@@ -5209,6 +5686,7 @@
         <w:spacing w:before="0" w:after="0" w:line="240" w:lineRule="auto"/>
       </w:pPr>
       <w:rPr>
+        <w:rFonts w:ascii="Arial" w:hAnsi="Arial" w:cs="Arial" w:eastAsia="Arial"/>
         <w:b/>
         <w:bCs/>
         <w:color w:val="FFFFFF" w:themeColor="background1"/>
@@ -5223,6 +5701,7 @@
         <w:spacing w:before="0" w:after="0" w:line="240" w:lineRule="auto"/>
       </w:pPr>
       <w:rPr>
+        <w:rFonts w:ascii="Arial" w:hAnsi="Arial" w:cs="Arial" w:eastAsia="Arial"/>
         <w:b/>
         <w:bCs/>
       </w:rPr>
@@ -5238,12 +5717,14 @@
     </w:tblStylePr>
     <w:tblStylePr w:type="firstCol">
       <w:rPr>
+        <w:rFonts w:ascii="Arial" w:hAnsi="Arial" w:cs="Arial" w:eastAsia="Arial"/>
         <w:b/>
         <w:bCs/>
       </w:rPr>
     </w:tblStylePr>
     <w:tblStylePr w:type="lastCol">
       <w:rPr>
+        <w:rFonts w:ascii="Arial" w:hAnsi="Arial" w:cs="Arial" w:eastAsia="Arial"/>
         <w:b/>
         <w:bCs/>
       </w:rPr>
@@ -5277,7 +5758,7 @@
     <w:uiPriority w:val="61"/>
     <w:rsid w:val="00FC693F"/>
     <w:pPr>
-      <w:spacing w:after="0" w:line="240" w:lineRule="auto"/>
+      <w:spacing w:after="0" w:line="480" w:lineRule="auto"/>
     </w:pPr>
     <w:tblPr>
       <w:tblStyleRowBandSize w:val="1"/>
@@ -5301,6 +5782,7 @@
         <w:spacing w:before="0" w:after="0" w:line="240" w:lineRule="auto"/>
       </w:pPr>
       <w:rPr>
+        <w:rFonts w:ascii="Arial" w:hAnsi="Arial" w:cs="Arial" w:eastAsia="Arial"/>
         <w:b/>
         <w:bCs/>
         <w:color w:val="FFFFFF" w:themeColor="background1"/>
@@ -5315,6 +5797,7 @@
         <w:spacing w:before="0" w:after="0" w:line="240" w:lineRule="auto"/>
       </w:pPr>
       <w:rPr>
+        <w:rFonts w:ascii="Arial" w:hAnsi="Arial" w:cs="Arial" w:eastAsia="Arial"/>
         <w:b/>
         <w:bCs/>
       </w:rPr>
@@ -5330,12 +5813,14 @@
     </w:tblStylePr>
     <w:tblStylePr w:type="firstCol">
       <w:rPr>
+        <w:rFonts w:ascii="Arial" w:hAnsi="Arial" w:cs="Arial" w:eastAsia="Arial"/>
         <w:b/>
         <w:bCs/>
       </w:rPr>
     </w:tblStylePr>
     <w:tblStylePr w:type="lastCol">
       <w:rPr>
+        <w:rFonts w:ascii="Arial" w:hAnsi="Arial" w:cs="Arial" w:eastAsia="Arial"/>
         <w:b/>
         <w:bCs/>
       </w:rPr>
@@ -5369,7 +5854,7 @@
     <w:uiPriority w:val="61"/>
     <w:rsid w:val="00CB0664"/>
     <w:pPr>
-      <w:spacing w:after="0" w:line="240" w:lineRule="auto"/>
+      <w:spacing w:after="0" w:line="480" w:lineRule="auto"/>
     </w:pPr>
     <w:tblPr>
       <w:tblStyleRowBandSize w:val="1"/>
@@ -5393,6 +5878,7 @@
         <w:spacing w:before="0" w:after="0" w:line="240" w:lineRule="auto"/>
       </w:pPr>
       <w:rPr>
+        <w:rFonts w:ascii="Arial" w:hAnsi="Arial" w:cs="Arial" w:eastAsia="Arial"/>
         <w:b/>
         <w:bCs/>
         <w:color w:val="FFFFFF" w:themeColor="background1"/>
@@ -5407,6 +5893,7 @@
         <w:spacing w:before="0" w:after="0" w:line="240" w:lineRule="auto"/>
       </w:pPr>
       <w:rPr>
+        <w:rFonts w:ascii="Arial" w:hAnsi="Arial" w:cs="Arial" w:eastAsia="Arial"/>
         <w:b/>
         <w:bCs/>
       </w:rPr>
@@ -5422,12 +5909,14 @@
     </w:tblStylePr>
     <w:tblStylePr w:type="firstCol">
       <w:rPr>
+        <w:rFonts w:ascii="Arial" w:hAnsi="Arial" w:cs="Arial" w:eastAsia="Arial"/>
         <w:b/>
         <w:bCs/>
       </w:rPr>
     </w:tblStylePr>
     <w:tblStylePr w:type="lastCol">
       <w:rPr>
+        <w:rFonts w:ascii="Arial" w:hAnsi="Arial" w:cs="Arial" w:eastAsia="Arial"/>
         <w:b/>
         <w:bCs/>
       </w:rPr>
@@ -5461,7 +5950,7 @@
     <w:uiPriority w:val="61"/>
     <w:rsid w:val="00CB0664"/>
     <w:pPr>
-      <w:spacing w:after="0" w:line="240" w:lineRule="auto"/>
+      <w:spacing w:after="0" w:line="480" w:lineRule="auto"/>
     </w:pPr>
     <w:tblPr>
       <w:tblStyleRowBandSize w:val="1"/>
@@ -5485,6 +5974,7 @@
         <w:spacing w:before="0" w:after="0" w:line="240" w:lineRule="auto"/>
       </w:pPr>
       <w:rPr>
+        <w:rFonts w:ascii="Arial" w:hAnsi="Arial" w:cs="Arial" w:eastAsia="Arial"/>
         <w:b/>
         <w:bCs/>
         <w:color w:val="FFFFFF" w:themeColor="background1"/>
@@ -5499,6 +5989,7 @@
         <w:spacing w:before="0" w:after="0" w:line="240" w:lineRule="auto"/>
       </w:pPr>
       <w:rPr>
+        <w:rFonts w:ascii="Arial" w:hAnsi="Arial" w:cs="Arial" w:eastAsia="Arial"/>
         <w:b/>
         <w:bCs/>
       </w:rPr>
@@ -5514,12 +6005,14 @@
     </w:tblStylePr>
     <w:tblStylePr w:type="firstCol">
       <w:rPr>
+        <w:rFonts w:ascii="Arial" w:hAnsi="Arial" w:cs="Arial" w:eastAsia="Arial"/>
         <w:b/>
         <w:bCs/>
       </w:rPr>
     </w:tblStylePr>
     <w:tblStylePr w:type="lastCol">
       <w:rPr>
+        <w:rFonts w:ascii="Arial" w:hAnsi="Arial" w:cs="Arial" w:eastAsia="Arial"/>
         <w:b/>
         <w:bCs/>
       </w:rPr>
@@ -5553,7 +6046,7 @@
     <w:uiPriority w:val="61"/>
     <w:rsid w:val="00CB0664"/>
     <w:pPr>
-      <w:spacing w:after="0" w:line="240" w:lineRule="auto"/>
+      <w:spacing w:after="0" w:line="480" w:lineRule="auto"/>
     </w:pPr>
     <w:tblPr>
       <w:tblStyleRowBandSize w:val="1"/>
@@ -5577,6 +6070,7 @@
         <w:spacing w:before="0" w:after="0" w:line="240" w:lineRule="auto"/>
       </w:pPr>
       <w:rPr>
+        <w:rFonts w:ascii="Arial" w:hAnsi="Arial" w:cs="Arial" w:eastAsia="Arial"/>
         <w:b/>
         <w:bCs/>
         <w:color w:val="FFFFFF" w:themeColor="background1"/>
@@ -5591,6 +6085,7 @@
         <w:spacing w:before="0" w:after="0" w:line="240" w:lineRule="auto"/>
       </w:pPr>
       <w:rPr>
+        <w:rFonts w:ascii="Arial" w:hAnsi="Arial" w:cs="Arial" w:eastAsia="Arial"/>
         <w:b/>
         <w:bCs/>
       </w:rPr>
@@ -5606,12 +6101,14 @@
     </w:tblStylePr>
     <w:tblStylePr w:type="firstCol">
       <w:rPr>
+        <w:rFonts w:ascii="Arial" w:hAnsi="Arial" w:cs="Arial" w:eastAsia="Arial"/>
         <w:b/>
         <w:bCs/>
       </w:rPr>
     </w:tblStylePr>
     <w:tblStylePr w:type="lastCol">
       <w:rPr>
+        <w:rFonts w:ascii="Arial" w:hAnsi="Arial" w:cs="Arial" w:eastAsia="Arial"/>
         <w:b/>
         <w:bCs/>
       </w:rPr>
@@ -5645,7 +6142,7 @@
     <w:uiPriority w:val="61"/>
     <w:rsid w:val="00CB0664"/>
     <w:pPr>
-      <w:spacing w:after="0" w:line="240" w:lineRule="auto"/>
+      <w:spacing w:after="0" w:line="480" w:lineRule="auto"/>
     </w:pPr>
     <w:tblPr>
       <w:tblStyleRowBandSize w:val="1"/>
@@ -5669,6 +6166,7 @@
         <w:spacing w:before="0" w:after="0" w:line="240" w:lineRule="auto"/>
       </w:pPr>
       <w:rPr>
+        <w:rFonts w:ascii="Arial" w:hAnsi="Arial" w:cs="Arial" w:eastAsia="Arial"/>
         <w:b/>
         <w:bCs/>
         <w:color w:val="FFFFFF" w:themeColor="background1"/>
@@ -5683,6 +6181,7 @@
         <w:spacing w:before="0" w:after="0" w:line="240" w:lineRule="auto"/>
       </w:pPr>
       <w:rPr>
+        <w:rFonts w:ascii="Arial" w:hAnsi="Arial" w:cs="Arial" w:eastAsia="Arial"/>
         <w:b/>
         <w:bCs/>
       </w:rPr>
@@ -5698,12 +6197,14 @@
     </w:tblStylePr>
     <w:tblStylePr w:type="firstCol">
       <w:rPr>
+        <w:rFonts w:ascii="Arial" w:hAnsi="Arial" w:cs="Arial" w:eastAsia="Arial"/>
         <w:b/>
         <w:bCs/>
       </w:rPr>
     </w:tblStylePr>
     <w:tblStylePr w:type="lastCol">
       <w:rPr>
+        <w:rFonts w:ascii="Arial" w:hAnsi="Arial" w:cs="Arial" w:eastAsia="Arial"/>
         <w:b/>
         <w:bCs/>
       </w:rPr>
@@ -5737,7 +6238,7 @@
     <w:uiPriority w:val="61"/>
     <w:rsid w:val="00CB0664"/>
     <w:pPr>
-      <w:spacing w:after="0" w:line="240" w:lineRule="auto"/>
+      <w:spacing w:after="0" w:line="480" w:lineRule="auto"/>
     </w:pPr>
     <w:tblPr>
       <w:tblStyleRowBandSize w:val="1"/>
@@ -5761,6 +6262,7 @@
         <w:spacing w:before="0" w:after="0" w:line="240" w:lineRule="auto"/>
       </w:pPr>
       <w:rPr>
+        <w:rFonts w:ascii="Arial" w:hAnsi="Arial" w:cs="Arial" w:eastAsia="Arial"/>
         <w:b/>
         <w:bCs/>
         <w:color w:val="FFFFFF" w:themeColor="background1"/>
@@ -5775,6 +6277,7 @@
         <w:spacing w:before="0" w:after="0" w:line="240" w:lineRule="auto"/>
       </w:pPr>
       <w:rPr>
+        <w:rFonts w:ascii="Arial" w:hAnsi="Arial" w:cs="Arial" w:eastAsia="Arial"/>
         <w:b/>
         <w:bCs/>
       </w:rPr>
@@ -5790,12 +6293,14 @@
     </w:tblStylePr>
     <w:tblStylePr w:type="firstCol">
       <w:rPr>
+        <w:rFonts w:ascii="Arial" w:hAnsi="Arial" w:cs="Arial" w:eastAsia="Arial"/>
         <w:b/>
         <w:bCs/>
       </w:rPr>
     </w:tblStylePr>
     <w:tblStylePr w:type="lastCol">
       <w:rPr>
+        <w:rFonts w:ascii="Arial" w:hAnsi="Arial" w:cs="Arial" w:eastAsia="Arial"/>
         <w:b/>
         <w:bCs/>
       </w:rPr>
@@ -5829,7 +6334,7 @@
     <w:uiPriority w:val="62"/>
     <w:rsid w:val="00CB0664"/>
     <w:pPr>
-      <w:spacing w:after="0" w:line="240" w:lineRule="auto"/>
+      <w:spacing w:after="0" w:line="480" w:lineRule="auto"/>
     </w:pPr>
     <w:tblPr>
       <w:tblStyleRowBandSize w:val="1"/>
@@ -5855,7 +6360,7 @@
         <w:spacing w:before="0" w:after="0" w:line="240" w:lineRule="auto"/>
       </w:pPr>
       <w:rPr>
-        <w:rFonts w:asciiTheme="majorHAnsi" w:eastAsiaTheme="majorEastAsia" w:hAnsiTheme="majorHAnsi" w:cstheme="majorBidi"/>
+        <w:rFonts w:ascii="Arial" w:hAnsi="Arial" w:cs="Arial" w:eastAsia="Arial"/>
         <w:b/>
         <w:bCs/>
       </w:rPr>
@@ -5876,7 +6381,7 @@
         <w:spacing w:before="0" w:after="0" w:line="240" w:lineRule="auto"/>
       </w:pPr>
       <w:rPr>
-        <w:rFonts w:asciiTheme="majorHAnsi" w:eastAsiaTheme="majorEastAsia" w:hAnsiTheme="majorHAnsi" w:cstheme="majorBidi"/>
+        <w:rFonts w:ascii="Arial" w:hAnsi="Arial" w:cs="Arial" w:eastAsia="Arial"/>
         <w:b/>
         <w:bCs/>
       </w:rPr>
@@ -5894,14 +6399,14 @@
     </w:tblStylePr>
     <w:tblStylePr w:type="firstCol">
       <w:rPr>
-        <w:rFonts w:asciiTheme="majorHAnsi" w:eastAsiaTheme="majorEastAsia" w:hAnsiTheme="majorHAnsi" w:cstheme="majorBidi"/>
+        <w:rFonts w:ascii="Arial" w:hAnsi="Arial" w:cs="Arial" w:eastAsia="Arial"/>
         <w:b/>
         <w:bCs/>
       </w:rPr>
     </w:tblStylePr>
     <w:tblStylePr w:type="lastCol">
       <w:rPr>
-        <w:rFonts w:asciiTheme="majorHAnsi" w:eastAsiaTheme="majorEastAsia" w:hAnsiTheme="majorHAnsi" w:cstheme="majorBidi"/>
+        <w:rFonts w:ascii="Arial" w:hAnsi="Arial" w:cs="Arial" w:eastAsia="Arial"/>
         <w:b/>
         <w:bCs/>
       </w:rPr>
@@ -5959,7 +6464,7 @@
     <w:uiPriority w:val="62"/>
     <w:rsid w:val="00CB0664"/>
     <w:pPr>
-      <w:spacing w:after="0" w:line="240" w:lineRule="auto"/>
+      <w:spacing w:after="0" w:line="480" w:lineRule="auto"/>
     </w:pPr>
     <w:tblPr>
       <w:tblStyleRowBandSize w:val="1"/>
@@ -5985,7 +6490,7 @@
         <w:spacing w:before="0" w:after="0" w:line="240" w:lineRule="auto"/>
       </w:pPr>
       <w:rPr>
-        <w:rFonts w:asciiTheme="majorHAnsi" w:eastAsiaTheme="majorEastAsia" w:hAnsiTheme="majorHAnsi" w:cstheme="majorBidi"/>
+        <w:rFonts w:ascii="Arial" w:hAnsi="Arial" w:cs="Arial" w:eastAsia="Arial"/>
         <w:b/>
         <w:bCs/>
       </w:rPr>
@@ -6006,7 +6511,7 @@
         <w:spacing w:before="0" w:after="0" w:line="240" w:lineRule="auto"/>
       </w:pPr>
       <w:rPr>
-        <w:rFonts w:asciiTheme="majorHAnsi" w:eastAsiaTheme="majorEastAsia" w:hAnsiTheme="majorHAnsi" w:cstheme="majorBidi"/>
+        <w:rFonts w:ascii="Arial" w:hAnsi="Arial" w:cs="Arial" w:eastAsia="Arial"/>
         <w:b/>
         <w:bCs/>
       </w:rPr>
@@ -6024,14 +6529,14 @@
     </w:tblStylePr>
     <w:tblStylePr w:type="firstCol">
       <w:rPr>
-        <w:rFonts w:asciiTheme="majorHAnsi" w:eastAsiaTheme="majorEastAsia" w:hAnsiTheme="majorHAnsi" w:cstheme="majorBidi"/>
+        <w:rFonts w:ascii="Arial" w:hAnsi="Arial" w:cs="Arial" w:eastAsia="Arial"/>
         <w:b/>
         <w:bCs/>
       </w:rPr>
     </w:tblStylePr>
     <w:tblStylePr w:type="lastCol">
       <w:rPr>
-        <w:rFonts w:asciiTheme="majorHAnsi" w:eastAsiaTheme="majorEastAsia" w:hAnsiTheme="majorHAnsi" w:cstheme="majorBidi"/>
+        <w:rFonts w:ascii="Arial" w:hAnsi="Arial" w:cs="Arial" w:eastAsia="Arial"/>
         <w:b/>
         <w:bCs/>
       </w:rPr>
@@ -6089,7 +6594,7 @@
     <w:uiPriority w:val="62"/>
     <w:rsid w:val="00CB0664"/>
     <w:pPr>
-      <w:spacing w:after="0" w:line="240" w:lineRule="auto"/>
+      <w:spacing w:after="0" w:line="480" w:lineRule="auto"/>
     </w:pPr>
     <w:tblPr>
       <w:tblStyleRowBandSize w:val="1"/>
@@ -6115,7 +6620,7 @@
         <w:spacing w:before="0" w:after="0" w:line="240" w:lineRule="auto"/>
       </w:pPr>
       <w:rPr>
-        <w:rFonts w:asciiTheme="majorHAnsi" w:eastAsiaTheme="majorEastAsia" w:hAnsiTheme="majorHAnsi" w:cstheme="majorBidi"/>
+        <w:rFonts w:ascii="Arial" w:hAnsi="Arial" w:cs="Arial" w:eastAsia="Arial"/>
         <w:b/>
         <w:bCs/>
       </w:rPr>
@@ -6136,7 +6641,7 @@
         <w:spacing w:before="0" w:after="0" w:line="240" w:lineRule="auto"/>
       </w:pPr>
       <w:rPr>
-        <w:rFonts w:asciiTheme="majorHAnsi" w:eastAsiaTheme="majorEastAsia" w:hAnsiTheme="majorHAnsi" w:cstheme="majorBidi"/>
+        <w:rFonts w:ascii="Arial" w:hAnsi="Arial" w:cs="Arial" w:eastAsia="Arial"/>
         <w:b/>
         <w:bCs/>
       </w:rPr>
@@ -6154,14 +6659,14 @@
     </w:tblStylePr>
     <w:tblStylePr w:type="firstCol">
       <w:rPr>
-        <w:rFonts w:asciiTheme="majorHAnsi" w:eastAsiaTheme="majorEastAsia" w:hAnsiTheme="majorHAnsi" w:cstheme="majorBidi"/>
+        <w:rFonts w:ascii="Arial" w:hAnsi="Arial" w:cs="Arial" w:eastAsia="Arial"/>
         <w:b/>
         <w:bCs/>
       </w:rPr>
     </w:tblStylePr>
     <w:tblStylePr w:type="lastCol">
       <w:rPr>
-        <w:rFonts w:asciiTheme="majorHAnsi" w:eastAsiaTheme="majorEastAsia" w:hAnsiTheme="majorHAnsi" w:cstheme="majorBidi"/>
+        <w:rFonts w:ascii="Arial" w:hAnsi="Arial" w:cs="Arial" w:eastAsia="Arial"/>
         <w:b/>
         <w:bCs/>
       </w:rPr>
@@ -6219,7 +6724,7 @@
     <w:uiPriority w:val="62"/>
     <w:rsid w:val="00CB0664"/>
     <w:pPr>
-      <w:spacing w:after="0" w:line="240" w:lineRule="auto"/>
+      <w:spacing w:after="0" w:line="480" w:lineRule="auto"/>
     </w:pPr>
     <w:tblPr>
       <w:tblStyleRowBandSize w:val="1"/>
@@ -6245,7 +6750,7 @@
         <w:spacing w:before="0" w:after="0" w:line="240" w:lineRule="auto"/>
       </w:pPr>
       <w:rPr>
-        <w:rFonts w:asciiTheme="majorHAnsi" w:eastAsiaTheme="majorEastAsia" w:hAnsiTheme="majorHAnsi" w:cstheme="majorBidi"/>
+        <w:rFonts w:ascii="Arial" w:hAnsi="Arial" w:cs="Arial" w:eastAsia="Arial"/>
         <w:b/>
         <w:bCs/>
       </w:rPr>
@@ -6266,7 +6771,7 @@
         <w:spacing w:before="0" w:after="0" w:line="240" w:lineRule="auto"/>
       </w:pPr>
       <w:rPr>
-        <w:rFonts w:asciiTheme="majorHAnsi" w:eastAsiaTheme="majorEastAsia" w:hAnsiTheme="majorHAnsi" w:cstheme="majorBidi"/>
+        <w:rFonts w:ascii="Arial" w:hAnsi="Arial" w:cs="Arial" w:eastAsia="Arial"/>
         <w:b/>
         <w:bCs/>
       </w:rPr>
@@ -6284,14 +6789,14 @@
     </w:tblStylePr>
     <w:tblStylePr w:type="firstCol">
       <w:rPr>
-        <w:rFonts w:asciiTheme="majorHAnsi" w:eastAsiaTheme="majorEastAsia" w:hAnsiTheme="majorHAnsi" w:cstheme="majorBidi"/>
+        <w:rFonts w:ascii="Arial" w:hAnsi="Arial" w:cs="Arial" w:eastAsia="Arial"/>
         <w:b/>
         <w:bCs/>
       </w:rPr>
     </w:tblStylePr>
     <w:tblStylePr w:type="lastCol">
       <w:rPr>
-        <w:rFonts w:asciiTheme="majorHAnsi" w:eastAsiaTheme="majorEastAsia" w:hAnsiTheme="majorHAnsi" w:cstheme="majorBidi"/>
+        <w:rFonts w:ascii="Arial" w:hAnsi="Arial" w:cs="Arial" w:eastAsia="Arial"/>
         <w:b/>
         <w:bCs/>
       </w:rPr>
@@ -6349,7 +6854,7 @@
     <w:uiPriority w:val="62"/>
     <w:rsid w:val="00CB0664"/>
     <w:pPr>
-      <w:spacing w:after="0" w:line="240" w:lineRule="auto"/>
+      <w:spacing w:after="0" w:line="480" w:lineRule="auto"/>
     </w:pPr>
     <w:tblPr>
       <w:tblStyleRowBandSize w:val="1"/>
@@ -6375,7 +6880,7 @@
         <w:spacing w:before="0" w:after="0" w:line="240" w:lineRule="auto"/>
       </w:pPr>
       <w:rPr>
-        <w:rFonts w:asciiTheme="majorHAnsi" w:eastAsiaTheme="majorEastAsia" w:hAnsiTheme="majorHAnsi" w:cstheme="majorBidi"/>
+        <w:rFonts w:ascii="Arial" w:hAnsi="Arial" w:cs="Arial" w:eastAsia="Arial"/>
         <w:b/>
         <w:bCs/>
       </w:rPr>
@@ -6396,7 +6901,7 @@
         <w:spacing w:before="0" w:after="0" w:line="240" w:lineRule="auto"/>
       </w:pPr>
       <w:rPr>
-        <w:rFonts w:asciiTheme="majorHAnsi" w:eastAsiaTheme="majorEastAsia" w:hAnsiTheme="majorHAnsi" w:cstheme="majorBidi"/>
+        <w:rFonts w:ascii="Arial" w:hAnsi="Arial" w:cs="Arial" w:eastAsia="Arial"/>
         <w:b/>
         <w:bCs/>
       </w:rPr>
@@ -6414,14 +6919,14 @@
     </w:tblStylePr>
     <w:tblStylePr w:type="firstCol">
       <w:rPr>
-        <w:rFonts w:asciiTheme="majorHAnsi" w:eastAsiaTheme="majorEastAsia" w:hAnsiTheme="majorHAnsi" w:cstheme="majorBidi"/>
+        <w:rFonts w:ascii="Arial" w:hAnsi="Arial" w:cs="Arial" w:eastAsia="Arial"/>
         <w:b/>
         <w:bCs/>
       </w:rPr>
     </w:tblStylePr>
     <w:tblStylePr w:type="lastCol">
       <w:rPr>
-        <w:rFonts w:asciiTheme="majorHAnsi" w:eastAsiaTheme="majorEastAsia" w:hAnsiTheme="majorHAnsi" w:cstheme="majorBidi"/>
+        <w:rFonts w:ascii="Arial" w:hAnsi="Arial" w:cs="Arial" w:eastAsia="Arial"/>
         <w:b/>
         <w:bCs/>
       </w:rPr>
@@ -6479,7 +6984,7 @@
     <w:uiPriority w:val="62"/>
     <w:rsid w:val="00CB0664"/>
     <w:pPr>
-      <w:spacing w:after="0" w:line="240" w:lineRule="auto"/>
+      <w:spacing w:after="0" w:line="480" w:lineRule="auto"/>
     </w:pPr>
     <w:tblPr>
       <w:tblStyleRowBandSize w:val="1"/>
@@ -6505,7 +7010,7 @@
         <w:spacing w:before="0" w:after="0" w:line="240" w:lineRule="auto"/>
       </w:pPr>
       <w:rPr>
-        <w:rFonts w:asciiTheme="majorHAnsi" w:eastAsiaTheme="majorEastAsia" w:hAnsiTheme="majorHAnsi" w:cstheme="majorBidi"/>
+        <w:rFonts w:ascii="Arial" w:hAnsi="Arial" w:cs="Arial" w:eastAsia="Arial"/>
         <w:b/>
         <w:bCs/>
       </w:rPr>
@@ -6526,7 +7031,7 @@
         <w:spacing w:before="0" w:after="0" w:line="240" w:lineRule="auto"/>
       </w:pPr>
       <w:rPr>
-        <w:rFonts w:asciiTheme="majorHAnsi" w:eastAsiaTheme="majorEastAsia" w:hAnsiTheme="majorHAnsi" w:cstheme="majorBidi"/>
+        <w:rFonts w:ascii="Arial" w:hAnsi="Arial" w:cs="Arial" w:eastAsia="Arial"/>
         <w:b/>
         <w:bCs/>
       </w:rPr>
@@ -6544,14 +7049,14 @@
     </w:tblStylePr>
     <w:tblStylePr w:type="firstCol">
       <w:rPr>
-        <w:rFonts w:asciiTheme="majorHAnsi" w:eastAsiaTheme="majorEastAsia" w:hAnsiTheme="majorHAnsi" w:cstheme="majorBidi"/>
+        <w:rFonts w:ascii="Arial" w:hAnsi="Arial" w:cs="Arial" w:eastAsia="Arial"/>
         <w:b/>
         <w:bCs/>
       </w:rPr>
     </w:tblStylePr>
     <w:tblStylePr w:type="lastCol">
       <w:rPr>
-        <w:rFonts w:asciiTheme="majorHAnsi" w:eastAsiaTheme="majorEastAsia" w:hAnsiTheme="majorHAnsi" w:cstheme="majorBidi"/>
+        <w:rFonts w:ascii="Arial" w:hAnsi="Arial" w:cs="Arial" w:eastAsia="Arial"/>
         <w:b/>
         <w:bCs/>
       </w:rPr>
@@ -6609,7 +7114,7 @@
     <w:uiPriority w:val="62"/>
     <w:rsid w:val="00CB0664"/>
     <w:pPr>
-      <w:spacing w:after="0" w:line="240" w:lineRule="auto"/>
+      <w:spacing w:after="0" w:line="480" w:lineRule="auto"/>
     </w:pPr>
     <w:tblPr>
       <w:tblStyleRowBandSize w:val="1"/>
@@ -6635,7 +7140,7 @@
         <w:spacing w:before="0" w:after="0" w:line="240" w:lineRule="auto"/>
       </w:pPr>
       <w:rPr>
-        <w:rFonts w:asciiTheme="majorHAnsi" w:eastAsiaTheme="majorEastAsia" w:hAnsiTheme="majorHAnsi" w:cstheme="majorBidi"/>
+        <w:rFonts w:ascii="Arial" w:hAnsi="Arial" w:cs="Arial" w:eastAsia="Arial"/>
         <w:b/>
         <w:bCs/>
       </w:rPr>
@@ -6656,7 +7161,7 @@
         <w:spacing w:before="0" w:after="0" w:line="240" w:lineRule="auto"/>
       </w:pPr>
       <w:rPr>
-        <w:rFonts w:asciiTheme="majorHAnsi" w:eastAsiaTheme="majorEastAsia" w:hAnsiTheme="majorHAnsi" w:cstheme="majorBidi"/>
+        <w:rFonts w:ascii="Arial" w:hAnsi="Arial" w:cs="Arial" w:eastAsia="Arial"/>
         <w:b/>
         <w:bCs/>
       </w:rPr>
@@ -6674,14 +7179,14 @@
     </w:tblStylePr>
     <w:tblStylePr w:type="firstCol">
       <w:rPr>
-        <w:rFonts w:asciiTheme="majorHAnsi" w:eastAsiaTheme="majorEastAsia" w:hAnsiTheme="majorHAnsi" w:cstheme="majorBidi"/>
+        <w:rFonts w:ascii="Arial" w:hAnsi="Arial" w:cs="Arial" w:eastAsia="Arial"/>
         <w:b/>
         <w:bCs/>
       </w:rPr>
     </w:tblStylePr>
     <w:tblStylePr w:type="lastCol">
       <w:rPr>
-        <w:rFonts w:asciiTheme="majorHAnsi" w:eastAsiaTheme="majorEastAsia" w:hAnsiTheme="majorHAnsi" w:cstheme="majorBidi"/>
+        <w:rFonts w:ascii="Arial" w:hAnsi="Arial" w:cs="Arial" w:eastAsia="Arial"/>
         <w:b/>
         <w:bCs/>
       </w:rPr>
@@ -6739,7 +7244,7 @@
     <w:uiPriority w:val="63"/>
     <w:rsid w:val="00CB0664"/>
     <w:pPr>
-      <w:spacing w:after="0" w:line="240" w:lineRule="auto"/>
+      <w:spacing w:after="0" w:line="480" w:lineRule="auto"/>
     </w:pPr>
     <w:tblPr>
       <w:tblStyleRowBandSize w:val="1"/>
@@ -6764,6 +7269,7 @@
         <w:spacing w:before="0" w:after="0" w:line="240" w:lineRule="auto"/>
       </w:pPr>
       <w:rPr>
+        <w:rFonts w:ascii="Arial" w:hAnsi="Arial" w:cs="Arial" w:eastAsia="Arial"/>
         <w:b/>
         <w:bCs/>
         <w:color w:val="FFFFFF" w:themeColor="background1"/>
@@ -6786,6 +7292,7 @@
         <w:spacing w:before="0" w:after="0" w:line="240" w:lineRule="auto"/>
       </w:pPr>
       <w:rPr>
+        <w:rFonts w:ascii="Arial" w:hAnsi="Arial" w:cs="Arial" w:eastAsia="Arial"/>
         <w:b/>
         <w:bCs/>
       </w:rPr>
@@ -6803,12 +7310,14 @@
     </w:tblStylePr>
     <w:tblStylePr w:type="firstCol">
       <w:rPr>
+        <w:rFonts w:ascii="Arial" w:hAnsi="Arial" w:cs="Arial" w:eastAsia="Arial"/>
         <w:b/>
         <w:bCs/>
       </w:rPr>
     </w:tblStylePr>
     <w:tblStylePr w:type="lastCol">
       <w:rPr>
+        <w:rFonts w:ascii="Arial" w:hAnsi="Arial" w:cs="Arial" w:eastAsia="Arial"/>
         <w:b/>
         <w:bCs/>
       </w:rPr>
@@ -6845,7 +7354,7 @@
     <w:uiPriority w:val="63"/>
     <w:rsid w:val="00CB0664"/>
     <w:pPr>
-      <w:spacing w:after="0" w:line="240" w:lineRule="auto"/>
+      <w:spacing w:after="0" w:line="480" w:lineRule="auto"/>
     </w:pPr>
     <w:tblPr>
       <w:tblStyleRowBandSize w:val="1"/>
@@ -6870,6 +7379,7 @@
         <w:spacing w:before="0" w:after="0" w:line="240" w:lineRule="auto"/>
       </w:pPr>
       <w:rPr>
+        <w:rFonts w:ascii="Arial" w:hAnsi="Arial" w:cs="Arial" w:eastAsia="Arial"/>
         <w:b/>
         <w:bCs/>
         <w:color w:val="FFFFFF" w:themeColor="background1"/>
@@ -6892,6 +7402,7 @@
         <w:spacing w:before="0" w:after="0" w:line="240" w:lineRule="auto"/>
       </w:pPr>
       <w:rPr>
+        <w:rFonts w:ascii="Arial" w:hAnsi="Arial" w:cs="Arial" w:eastAsia="Arial"/>
         <w:b/>
         <w:bCs/>
       </w:rPr>
@@ -6909,12 +7420,14 @@
     </w:tblStylePr>
     <w:tblStylePr w:type="firstCol">
       <w:rPr>
+        <w:rFonts w:ascii="Arial" w:hAnsi="Arial" w:cs="Arial" w:eastAsia="Arial"/>
         <w:b/>
         <w:bCs/>
       </w:rPr>
     </w:tblStylePr>
     <w:tblStylePr w:type="lastCol">
       <w:rPr>
+        <w:rFonts w:ascii="Arial" w:hAnsi="Arial" w:cs="Arial" w:eastAsia="Arial"/>
         <w:b/>
         <w:bCs/>
       </w:rPr>
@@ -6951,7 +7464,7 @@
     <w:uiPriority w:val="63"/>
     <w:rsid w:val="00CB0664"/>
     <w:pPr>
-      <w:spacing w:after="0" w:line="240" w:lineRule="auto"/>
+      <w:spacing w:after="0" w:line="480" w:lineRule="auto"/>
     </w:pPr>
     <w:tblPr>
       <w:tblStyleRowBandSize w:val="1"/>
@@ -6976,6 +7489,7 @@
         <w:spacing w:before="0" w:after="0" w:line="240" w:lineRule="auto"/>
       </w:pPr>
       <w:rPr>
+        <w:rFonts w:ascii="Arial" w:hAnsi="Arial" w:cs="Arial" w:eastAsia="Arial"/>
         <w:b/>
         <w:bCs/>
         <w:color w:val="FFFFFF" w:themeColor="background1"/>
@@ -6998,6 +7512,7 @@
         <w:spacing w:before="0" w:after="0" w:line="240" w:lineRule="auto"/>
       </w:pPr>
       <w:rPr>
+        <w:rFonts w:ascii="Arial" w:hAnsi="Arial" w:cs="Arial" w:eastAsia="Arial"/>
         <w:b/>
         <w:bCs/>
       </w:rPr>
@@ -7015,12 +7530,14 @@
     </w:tblStylePr>
     <w:tblStylePr w:type="firstCol">
       <w:rPr>
+        <w:rFonts w:ascii="Arial" w:hAnsi="Arial" w:cs="Arial" w:eastAsia="Arial"/>
         <w:b/>
         <w:bCs/>
       </w:rPr>
     </w:tblStylePr>
     <w:tblStylePr w:type="lastCol">
       <w:rPr>
+        <w:rFonts w:ascii="Arial" w:hAnsi="Arial" w:cs="Arial" w:eastAsia="Arial"/>
         <w:b/>
         <w:bCs/>
       </w:rPr>
@@ -7057,7 +7574,7 @@
     <w:uiPriority w:val="63"/>
     <w:rsid w:val="00CB0664"/>
     <w:pPr>
-      <w:spacing w:after="0" w:line="240" w:lineRule="auto"/>
+      <w:spacing w:after="0" w:line="480" w:lineRule="auto"/>
     </w:pPr>
     <w:tblPr>
       <w:tblStyleRowBandSize w:val="1"/>
@@ -7082,6 +7599,7 @@
         <w:spacing w:before="0" w:after="0" w:line="240" w:lineRule="auto"/>
       </w:pPr>
       <w:rPr>
+        <w:rFonts w:ascii="Arial" w:hAnsi="Arial" w:cs="Arial" w:eastAsia="Arial"/>
         <w:b/>
         <w:bCs/>
         <w:color w:val="FFFFFF" w:themeColor="background1"/>
@@ -7104,6 +7622,7 @@
         <w:spacing w:before="0" w:after="0" w:line="240" w:lineRule="auto"/>
       </w:pPr>
       <w:rPr>
+        <w:rFonts w:ascii="Arial" w:hAnsi="Arial" w:cs="Arial" w:eastAsia="Arial"/>
         <w:b/>
         <w:bCs/>
       </w:rPr>
@@ -7121,12 +7640,14 @@
     </w:tblStylePr>
     <w:tblStylePr w:type="firstCol">
       <w:rPr>
+        <w:rFonts w:ascii="Arial" w:hAnsi="Arial" w:cs="Arial" w:eastAsia="Arial"/>
         <w:b/>
         <w:bCs/>
       </w:rPr>
     </w:tblStylePr>
     <w:tblStylePr w:type="lastCol">
       <w:rPr>
+        <w:rFonts w:ascii="Arial" w:hAnsi="Arial" w:cs="Arial" w:eastAsia="Arial"/>
         <w:b/>
         <w:bCs/>
       </w:rPr>
@@ -7163,7 +7684,7 @@
     <w:uiPriority w:val="63"/>
     <w:rsid w:val="00CB0664"/>
     <w:pPr>
-      <w:spacing w:after="0" w:line="240" w:lineRule="auto"/>
+      <w:spacing w:after="0" w:line="480" w:lineRule="auto"/>
     </w:pPr>
     <w:tblPr>
       <w:tblStyleRowBandSize w:val="1"/>
@@ -7188,6 +7709,7 @@
         <w:spacing w:before="0" w:after="0" w:line="240" w:lineRule="auto"/>
       </w:pPr>
       <w:rPr>
+        <w:rFonts w:ascii="Arial" w:hAnsi="Arial" w:cs="Arial" w:eastAsia="Arial"/>
         <w:b/>
         <w:bCs/>
         <w:color w:val="FFFFFF" w:themeColor="background1"/>
@@ -7210,6 +7732,7 @@
         <w:spacing w:before="0" w:after="0" w:line="240" w:lineRule="auto"/>
       </w:pPr>
       <w:rPr>
+        <w:rFonts w:ascii="Arial" w:hAnsi="Arial" w:cs="Arial" w:eastAsia="Arial"/>
         <w:b/>
         <w:bCs/>
       </w:rPr>
@@ -7227,12 +7750,14 @@
     </w:tblStylePr>
     <w:tblStylePr w:type="firstCol">
       <w:rPr>
+        <w:rFonts w:ascii="Arial" w:hAnsi="Arial" w:cs="Arial" w:eastAsia="Arial"/>
         <w:b/>
         <w:bCs/>
       </w:rPr>
     </w:tblStylePr>
     <w:tblStylePr w:type="lastCol">
       <w:rPr>
+        <w:rFonts w:ascii="Arial" w:hAnsi="Arial" w:cs="Arial" w:eastAsia="Arial"/>
         <w:b/>
         <w:bCs/>
       </w:rPr>
@@ -7269,7 +7794,7 @@
     <w:uiPriority w:val="63"/>
     <w:rsid w:val="00CB0664"/>
     <w:pPr>
-      <w:spacing w:after="0" w:line="240" w:lineRule="auto"/>
+      <w:spacing w:after="0" w:line="480" w:lineRule="auto"/>
     </w:pPr>
     <w:tblPr>
       <w:tblStyleRowBandSize w:val="1"/>
@@ -7294,6 +7819,7 @@
         <w:spacing w:before="0" w:after="0" w:line="240" w:lineRule="auto"/>
       </w:pPr>
       <w:rPr>
+        <w:rFonts w:ascii="Arial" w:hAnsi="Arial" w:cs="Arial" w:eastAsia="Arial"/>
         <w:b/>
         <w:bCs/>
         <w:color w:val="FFFFFF" w:themeColor="background1"/>
@@ -7316,6 +7842,7 @@
         <w:spacing w:before="0" w:after="0" w:line="240" w:lineRule="auto"/>
       </w:pPr>
       <w:rPr>
+        <w:rFonts w:ascii="Arial" w:hAnsi="Arial" w:cs="Arial" w:eastAsia="Arial"/>
         <w:b/>
         <w:bCs/>
       </w:rPr>
@@ -7333,12 +7860,14 @@
     </w:tblStylePr>
     <w:tblStylePr w:type="firstCol">
       <w:rPr>
+        <w:rFonts w:ascii="Arial" w:hAnsi="Arial" w:cs="Arial" w:eastAsia="Arial"/>
         <w:b/>
         <w:bCs/>
       </w:rPr>
     </w:tblStylePr>
     <w:tblStylePr w:type="lastCol">
       <w:rPr>
+        <w:rFonts w:ascii="Arial" w:hAnsi="Arial" w:cs="Arial" w:eastAsia="Arial"/>
         <w:b/>
         <w:bCs/>
       </w:rPr>
@@ -7375,7 +7904,7 @@
     <w:uiPriority w:val="63"/>
     <w:rsid w:val="00CB0664"/>
     <w:pPr>
-      <w:spacing w:after="0" w:line="240" w:lineRule="auto"/>
+      <w:spacing w:after="0" w:line="480" w:lineRule="auto"/>
     </w:pPr>
     <w:tblPr>
       <w:tblStyleRowBandSize w:val="1"/>
@@ -7400,6 +7929,7 @@
         <w:spacing w:before="0" w:after="0" w:line="240" w:lineRule="auto"/>
       </w:pPr>
       <w:rPr>
+        <w:rFonts w:ascii="Arial" w:hAnsi="Arial" w:cs="Arial" w:eastAsia="Arial"/>
         <w:b/>
         <w:bCs/>
         <w:color w:val="FFFFFF" w:themeColor="background1"/>
@@ -7422,6 +7952,7 @@
         <w:spacing w:before="0" w:after="0" w:line="240" w:lineRule="auto"/>
       </w:pPr>
       <w:rPr>
+        <w:rFonts w:ascii="Arial" w:hAnsi="Arial" w:cs="Arial" w:eastAsia="Arial"/>
         <w:b/>
         <w:bCs/>
       </w:rPr>
@@ -7439,12 +7970,14 @@
     </w:tblStylePr>
     <w:tblStylePr w:type="firstCol">
       <w:rPr>
+        <w:rFonts w:ascii="Arial" w:hAnsi="Arial" w:cs="Arial" w:eastAsia="Arial"/>
         <w:b/>
         <w:bCs/>
       </w:rPr>
     </w:tblStylePr>
     <w:tblStylePr w:type="lastCol">
       <w:rPr>
+        <w:rFonts w:ascii="Arial" w:hAnsi="Arial" w:cs="Arial" w:eastAsia="Arial"/>
         <w:b/>
         <w:bCs/>
       </w:rPr>
@@ -7481,7 +8014,7 @@
     <w:uiPriority w:val="64"/>
     <w:rsid w:val="00CB0664"/>
     <w:pPr>
-      <w:spacing w:after="0" w:line="240" w:lineRule="auto"/>
+      <w:spacing w:after="0" w:line="480" w:lineRule="auto"/>
     </w:pPr>
     <w:tblPr>
       <w:tblStyleRowBandSize w:val="1"/>
@@ -7503,6 +8036,7 @@
         <w:spacing w:before="0" w:after="0" w:line="240" w:lineRule="auto"/>
       </w:pPr>
       <w:rPr>
+        <w:rFonts w:ascii="Arial" w:hAnsi="Arial" w:cs="Arial" w:eastAsia="Arial"/>
         <w:b/>
         <w:bCs/>
         <w:color w:val="FFFFFF" w:themeColor="background1"/>
@@ -7525,6 +8059,7 @@
         <w:spacing w:before="0" w:after="0" w:line="240" w:lineRule="auto"/>
       </w:pPr>
       <w:rPr>
+        <w:rFonts w:ascii="Arial" w:hAnsi="Arial" w:cs="Arial" w:eastAsia="Arial"/>
         <w:color w:val="auto"/>
       </w:rPr>
       <w:tblPr/>
@@ -7542,6 +8077,7 @@
     </w:tblStylePr>
     <w:tblStylePr w:type="firstCol">
       <w:rPr>
+        <w:rFonts w:ascii="Arial" w:hAnsi="Arial" w:cs="Arial" w:eastAsia="Arial"/>
         <w:b/>
         <w:bCs/>
         <w:color w:val="FFFFFF" w:themeColor="background1"/>
@@ -7561,6 +8097,7 @@
     </w:tblStylePr>
     <w:tblStylePr w:type="lastCol">
       <w:rPr>
+        <w:rFonts w:ascii="Arial" w:hAnsi="Arial" w:cs="Arial" w:eastAsia="Arial"/>
         <w:b/>
         <w:bCs/>
         <w:color w:val="FFFFFF" w:themeColor="background1"/>
@@ -7609,6 +8146,7 @@
     </w:tblStylePr>
     <w:tblStylePr w:type="nwCell">
       <w:rPr>
+        <w:rFonts w:ascii="Arial" w:hAnsi="Arial" w:cs="Arial" w:eastAsia="Arial"/>
         <w:color w:val="FFFFFF" w:themeColor="background1"/>
       </w:rPr>
       <w:tblPr/>
@@ -7630,7 +8168,7 @@
     <w:uiPriority w:val="64"/>
     <w:rsid w:val="00CB0664"/>
     <w:pPr>
-      <w:spacing w:after="0" w:line="240" w:lineRule="auto"/>
+      <w:spacing w:after="0" w:line="480" w:lineRule="auto"/>
     </w:pPr>
     <w:tblPr>
       <w:tblStyleRowBandSize w:val="1"/>
@@ -7652,6 +8190,7 @@
         <w:spacing w:before="0" w:after="0" w:line="240" w:lineRule="auto"/>
       </w:pPr>
       <w:rPr>
+        <w:rFonts w:ascii="Arial" w:hAnsi="Arial" w:cs="Arial" w:eastAsia="Arial"/>
         <w:b/>
         <w:bCs/>
         <w:color w:val="FFFFFF" w:themeColor="background1"/>
@@ -7674,6 +8213,7 @@
         <w:spacing w:before="0" w:after="0" w:line="240" w:lineRule="auto"/>
       </w:pPr>
       <w:rPr>
+        <w:rFonts w:ascii="Arial" w:hAnsi="Arial" w:cs="Arial" w:eastAsia="Arial"/>
         <w:color w:val="auto"/>
       </w:rPr>
       <w:tblPr/>
@@ -7691,6 +8231,7 @@
     </w:tblStylePr>
     <w:tblStylePr w:type="firstCol">
       <w:rPr>
+        <w:rFonts w:ascii="Arial" w:hAnsi="Arial" w:cs="Arial" w:eastAsia="Arial"/>
         <w:b/>
         <w:bCs/>
         <w:color w:val="FFFFFF" w:themeColor="background1"/>
@@ -7710,6 +8251,7 @@
     </w:tblStylePr>
     <w:tblStylePr w:type="lastCol">
       <w:rPr>
+        <w:rFonts w:ascii="Arial" w:hAnsi="Arial" w:cs="Arial" w:eastAsia="Arial"/>
         <w:b/>
         <w:bCs/>
         <w:color w:val="FFFFFF" w:themeColor="background1"/>
@@ -7758,6 +8300,7 @@
     </w:tblStylePr>
     <w:tblStylePr w:type="nwCell">
       <w:rPr>
+        <w:rFonts w:ascii="Arial" w:hAnsi="Arial" w:cs="Arial" w:eastAsia="Arial"/>
         <w:color w:val="FFFFFF" w:themeColor="background1"/>
       </w:rPr>
       <w:tblPr/>
@@ -7779,7 +8322,7 @@
     <w:uiPriority w:val="64"/>
     <w:rsid w:val="00CB0664"/>
     <w:pPr>
-      <w:spacing w:after="0" w:line="240" w:lineRule="auto"/>
+      <w:spacing w:after="0" w:line="480" w:lineRule="auto"/>
     </w:pPr>
     <w:tblPr>
       <w:tblStyleRowBandSize w:val="1"/>
@@ -7801,6 +8344,7 @@
         <w:spacing w:before="0" w:after="0" w:line="240" w:lineRule="auto"/>
       </w:pPr>
       <w:rPr>
+        <w:rFonts w:ascii="Arial" w:hAnsi="Arial" w:cs="Arial" w:eastAsia="Arial"/>
         <w:b/>
         <w:bCs/>
         <w:color w:val="FFFFFF" w:themeColor="background1"/>
@@ -7823,6 +8367,7 @@
         <w:spacing w:before="0" w:after="0" w:line="240" w:lineRule="auto"/>
       </w:pPr>
       <w:rPr>
+        <w:rFonts w:ascii="Arial" w:hAnsi="Arial" w:cs="Arial" w:eastAsia="Arial"/>
         <w:color w:val="auto"/>
       </w:rPr>
       <w:tblPr/>
@@ -7840,6 +8385,7 @@
     </w:tblStylePr>
     <w:tblStylePr w:type="firstCol">
       <w:rPr>
+        <w:rFonts w:ascii="Arial" w:hAnsi="Arial" w:cs="Arial" w:eastAsia="Arial"/>
         <w:b/>
         <w:bCs/>
         <w:color w:val="FFFFFF" w:themeColor="background1"/>
@@ -7859,6 +8405,7 @@
     </w:tblStylePr>
     <w:tblStylePr w:type="lastCol">
       <w:rPr>
+        <w:rFonts w:ascii="Arial" w:hAnsi="Arial" w:cs="Arial" w:eastAsia="Arial"/>
         <w:b/>
         <w:bCs/>
         <w:color w:val="FFFFFF" w:themeColor="background1"/>
@@ -7907,6 +8454,7 @@
     </w:tblStylePr>
     <w:tblStylePr w:type="nwCell">
       <w:rPr>
+        <w:rFonts w:ascii="Arial" w:hAnsi="Arial" w:cs="Arial" w:eastAsia="Arial"/>
         <w:color w:val="FFFFFF" w:themeColor="background1"/>
       </w:rPr>
       <w:tblPr/>
@@ -7928,7 +8476,7 @@
     <w:uiPriority w:val="64"/>
     <w:rsid w:val="00CB0664"/>
     <w:pPr>
-      <w:spacing w:after="0" w:line="240" w:lineRule="auto"/>
+      <w:spacing w:after="0" w:line="480" w:lineRule="auto"/>
     </w:pPr>
     <w:tblPr>
       <w:tblStyleRowBandSize w:val="1"/>
@@ -7950,6 +8498,7 @@
         <w:spacing w:before="0" w:after="0" w:line="240" w:lineRule="auto"/>
       </w:pPr>
       <w:rPr>
+        <w:rFonts w:ascii="Arial" w:hAnsi="Arial" w:cs="Arial" w:eastAsia="Arial"/>
         <w:b/>
         <w:bCs/>
         <w:color w:val="FFFFFF" w:themeColor="background1"/>
@@ -7972,6 +8521,7 @@
         <w:spacing w:before="0" w:after="0" w:line="240" w:lineRule="auto"/>
       </w:pPr>
       <w:rPr>
+        <w:rFonts w:ascii="Arial" w:hAnsi="Arial" w:cs="Arial" w:eastAsia="Arial"/>
         <w:color w:val="auto"/>
       </w:rPr>
       <w:tblPr/>
@@ -7989,6 +8539,7 @@
     </w:tblStylePr>
     <w:tblStylePr w:type="firstCol">
       <w:rPr>
+        <w:rFonts w:ascii="Arial" w:hAnsi="Arial" w:cs="Arial" w:eastAsia="Arial"/>
         <w:b/>
         <w:bCs/>
         <w:color w:val="FFFFFF" w:themeColor="background1"/>
@@ -8008,6 +8559,7 @@
     </w:tblStylePr>
     <w:tblStylePr w:type="lastCol">
       <w:rPr>
+        <w:rFonts w:ascii="Arial" w:hAnsi="Arial" w:cs="Arial" w:eastAsia="Arial"/>
         <w:b/>
         <w:bCs/>
         <w:color w:val="FFFFFF" w:themeColor="background1"/>
@@ -8056,6 +8608,7 @@
     </w:tblStylePr>
     <w:tblStylePr w:type="nwCell">
       <w:rPr>
+        <w:rFonts w:ascii="Arial" w:hAnsi="Arial" w:cs="Arial" w:eastAsia="Arial"/>
         <w:color w:val="FFFFFF" w:themeColor="background1"/>
       </w:rPr>
       <w:tblPr/>
@@ -8077,7 +8630,7 @@
     <w:uiPriority w:val="64"/>
     <w:rsid w:val="00CB0664"/>
     <w:pPr>
-      <w:spacing w:after="0" w:line="240" w:lineRule="auto"/>
+      <w:spacing w:after="0" w:line="480" w:lineRule="auto"/>
     </w:pPr>
     <w:tblPr>
       <w:tblStyleRowBandSize w:val="1"/>
@@ -8099,6 +8652,7 @@
         <w:spacing w:before="0" w:after="0" w:line="240" w:lineRule="auto"/>
       </w:pPr>
       <w:rPr>
+        <w:rFonts w:ascii="Arial" w:hAnsi="Arial" w:cs="Arial" w:eastAsia="Arial"/>
         <w:b/>
         <w:bCs/>
         <w:color w:val="FFFFFF" w:themeColor="background1"/>
@@ -8121,6 +8675,7 @@
         <w:spacing w:before="0" w:after="0" w:line="240" w:lineRule="auto"/>
       </w:pPr>
       <w:rPr>
+        <w:rFonts w:ascii="Arial" w:hAnsi="Arial" w:cs="Arial" w:eastAsia="Arial"/>
         <w:color w:val="auto"/>
       </w:rPr>
       <w:tblPr/>
@@ -8138,6 +8693,7 @@
     </w:tblStylePr>
     <w:tblStylePr w:type="firstCol">
       <w:rPr>
+        <w:rFonts w:ascii="Arial" w:hAnsi="Arial" w:cs="Arial" w:eastAsia="Arial"/>
         <w:b/>
         <w:bCs/>
         <w:color w:val="FFFFFF" w:themeColor="background1"/>
@@ -8157,6 +8713,7 @@
     </w:tblStylePr>
     <w:tblStylePr w:type="lastCol">
       <w:rPr>
+        <w:rFonts w:ascii="Arial" w:hAnsi="Arial" w:cs="Arial" w:eastAsia="Arial"/>
         <w:b/>
         <w:bCs/>
         <w:color w:val="FFFFFF" w:themeColor="background1"/>
@@ -8205,6 +8762,7 @@
     </w:tblStylePr>
     <w:tblStylePr w:type="nwCell">
       <w:rPr>
+        <w:rFonts w:ascii="Arial" w:hAnsi="Arial" w:cs="Arial" w:eastAsia="Arial"/>
         <w:color w:val="FFFFFF" w:themeColor="background1"/>
       </w:rPr>
       <w:tblPr/>
@@ -8226,7 +8784,7 @@
     <w:uiPriority w:val="64"/>
     <w:rsid w:val="00CB0664"/>
     <w:pPr>
-      <w:spacing w:after="0" w:line="240" w:lineRule="auto"/>
+      <w:spacing w:after="0" w:line="480" w:lineRule="auto"/>
     </w:pPr>
     <w:tblPr>
       <w:tblStyleRowBandSize w:val="1"/>
@@ -8248,6 +8806,7 @@
         <w:spacing w:before="0" w:after="0" w:line="240" w:lineRule="auto"/>
       </w:pPr>
       <w:rPr>
+        <w:rFonts w:ascii="Arial" w:hAnsi="Arial" w:cs="Arial" w:eastAsia="Arial"/>
         <w:b/>
         <w:bCs/>
         <w:color w:val="FFFFFF" w:themeColor="background1"/>
@@ -8270,6 +8829,7 @@
         <w:spacing w:before="0" w:after="0" w:line="240" w:lineRule="auto"/>
       </w:pPr>
       <w:rPr>
+        <w:rFonts w:ascii="Arial" w:hAnsi="Arial" w:cs="Arial" w:eastAsia="Arial"/>
         <w:color w:val="auto"/>
       </w:rPr>
       <w:tblPr/>
@@ -8287,6 +8847,7 @@
     </w:tblStylePr>
     <w:tblStylePr w:type="firstCol">
       <w:rPr>
+        <w:rFonts w:ascii="Arial" w:hAnsi="Arial" w:cs="Arial" w:eastAsia="Arial"/>
         <w:b/>
         <w:bCs/>
         <w:color w:val="FFFFFF" w:themeColor="background1"/>
@@ -8306,6 +8867,7 @@
     </w:tblStylePr>
     <w:tblStylePr w:type="lastCol">
       <w:rPr>
+        <w:rFonts w:ascii="Arial" w:hAnsi="Arial" w:cs="Arial" w:eastAsia="Arial"/>
         <w:b/>
         <w:bCs/>
         <w:color w:val="FFFFFF" w:themeColor="background1"/>
@@ -8354,6 +8916,7 @@
     </w:tblStylePr>
     <w:tblStylePr w:type="nwCell">
       <w:rPr>
+        <w:rFonts w:ascii="Arial" w:hAnsi="Arial" w:cs="Arial" w:eastAsia="Arial"/>
         <w:color w:val="FFFFFF" w:themeColor="background1"/>
       </w:rPr>
       <w:tblPr/>
@@ -8375,7 +8938,7 @@
     <w:uiPriority w:val="64"/>
     <w:rsid w:val="00CB0664"/>
     <w:pPr>
-      <w:spacing w:after="0" w:line="240" w:lineRule="auto"/>
+      <w:spacing w:after="0" w:line="480" w:lineRule="auto"/>
     </w:pPr>
     <w:tblPr>
       <w:tblStyleRowBandSize w:val="1"/>
@@ -8397,6 +8960,7 @@
         <w:spacing w:before="0" w:after="0" w:line="240" w:lineRule="auto"/>
       </w:pPr>
       <w:rPr>
+        <w:rFonts w:ascii="Arial" w:hAnsi="Arial" w:cs="Arial" w:eastAsia="Arial"/>
         <w:b/>
         <w:bCs/>
         <w:color w:val="FFFFFF" w:themeColor="background1"/>
@@ -8419,6 +8983,7 @@
         <w:spacing w:before="0" w:after="0" w:line="240" w:lineRule="auto"/>
       </w:pPr>
       <w:rPr>
+        <w:rFonts w:ascii="Arial" w:hAnsi="Arial" w:cs="Arial" w:eastAsia="Arial"/>
         <w:color w:val="auto"/>
       </w:rPr>
       <w:tblPr/>
@@ -8436,6 +9001,7 @@
     </w:tblStylePr>
     <w:tblStylePr w:type="firstCol">
       <w:rPr>
+        <w:rFonts w:ascii="Arial" w:hAnsi="Arial" w:cs="Arial" w:eastAsia="Arial"/>
         <w:b/>
         <w:bCs/>
         <w:color w:val="FFFFFF" w:themeColor="background1"/>
@@ -8455,6 +9021,7 @@
     </w:tblStylePr>
     <w:tblStylePr w:type="lastCol">
       <w:rPr>
+        <w:rFonts w:ascii="Arial" w:hAnsi="Arial" w:cs="Arial" w:eastAsia="Arial"/>
         <w:b/>
         <w:bCs/>
         <w:color w:val="FFFFFF" w:themeColor="background1"/>
@@ -8503,6 +9070,7 @@
     </w:tblStylePr>
     <w:tblStylePr w:type="nwCell">
       <w:rPr>
+        <w:rFonts w:ascii="Arial" w:hAnsi="Arial" w:cs="Arial" w:eastAsia="Arial"/>
         <w:color w:val="FFFFFF" w:themeColor="background1"/>
       </w:rPr>
       <w:tblPr/>
@@ -8524,9 +9092,10 @@
     <w:uiPriority w:val="65"/>
     <w:rsid w:val="00CB0664"/>
     <w:pPr>
-      <w:spacing w:after="0" w:line="240" w:lineRule="auto"/>
+      <w:spacing w:after="0" w:line="480" w:lineRule="auto"/>
     </w:pPr>
     <w:rPr>
+      <w:rFonts w:ascii="Arial" w:hAnsi="Arial" w:cs="Arial" w:eastAsia="Arial"/>
       <w:color w:val="000000" w:themeColor="text1"/>
     </w:rPr>
     <w:tblPr>
@@ -8546,7 +9115,7 @@
     </w:tblPr>
     <w:tblStylePr w:type="firstRow">
       <w:rPr>
-        <w:rFonts w:asciiTheme="majorHAnsi" w:eastAsiaTheme="majorEastAsia" w:hAnsiTheme="majorHAnsi" w:cstheme="majorBidi"/>
+        <w:rFonts w:ascii="Arial" w:hAnsi="Arial" w:cs="Arial" w:eastAsia="Arial"/>
       </w:rPr>
       <w:tblPr/>
       <w:tcPr>
@@ -8558,6 +9127,7 @@
     </w:tblStylePr>
     <w:tblStylePr w:type="lastRow">
       <w:rPr>
+        <w:rFonts w:ascii="Arial" w:hAnsi="Arial" w:cs="Arial" w:eastAsia="Arial"/>
         <w:b/>
         <w:bCs/>
         <w:color w:val="1F497D" w:themeColor="text2"/>
@@ -8572,12 +9142,14 @@
     </w:tblStylePr>
     <w:tblStylePr w:type="firstCol">
       <w:rPr>
+        <w:rFonts w:ascii="Arial" w:hAnsi="Arial" w:cs="Arial" w:eastAsia="Arial"/>
         <w:b/>
         <w:bCs/>
       </w:rPr>
     </w:tblStylePr>
     <w:tblStylePr w:type="lastCol">
       <w:rPr>
+        <w:rFonts w:ascii="Arial" w:hAnsi="Arial" w:cs="Arial" w:eastAsia="Arial"/>
         <w:b/>
         <w:bCs/>
       </w:rPr>
@@ -8608,9 +9180,10 @@
     <w:uiPriority w:val="65"/>
     <w:rsid w:val="00CB0664"/>
     <w:pPr>
-      <w:spacing w:after="0" w:line="240" w:lineRule="auto"/>
+      <w:spacing w:after="0" w:line="480" w:lineRule="auto"/>
     </w:pPr>
     <w:rPr>
+      <w:rFonts w:ascii="Arial" w:hAnsi="Arial" w:cs="Arial" w:eastAsia="Arial"/>
       <w:color w:val="000000" w:themeColor="text1"/>
     </w:rPr>
     <w:tblPr>
@@ -8630,7 +9203,7 @@
     </w:tblPr>
     <w:tblStylePr w:type="firstRow">
       <w:rPr>
-        <w:rFonts w:asciiTheme="majorHAnsi" w:eastAsiaTheme="majorEastAsia" w:hAnsiTheme="majorHAnsi" w:cstheme="majorBidi"/>
+        <w:rFonts w:ascii="Arial" w:hAnsi="Arial" w:cs="Arial" w:eastAsia="Arial"/>
       </w:rPr>
       <w:tblPr/>
       <w:tcPr>
@@ -8642,6 +9215,7 @@
     </w:tblStylePr>
     <w:tblStylePr w:type="lastRow">
       <w:rPr>
+        <w:rFonts w:ascii="Arial" w:hAnsi="Arial" w:cs="Arial" w:eastAsia="Arial"/>
         <w:b/>
         <w:bCs/>
         <w:color w:val="1F497D" w:themeColor="text2"/>
@@ -8656,12 +9230,14 @@
     </w:tblStylePr>
     <w:tblStylePr w:type="firstCol">
       <w:rPr>
+        <w:rFonts w:ascii="Arial" w:hAnsi="Arial" w:cs="Arial" w:eastAsia="Arial"/>
         <w:b/>
         <w:bCs/>
       </w:rPr>
     </w:tblStylePr>
     <w:tblStylePr w:type="lastCol">
       <w:rPr>
+        <w:rFonts w:ascii="Arial" w:hAnsi="Arial" w:cs="Arial" w:eastAsia="Arial"/>
         <w:b/>
         <w:bCs/>
       </w:rPr>
@@ -8692,9 +9268,10 @@
     <w:uiPriority w:val="65"/>
     <w:rsid w:val="00CB0664"/>
     <w:pPr>
-      <w:spacing w:after="0" w:line="240" w:lineRule="auto"/>
+      <w:spacing w:after="0" w:line="480" w:lineRule="auto"/>
     </w:pPr>
     <w:rPr>
+      <w:rFonts w:ascii="Arial" w:hAnsi="Arial" w:cs="Arial" w:eastAsia="Arial"/>
       <w:color w:val="000000" w:themeColor="text1"/>
     </w:rPr>
     <w:tblPr>
@@ -8714,7 +9291,7 @@
     </w:tblPr>
     <w:tblStylePr w:type="firstRow">
       <w:rPr>
-        <w:rFonts w:asciiTheme="majorHAnsi" w:eastAsiaTheme="majorEastAsia" w:hAnsiTheme="majorHAnsi" w:cstheme="majorBidi"/>
+        <w:rFonts w:ascii="Arial" w:hAnsi="Arial" w:cs="Arial" w:eastAsia="Arial"/>
       </w:rPr>
       <w:tblPr/>
       <w:tcPr>
@@ -8726,6 +9303,7 @@
     </w:tblStylePr>
     <w:tblStylePr w:type="lastRow">
       <w:rPr>
+        <w:rFonts w:ascii="Arial" w:hAnsi="Arial" w:cs="Arial" w:eastAsia="Arial"/>
         <w:b/>
         <w:bCs/>
         <w:color w:val="1F497D" w:themeColor="text2"/>
@@ -8740,12 +9318,14 @@
     </w:tblStylePr>
     <w:tblStylePr w:type="firstCol">
       <w:rPr>
+        <w:rFonts w:ascii="Arial" w:hAnsi="Arial" w:cs="Arial" w:eastAsia="Arial"/>
         <w:b/>
         <w:bCs/>
       </w:rPr>
     </w:tblStylePr>
     <w:tblStylePr w:type="lastCol">
       <w:rPr>
+        <w:rFonts w:ascii="Arial" w:hAnsi="Arial" w:cs="Arial" w:eastAsia="Arial"/>
         <w:b/>
         <w:bCs/>
       </w:rPr>
@@ -8776,9 +9356,10 @@
     <w:uiPriority w:val="65"/>
     <w:rsid w:val="00CB0664"/>
     <w:pPr>
-      <w:spacing w:after="0" w:line="240" w:lineRule="auto"/>
+      <w:spacing w:after="0" w:line="480" w:lineRule="auto"/>
     </w:pPr>
     <w:rPr>
+      <w:rFonts w:ascii="Arial" w:hAnsi="Arial" w:cs="Arial" w:eastAsia="Arial"/>
       <w:color w:val="000000" w:themeColor="text1"/>
     </w:rPr>
     <w:tblPr>
@@ -8798,7 +9379,7 @@
     </w:tblPr>
     <w:tblStylePr w:type="firstRow">
       <w:rPr>
-        <w:rFonts w:asciiTheme="majorHAnsi" w:eastAsiaTheme="majorEastAsia" w:hAnsiTheme="majorHAnsi" w:cstheme="majorBidi"/>
+        <w:rFonts w:ascii="Arial" w:hAnsi="Arial" w:cs="Arial" w:eastAsia="Arial"/>
       </w:rPr>
       <w:tblPr/>
       <w:tcPr>
@@ -8810,6 +9391,7 @@
     </w:tblStylePr>
     <w:tblStylePr w:type="lastRow">
       <w:rPr>
+        <w:rFonts w:ascii="Arial" w:hAnsi="Arial" w:cs="Arial" w:eastAsia="Arial"/>
         <w:b/>
         <w:bCs/>
         <w:color w:val="1F497D" w:themeColor="text2"/>
@@ -8824,12 +9406,14 @@
     </w:tblStylePr>
     <w:tblStylePr w:type="firstCol">
       <w:rPr>
+        <w:rFonts w:ascii="Arial" w:hAnsi="Arial" w:cs="Arial" w:eastAsia="Arial"/>
         <w:b/>
         <w:bCs/>
       </w:rPr>
     </w:tblStylePr>
     <w:tblStylePr w:type="lastCol">
       <w:rPr>
+        <w:rFonts w:ascii="Arial" w:hAnsi="Arial" w:cs="Arial" w:eastAsia="Arial"/>
         <w:b/>
         <w:bCs/>
       </w:rPr>
@@ -8860,9 +9444,10 @@
     <w:uiPriority w:val="65"/>
     <w:rsid w:val="00CB0664"/>
     <w:pPr>
-      <w:spacing w:after="0" w:line="240" w:lineRule="auto"/>
+      <w:spacing w:after="0" w:line="480" w:lineRule="auto"/>
     </w:pPr>
     <w:rPr>
+      <w:rFonts w:ascii="Arial" w:hAnsi="Arial" w:cs="Arial" w:eastAsia="Arial"/>
       <w:color w:val="000000" w:themeColor="text1"/>
     </w:rPr>
     <w:tblPr>
@@ -8882,7 +9467,7 @@
     </w:tblPr>
     <w:tblStylePr w:type="firstRow">
       <w:rPr>
-        <w:rFonts w:asciiTheme="majorHAnsi" w:eastAsiaTheme="majorEastAsia" w:hAnsiTheme="majorHAnsi" w:cstheme="majorBidi"/>
+        <w:rFonts w:ascii="Arial" w:hAnsi="Arial" w:cs="Arial" w:eastAsia="Arial"/>
       </w:rPr>
       <w:tblPr/>
       <w:tcPr>
@@ -8894,6 +9479,7 @@
     </w:tblStylePr>
     <w:tblStylePr w:type="lastRow">
       <w:rPr>
+        <w:rFonts w:ascii="Arial" w:hAnsi="Arial" w:cs="Arial" w:eastAsia="Arial"/>
         <w:b/>
         <w:bCs/>
         <w:color w:val="1F497D" w:themeColor="text2"/>
@@ -8908,12 +9494,14 @@
     </w:tblStylePr>
     <w:tblStylePr w:type="firstCol">
       <w:rPr>
+        <w:rFonts w:ascii="Arial" w:hAnsi="Arial" w:cs="Arial" w:eastAsia="Arial"/>
         <w:b/>
         <w:bCs/>
       </w:rPr>
     </w:tblStylePr>
     <w:tblStylePr w:type="lastCol">
       <w:rPr>
+        <w:rFonts w:ascii="Arial" w:hAnsi="Arial" w:cs="Arial" w:eastAsia="Arial"/>
         <w:b/>
         <w:bCs/>
       </w:rPr>
@@ -8944,9 +9532,10 @@
     <w:uiPriority w:val="65"/>
     <w:rsid w:val="00CB0664"/>
     <w:pPr>
-      <w:spacing w:after="0" w:line="240" w:lineRule="auto"/>
+      <w:spacing w:after="0" w:line="480" w:lineRule="auto"/>
     </w:pPr>
     <w:rPr>
+      <w:rFonts w:ascii="Arial" w:hAnsi="Arial" w:cs="Arial" w:eastAsia="Arial"/>
       <w:color w:val="000000" w:themeColor="text1"/>
     </w:rPr>
     <w:tblPr>
@@ -8966,7 +9555,7 @@
     </w:tblPr>
     <w:tblStylePr w:type="firstRow">
       <w:rPr>
-        <w:rFonts w:asciiTheme="majorHAnsi" w:eastAsiaTheme="majorEastAsia" w:hAnsiTheme="majorHAnsi" w:cstheme="majorBidi"/>
+        <w:rFonts w:ascii="Arial" w:hAnsi="Arial" w:cs="Arial" w:eastAsia="Arial"/>
       </w:rPr>
       <w:tblPr/>
       <w:tcPr>
@@ -8978,6 +9567,7 @@
     </w:tblStylePr>
     <w:tblStylePr w:type="lastRow">
       <w:rPr>
+        <w:rFonts w:ascii="Arial" w:hAnsi="Arial" w:cs="Arial" w:eastAsia="Arial"/>
         <w:b/>
         <w:bCs/>
         <w:color w:val="1F497D" w:themeColor="text2"/>
@@ -8992,12 +9582,14 @@
     </w:tblStylePr>
     <w:tblStylePr w:type="firstCol">
       <w:rPr>
+        <w:rFonts w:ascii="Arial" w:hAnsi="Arial" w:cs="Arial" w:eastAsia="Arial"/>
         <w:b/>
         <w:bCs/>
       </w:rPr>
     </w:tblStylePr>
     <w:tblStylePr w:type="lastCol">
       <w:rPr>
+        <w:rFonts w:ascii="Arial" w:hAnsi="Arial" w:cs="Arial" w:eastAsia="Arial"/>
         <w:b/>
         <w:bCs/>
       </w:rPr>
@@ -9028,9 +9620,10 @@
     <w:uiPriority w:val="65"/>
     <w:rsid w:val="00CB0664"/>
     <w:pPr>
-      <w:spacing w:after="0" w:line="240" w:lineRule="auto"/>
+      <w:spacing w:after="0" w:line="480" w:lineRule="auto"/>
     </w:pPr>
     <w:rPr>
+      <w:rFonts w:ascii="Arial" w:hAnsi="Arial" w:cs="Arial" w:eastAsia="Arial"/>
       <w:color w:val="000000" w:themeColor="text1"/>
     </w:rPr>
     <w:tblPr>
@@ -9050,7 +9643,7 @@
     </w:tblPr>
     <w:tblStylePr w:type="firstRow">
       <w:rPr>
-        <w:rFonts w:asciiTheme="majorHAnsi" w:eastAsiaTheme="majorEastAsia" w:hAnsiTheme="majorHAnsi" w:cstheme="majorBidi"/>
+        <w:rFonts w:ascii="Arial" w:hAnsi="Arial" w:cs="Arial" w:eastAsia="Arial"/>
       </w:rPr>
       <w:tblPr/>
       <w:tcPr>
@@ -9062,6 +9655,7 @@
     </w:tblStylePr>
     <w:tblStylePr w:type="lastRow">
       <w:rPr>
+        <w:rFonts w:ascii="Arial" w:hAnsi="Arial" w:cs="Arial" w:eastAsia="Arial"/>
         <w:b/>
         <w:bCs/>
         <w:color w:val="1F497D" w:themeColor="text2"/>
@@ -9076,12 +9670,14 @@
     </w:tblStylePr>
     <w:tblStylePr w:type="firstCol">
       <w:rPr>
+        <w:rFonts w:ascii="Arial" w:hAnsi="Arial" w:cs="Arial" w:eastAsia="Arial"/>
         <w:b/>
         <w:bCs/>
       </w:rPr>
     </w:tblStylePr>
     <w:tblStylePr w:type="lastCol">
       <w:rPr>
+        <w:rFonts w:ascii="Arial" w:hAnsi="Arial" w:cs="Arial" w:eastAsia="Arial"/>
         <w:b/>
         <w:bCs/>
       </w:rPr>
@@ -9112,10 +9708,10 @@
     <w:uiPriority w:val="66"/>
     <w:rsid w:val="00CB0664"/>
     <w:pPr>
-      <w:spacing w:after="0" w:line="240" w:lineRule="auto"/>
+      <w:spacing w:after="0" w:line="480" w:lineRule="auto"/>
     </w:pPr>
     <w:rPr>
-      <w:rFonts w:asciiTheme="majorHAnsi" w:eastAsiaTheme="majorEastAsia" w:hAnsiTheme="majorHAnsi" w:cstheme="majorBidi"/>
+      <w:rFonts w:ascii="Arial" w:hAnsi="Arial" w:cs="Arial" w:eastAsia="Arial"/>
       <w:color w:val="000000" w:themeColor="text1"/>
     </w:rPr>
     <w:tblPr>
@@ -9137,6 +9733,7 @@
     </w:tblPr>
     <w:tblStylePr w:type="firstRow">
       <w:rPr>
+        <w:rFonts w:ascii="Arial" w:hAnsi="Arial" w:cs="Arial" w:eastAsia="Arial"/>
         <w:sz w:val="24"/>
         <w:szCs w:val="24"/>
       </w:rPr>
@@ -9240,10 +9837,10 @@
     <w:uiPriority w:val="66"/>
     <w:rsid w:val="00CB0664"/>
     <w:pPr>
-      <w:spacing w:after="0" w:line="240" w:lineRule="auto"/>
+      <w:spacing w:after="0" w:line="480" w:lineRule="auto"/>
     </w:pPr>
     <w:rPr>
-      <w:rFonts w:asciiTheme="majorHAnsi" w:eastAsiaTheme="majorEastAsia" w:hAnsiTheme="majorHAnsi" w:cstheme="majorBidi"/>
+      <w:rFonts w:ascii="Arial" w:hAnsi="Arial" w:cs="Arial" w:eastAsia="Arial"/>
       <w:color w:val="000000" w:themeColor="text1"/>
     </w:rPr>
     <w:tblPr>
@@ -9265,6 +9862,7 @@
     </w:tblPr>
     <w:tblStylePr w:type="firstRow">
       <w:rPr>
+        <w:rFonts w:ascii="Arial" w:hAnsi="Arial" w:cs="Arial" w:eastAsia="Arial"/>
         <w:sz w:val="24"/>
         <w:szCs w:val="24"/>
       </w:rPr>
@@ -9368,10 +9966,10 @@
     <w:uiPriority w:val="66"/>
     <w:rsid w:val="00CB0664"/>
     <w:pPr>
-      <w:spacing w:after="0" w:line="240" w:lineRule="auto"/>
+      <w:spacing w:after="0" w:line="480" w:lineRule="auto"/>
     </w:pPr>
     <w:rPr>
-      <w:rFonts w:asciiTheme="majorHAnsi" w:eastAsiaTheme="majorEastAsia" w:hAnsiTheme="majorHAnsi" w:cstheme="majorBidi"/>
+      <w:rFonts w:ascii="Arial" w:hAnsi="Arial" w:cs="Arial" w:eastAsia="Arial"/>
       <w:color w:val="000000" w:themeColor="text1"/>
     </w:rPr>
     <w:tblPr>
@@ -9393,6 +9991,7 @@
     </w:tblPr>
     <w:tblStylePr w:type="firstRow">
       <w:rPr>
+        <w:rFonts w:ascii="Arial" w:hAnsi="Arial" w:cs="Arial" w:eastAsia="Arial"/>
         <w:sz w:val="24"/>
         <w:szCs w:val="24"/>
       </w:rPr>
@@ -9496,10 +10095,10 @@
     <w:uiPriority w:val="66"/>
     <w:rsid w:val="00CB0664"/>
     <w:pPr>
-      <w:spacing w:after="0" w:line="240" w:lineRule="auto"/>
+      <w:spacing w:after="0" w:line="480" w:lineRule="auto"/>
     </w:pPr>
     <w:rPr>
-      <w:rFonts w:asciiTheme="majorHAnsi" w:eastAsiaTheme="majorEastAsia" w:hAnsiTheme="majorHAnsi" w:cstheme="majorBidi"/>
+      <w:rFonts w:ascii="Arial" w:hAnsi="Arial" w:cs="Arial" w:eastAsia="Arial"/>
       <w:color w:val="000000" w:themeColor="text1"/>
     </w:rPr>
     <w:tblPr>
@@ -9521,6 +10120,7 @@
     </w:tblPr>
     <w:tblStylePr w:type="firstRow">
       <w:rPr>
+        <w:rFonts w:ascii="Arial" w:hAnsi="Arial" w:cs="Arial" w:eastAsia="Arial"/>
         <w:sz w:val="24"/>
         <w:szCs w:val="24"/>
       </w:rPr>
@@ -9624,10 +10224,10 @@
     <w:uiPriority w:val="66"/>
     <w:rsid w:val="00CB0664"/>
     <w:pPr>
-      <w:spacing w:after="0" w:line="240" w:lineRule="auto"/>
+      <w:spacing w:after="0" w:line="480" w:lineRule="auto"/>
     </w:pPr>
     <w:rPr>
-      <w:rFonts w:asciiTheme="majorHAnsi" w:eastAsiaTheme="majorEastAsia" w:hAnsiTheme="majorHAnsi" w:cstheme="majorBidi"/>
+      <w:rFonts w:ascii="Arial" w:hAnsi="Arial" w:cs="Arial" w:eastAsia="Arial"/>
       <w:color w:val="000000" w:themeColor="text1"/>
     </w:rPr>
     <w:tblPr>
@@ -9649,6 +10249,7 @@
     </w:tblPr>
     <w:tblStylePr w:type="firstRow">
       <w:rPr>
+        <w:rFonts w:ascii="Arial" w:hAnsi="Arial" w:cs="Arial" w:eastAsia="Arial"/>
         <w:sz w:val="24"/>
         <w:szCs w:val="24"/>
       </w:rPr>
@@ -9752,10 +10353,10 @@
     <w:uiPriority w:val="66"/>
     <w:rsid w:val="00CB0664"/>
     <w:pPr>
-      <w:spacing w:after="0" w:line="240" w:lineRule="auto"/>
+      <w:spacing w:after="0" w:line="480" w:lineRule="auto"/>
     </w:pPr>
     <w:rPr>
-      <w:rFonts w:asciiTheme="majorHAnsi" w:eastAsiaTheme="majorEastAsia" w:hAnsiTheme="majorHAnsi" w:cstheme="majorBidi"/>
+      <w:rFonts w:ascii="Arial" w:hAnsi="Arial" w:cs="Arial" w:eastAsia="Arial"/>
       <w:color w:val="000000" w:themeColor="text1"/>
     </w:rPr>
     <w:tblPr>
@@ -9777,6 +10378,7 @@
     </w:tblPr>
     <w:tblStylePr w:type="firstRow">
       <w:rPr>
+        <w:rFonts w:ascii="Arial" w:hAnsi="Arial" w:cs="Arial" w:eastAsia="Arial"/>
         <w:sz w:val="24"/>
         <w:szCs w:val="24"/>
       </w:rPr>
@@ -9880,10 +10482,10 @@
     <w:uiPriority w:val="66"/>
     <w:rsid w:val="00CB0664"/>
     <w:pPr>
-      <w:spacing w:after="0" w:line="240" w:lineRule="auto"/>
+      <w:spacing w:after="0" w:line="480" w:lineRule="auto"/>
     </w:pPr>
     <w:rPr>
-      <w:rFonts w:asciiTheme="majorHAnsi" w:eastAsiaTheme="majorEastAsia" w:hAnsiTheme="majorHAnsi" w:cstheme="majorBidi"/>
+      <w:rFonts w:ascii="Arial" w:hAnsi="Arial" w:cs="Arial" w:eastAsia="Arial"/>
       <w:color w:val="000000" w:themeColor="text1"/>
     </w:rPr>
     <w:tblPr>
@@ -9905,6 +10507,7 @@
     </w:tblPr>
     <w:tblStylePr w:type="firstRow">
       <w:rPr>
+        <w:rFonts w:ascii="Arial" w:hAnsi="Arial" w:cs="Arial" w:eastAsia="Arial"/>
         <w:sz w:val="24"/>
         <w:szCs w:val="24"/>
       </w:rPr>
@@ -10008,7 +10611,7 @@
     <w:uiPriority w:val="67"/>
     <w:rsid w:val="00CB0664"/>
     <w:pPr>
-      <w:spacing w:after="0" w:line="240" w:lineRule="auto"/>
+      <w:spacing w:after="0" w:line="480" w:lineRule="auto"/>
     </w:pPr>
     <w:tblPr>
       <w:tblStyleRowBandSize w:val="1"/>
@@ -10034,12 +10637,14 @@
     </w:tcPr>
     <w:tblStylePr w:type="firstRow">
       <w:rPr>
+        <w:rFonts w:ascii="Arial" w:hAnsi="Arial" w:cs="Arial" w:eastAsia="Arial"/>
         <w:b/>
         <w:bCs/>
       </w:rPr>
     </w:tblStylePr>
     <w:tblStylePr w:type="lastRow">
       <w:rPr>
+        <w:rFonts w:ascii="Arial" w:hAnsi="Arial" w:cs="Arial" w:eastAsia="Arial"/>
         <w:b/>
         <w:bCs/>
       </w:rPr>
@@ -10052,12 +10657,14 @@
     </w:tblStylePr>
     <w:tblStylePr w:type="firstCol">
       <w:rPr>
+        <w:rFonts w:ascii="Arial" w:hAnsi="Arial" w:cs="Arial" w:eastAsia="Arial"/>
         <w:b/>
         <w:bCs/>
       </w:rPr>
     </w:tblStylePr>
     <w:tblStylePr w:type="lastCol">
       <w:rPr>
+        <w:rFonts w:ascii="Arial" w:hAnsi="Arial" w:cs="Arial" w:eastAsia="Arial"/>
         <w:b/>
         <w:bCs/>
       </w:rPr>
@@ -10081,7 +10688,7 @@
     <w:uiPriority w:val="67"/>
     <w:rsid w:val="00CB0664"/>
     <w:pPr>
-      <w:spacing w:after="0" w:line="240" w:lineRule="auto"/>
+      <w:spacing w:after="0" w:line="480" w:lineRule="auto"/>
     </w:pPr>
     <w:tblPr>
       <w:tblStyleRowBandSize w:val="1"/>
@@ -10107,12 +10714,14 @@
     </w:tcPr>
     <w:tblStylePr w:type="firstRow">
       <w:rPr>
+        <w:rFonts w:ascii="Arial" w:hAnsi="Arial" w:cs="Arial" w:eastAsia="Arial"/>
         <w:b/>
         <w:bCs/>
       </w:rPr>
     </w:tblStylePr>
     <w:tblStylePr w:type="lastRow">
       <w:rPr>
+        <w:rFonts w:ascii="Arial" w:hAnsi="Arial" w:cs="Arial" w:eastAsia="Arial"/>
         <w:b/>
         <w:bCs/>
       </w:rPr>
@@ -10125,12 +10734,14 @@
     </w:tblStylePr>
     <w:tblStylePr w:type="firstCol">
       <w:rPr>
+        <w:rFonts w:ascii="Arial" w:hAnsi="Arial" w:cs="Arial" w:eastAsia="Arial"/>
         <w:b/>
         <w:bCs/>
       </w:rPr>
     </w:tblStylePr>
     <w:tblStylePr w:type="lastCol">
       <w:rPr>
+        <w:rFonts w:ascii="Arial" w:hAnsi="Arial" w:cs="Arial" w:eastAsia="Arial"/>
         <w:b/>
         <w:bCs/>
       </w:rPr>
@@ -10154,7 +10765,7 @@
     <w:uiPriority w:val="67"/>
     <w:rsid w:val="00CB0664"/>
     <w:pPr>
-      <w:spacing w:after="0" w:line="240" w:lineRule="auto"/>
+      <w:spacing w:after="0" w:line="480" w:lineRule="auto"/>
     </w:pPr>
     <w:tblPr>
       <w:tblStyleRowBandSize w:val="1"/>
@@ -10180,12 +10791,14 @@
     </w:tcPr>
     <w:tblStylePr w:type="firstRow">
       <w:rPr>
+        <w:rFonts w:ascii="Arial" w:hAnsi="Arial" w:cs="Arial" w:eastAsia="Arial"/>
         <w:b/>
         <w:bCs/>
       </w:rPr>
     </w:tblStylePr>
     <w:tblStylePr w:type="lastRow">
       <w:rPr>
+        <w:rFonts w:ascii="Arial" w:hAnsi="Arial" w:cs="Arial" w:eastAsia="Arial"/>
         <w:b/>
         <w:bCs/>
       </w:rPr>
@@ -10198,12 +10811,14 @@
     </w:tblStylePr>
     <w:tblStylePr w:type="firstCol">
       <w:rPr>
+        <w:rFonts w:ascii="Arial" w:hAnsi="Arial" w:cs="Arial" w:eastAsia="Arial"/>
         <w:b/>
         <w:bCs/>
       </w:rPr>
     </w:tblStylePr>
     <w:tblStylePr w:type="lastCol">
       <w:rPr>
+        <w:rFonts w:ascii="Arial" w:hAnsi="Arial" w:cs="Arial" w:eastAsia="Arial"/>
         <w:b/>
         <w:bCs/>
       </w:rPr>
@@ -10227,7 +10842,7 @@
     <w:uiPriority w:val="67"/>
     <w:rsid w:val="00CB0664"/>
     <w:pPr>
-      <w:spacing w:after="0" w:line="240" w:lineRule="auto"/>
+      <w:spacing w:after="0" w:line="480" w:lineRule="auto"/>
     </w:pPr>
     <w:tblPr>
       <w:tblStyleRowBandSize w:val="1"/>
@@ -10253,12 +10868,14 @@
     </w:tcPr>
     <w:tblStylePr w:type="firstRow">
       <w:rPr>
+        <w:rFonts w:ascii="Arial" w:hAnsi="Arial" w:cs="Arial" w:eastAsia="Arial"/>
         <w:b/>
         <w:bCs/>
       </w:rPr>
     </w:tblStylePr>
     <w:tblStylePr w:type="lastRow">
       <w:rPr>
+        <w:rFonts w:ascii="Arial" w:hAnsi="Arial" w:cs="Arial" w:eastAsia="Arial"/>
         <w:b/>
         <w:bCs/>
       </w:rPr>
@@ -10271,12 +10888,14 @@
     </w:tblStylePr>
     <w:tblStylePr w:type="firstCol">
       <w:rPr>
+        <w:rFonts w:ascii="Arial" w:hAnsi="Arial" w:cs="Arial" w:eastAsia="Arial"/>
         <w:b/>
         <w:bCs/>
       </w:rPr>
     </w:tblStylePr>
     <w:tblStylePr w:type="lastCol">
       <w:rPr>
+        <w:rFonts w:ascii="Arial" w:hAnsi="Arial" w:cs="Arial" w:eastAsia="Arial"/>
         <w:b/>
         <w:bCs/>
       </w:rPr>
@@ -10300,7 +10919,7 @@
     <w:uiPriority w:val="67"/>
     <w:rsid w:val="00CB0664"/>
     <w:pPr>
-      <w:spacing w:after="0" w:line="240" w:lineRule="auto"/>
+      <w:spacing w:after="0" w:line="480" w:lineRule="auto"/>
     </w:pPr>
     <w:tblPr>
       <w:tblStyleRowBandSize w:val="1"/>
@@ -10326,12 +10945,14 @@
     </w:tcPr>
     <w:tblStylePr w:type="firstRow">
       <w:rPr>
+        <w:rFonts w:ascii="Arial" w:hAnsi="Arial" w:cs="Arial" w:eastAsia="Arial"/>
         <w:b/>
         <w:bCs/>
       </w:rPr>
     </w:tblStylePr>
     <w:tblStylePr w:type="lastRow">
       <w:rPr>
+        <w:rFonts w:ascii="Arial" w:hAnsi="Arial" w:cs="Arial" w:eastAsia="Arial"/>
         <w:b/>
         <w:bCs/>
       </w:rPr>
@@ -10344,12 +10965,14 @@
     </w:tblStylePr>
     <w:tblStylePr w:type="firstCol">
       <w:rPr>
+        <w:rFonts w:ascii="Arial" w:hAnsi="Arial" w:cs="Arial" w:eastAsia="Arial"/>
         <w:b/>
         <w:bCs/>
       </w:rPr>
     </w:tblStylePr>
     <w:tblStylePr w:type="lastCol">
       <w:rPr>
+        <w:rFonts w:ascii="Arial" w:hAnsi="Arial" w:cs="Arial" w:eastAsia="Arial"/>
         <w:b/>
         <w:bCs/>
       </w:rPr>
@@ -10373,7 +10996,7 @@
     <w:uiPriority w:val="67"/>
     <w:rsid w:val="00CB0664"/>
     <w:pPr>
-      <w:spacing w:after="0" w:line="240" w:lineRule="auto"/>
+      <w:spacing w:after="0" w:line="480" w:lineRule="auto"/>
     </w:pPr>
     <w:tblPr>
       <w:tblStyleRowBandSize w:val="1"/>
@@ -10399,12 +11022,14 @@
     </w:tcPr>
     <w:tblStylePr w:type="firstRow">
       <w:rPr>
+        <w:rFonts w:ascii="Arial" w:hAnsi="Arial" w:cs="Arial" w:eastAsia="Arial"/>
         <w:b/>
         <w:bCs/>
       </w:rPr>
     </w:tblStylePr>
     <w:tblStylePr w:type="lastRow">
       <w:rPr>
+        <w:rFonts w:ascii="Arial" w:hAnsi="Arial" w:cs="Arial" w:eastAsia="Arial"/>
         <w:b/>
         <w:bCs/>
       </w:rPr>
@@ -10417,12 +11042,14 @@
     </w:tblStylePr>
     <w:tblStylePr w:type="firstCol">
       <w:rPr>
+        <w:rFonts w:ascii="Arial" w:hAnsi="Arial" w:cs="Arial" w:eastAsia="Arial"/>
         <w:b/>
         <w:bCs/>
       </w:rPr>
     </w:tblStylePr>
     <w:tblStylePr w:type="lastCol">
       <w:rPr>
+        <w:rFonts w:ascii="Arial" w:hAnsi="Arial" w:cs="Arial" w:eastAsia="Arial"/>
         <w:b/>
         <w:bCs/>
       </w:rPr>
@@ -10446,7 +11073,7 @@
     <w:uiPriority w:val="67"/>
     <w:rsid w:val="00CB0664"/>
     <w:pPr>
-      <w:spacing w:after="0" w:line="240" w:lineRule="auto"/>
+      <w:spacing w:after="0" w:line="480" w:lineRule="auto"/>
     </w:pPr>
     <w:tblPr>
       <w:tblStyleRowBandSize w:val="1"/>
@@ -10472,12 +11099,14 @@
     </w:tcPr>
     <w:tblStylePr w:type="firstRow">
       <w:rPr>
+        <w:rFonts w:ascii="Arial" w:hAnsi="Arial" w:cs="Arial" w:eastAsia="Arial"/>
         <w:b/>
         <w:bCs/>
       </w:rPr>
     </w:tblStylePr>
     <w:tblStylePr w:type="lastRow">
       <w:rPr>
+        <w:rFonts w:ascii="Arial" w:hAnsi="Arial" w:cs="Arial" w:eastAsia="Arial"/>
         <w:b/>
         <w:bCs/>
       </w:rPr>
@@ -10490,12 +11119,14 @@
     </w:tblStylePr>
     <w:tblStylePr w:type="firstCol">
       <w:rPr>
+        <w:rFonts w:ascii="Arial" w:hAnsi="Arial" w:cs="Arial" w:eastAsia="Arial"/>
         <w:b/>
         <w:bCs/>
       </w:rPr>
     </w:tblStylePr>
     <w:tblStylePr w:type="lastCol">
       <w:rPr>
+        <w:rFonts w:ascii="Arial" w:hAnsi="Arial" w:cs="Arial" w:eastAsia="Arial"/>
         <w:b/>
         <w:bCs/>
       </w:rPr>
@@ -10519,10 +11150,10 @@
     <w:uiPriority w:val="68"/>
     <w:rsid w:val="00CB0664"/>
     <w:pPr>
-      <w:spacing w:after="0" w:line="240" w:lineRule="auto"/>
+      <w:spacing w:after="0" w:line="480" w:lineRule="auto"/>
     </w:pPr>
     <w:rPr>
-      <w:rFonts w:asciiTheme="majorHAnsi" w:eastAsiaTheme="majorEastAsia" w:hAnsiTheme="majorHAnsi" w:cstheme="majorBidi"/>
+      <w:rFonts w:ascii="Arial" w:hAnsi="Arial" w:cs="Arial" w:eastAsia="Arial"/>
       <w:color w:val="000000" w:themeColor="text1"/>
     </w:rPr>
     <w:tblPr>
@@ -10549,6 +11180,7 @@
     </w:tcPr>
     <w:tblStylePr w:type="firstRow">
       <w:rPr>
+        <w:rFonts w:ascii="Arial" w:hAnsi="Arial" w:cs="Arial" w:eastAsia="Arial"/>
         <w:b/>
         <w:bCs/>
         <w:color w:val="000000" w:themeColor="text1"/>
@@ -10560,6 +11192,7 @@
     </w:tblStylePr>
     <w:tblStylePr w:type="lastRow">
       <w:rPr>
+        <w:rFonts w:ascii="Arial" w:hAnsi="Arial" w:cs="Arial" w:eastAsia="Arial"/>
         <w:b/>
         <w:bCs/>
         <w:color w:val="000000" w:themeColor="text1"/>
@@ -10579,6 +11212,7 @@
     </w:tblStylePr>
     <w:tblStylePr w:type="firstCol">
       <w:rPr>
+        <w:rFonts w:ascii="Arial" w:hAnsi="Arial" w:cs="Arial" w:eastAsia="Arial"/>
         <w:b/>
         <w:bCs/>
         <w:color w:val="000000" w:themeColor="text1"/>
@@ -10598,6 +11232,7 @@
     </w:tblStylePr>
     <w:tblStylePr w:type="lastCol">
       <w:rPr>
+        <w:rFonts w:ascii="Arial" w:hAnsi="Arial" w:cs="Arial" w:eastAsia="Arial"/>
         <w:b w:val="0"/>
         <w:bCs w:val="0"/>
         <w:color w:val="000000" w:themeColor="text1"/>
@@ -10644,10 +11279,10 @@
     <w:uiPriority w:val="68"/>
     <w:rsid w:val="00CB0664"/>
     <w:pPr>
-      <w:spacing w:after="0" w:line="240" w:lineRule="auto"/>
+      <w:spacing w:after="0" w:line="480" w:lineRule="auto"/>
     </w:pPr>
     <w:rPr>
-      <w:rFonts w:asciiTheme="majorHAnsi" w:eastAsiaTheme="majorEastAsia" w:hAnsiTheme="majorHAnsi" w:cstheme="majorBidi"/>
+      <w:rFonts w:ascii="Arial" w:hAnsi="Arial" w:cs="Arial" w:eastAsia="Arial"/>
       <w:color w:val="000000" w:themeColor="text1"/>
     </w:rPr>
     <w:tblPr>
@@ -10674,6 +11309,7 @@
     </w:tcPr>
     <w:tblStylePr w:type="firstRow">
       <w:rPr>
+        <w:rFonts w:ascii="Arial" w:hAnsi="Arial" w:cs="Arial" w:eastAsia="Arial"/>
         <w:b/>
         <w:bCs/>
         <w:color w:val="000000" w:themeColor="text1"/>
@@ -10685,6 +11321,7 @@
     </w:tblStylePr>
     <w:tblStylePr w:type="lastRow">
       <w:rPr>
+        <w:rFonts w:ascii="Arial" w:hAnsi="Arial" w:cs="Arial" w:eastAsia="Arial"/>
         <w:b/>
         <w:bCs/>
         <w:color w:val="000000" w:themeColor="text1"/>
@@ -10704,6 +11341,7 @@
     </w:tblStylePr>
     <w:tblStylePr w:type="firstCol">
       <w:rPr>
+        <w:rFonts w:ascii="Arial" w:hAnsi="Arial" w:cs="Arial" w:eastAsia="Arial"/>
         <w:b/>
         <w:bCs/>
         <w:color w:val="000000" w:themeColor="text1"/>
@@ -10723,6 +11361,7 @@
     </w:tblStylePr>
     <w:tblStylePr w:type="lastCol">
       <w:rPr>
+        <w:rFonts w:ascii="Arial" w:hAnsi="Arial" w:cs="Arial" w:eastAsia="Arial"/>
         <w:b w:val="0"/>
         <w:bCs w:val="0"/>
         <w:color w:val="000000" w:themeColor="text1"/>
@@ -10769,10 +11408,10 @@
     <w:uiPriority w:val="68"/>
     <w:rsid w:val="00CB0664"/>
     <w:pPr>
-      <w:spacing w:after="0" w:line="240" w:lineRule="auto"/>
+      <w:spacing w:after="0" w:line="480" w:lineRule="auto"/>
     </w:pPr>
     <w:rPr>
-      <w:rFonts w:asciiTheme="majorHAnsi" w:eastAsiaTheme="majorEastAsia" w:hAnsiTheme="majorHAnsi" w:cstheme="majorBidi"/>
+      <w:rFonts w:ascii="Arial" w:hAnsi="Arial" w:cs="Arial" w:eastAsia="Arial"/>
       <w:color w:val="000000" w:themeColor="text1"/>
     </w:rPr>
     <w:tblPr>
@@ -10799,6 +11438,7 @@
     </w:tcPr>
     <w:tblStylePr w:type="firstRow">
       <w:rPr>
+        <w:rFonts w:ascii="Arial" w:hAnsi="Arial" w:cs="Arial" w:eastAsia="Arial"/>
         <w:b/>
         <w:bCs/>
         <w:color w:val="000000" w:themeColor="text1"/>
@@ -10810,6 +11450,7 @@
     </w:tblStylePr>
     <w:tblStylePr w:type="lastRow">
       <w:rPr>
+        <w:rFonts w:ascii="Arial" w:hAnsi="Arial" w:cs="Arial" w:eastAsia="Arial"/>
         <w:b/>
         <w:bCs/>
         <w:color w:val="000000" w:themeColor="text1"/>
@@ -10829,6 +11470,7 @@
     </w:tblStylePr>
     <w:tblStylePr w:type="firstCol">
       <w:rPr>
+        <w:rFonts w:ascii="Arial" w:hAnsi="Arial" w:cs="Arial" w:eastAsia="Arial"/>
         <w:b/>
         <w:bCs/>
         <w:color w:val="000000" w:themeColor="text1"/>
@@ -10848,6 +11490,7 @@
     </w:tblStylePr>
     <w:tblStylePr w:type="lastCol">
       <w:rPr>
+        <w:rFonts w:ascii="Arial" w:hAnsi="Arial" w:cs="Arial" w:eastAsia="Arial"/>
         <w:b w:val="0"/>
         <w:bCs w:val="0"/>
         <w:color w:val="000000" w:themeColor="text1"/>
@@ -10894,10 +11537,10 @@
     <w:uiPriority w:val="68"/>
     <w:rsid w:val="00CB0664"/>
     <w:pPr>
-      <w:spacing w:after="0" w:line="240" w:lineRule="auto"/>
+      <w:spacing w:after="0" w:line="480" w:lineRule="auto"/>
     </w:pPr>
     <w:rPr>
-      <w:rFonts w:asciiTheme="majorHAnsi" w:eastAsiaTheme="majorEastAsia" w:hAnsiTheme="majorHAnsi" w:cstheme="majorBidi"/>
+      <w:rFonts w:ascii="Arial" w:hAnsi="Arial" w:cs="Arial" w:eastAsia="Arial"/>
       <w:color w:val="000000" w:themeColor="text1"/>
     </w:rPr>
     <w:tblPr>
@@ -10924,6 +11567,7 @@
     </w:tcPr>
     <w:tblStylePr w:type="firstRow">
       <w:rPr>
+        <w:rFonts w:ascii="Arial" w:hAnsi="Arial" w:cs="Arial" w:eastAsia="Arial"/>
         <w:b/>
         <w:bCs/>
         <w:color w:val="000000" w:themeColor="text1"/>
@@ -10935,6 +11579,7 @@
     </w:tblStylePr>
     <w:tblStylePr w:type="lastRow">
       <w:rPr>
+        <w:rFonts w:ascii="Arial" w:hAnsi="Arial" w:cs="Arial" w:eastAsia="Arial"/>
         <w:b/>
         <w:bCs/>
         <w:color w:val="000000" w:themeColor="text1"/>
@@ -10954,6 +11599,7 @@
     </w:tblStylePr>
     <w:tblStylePr w:type="firstCol">
       <w:rPr>
+        <w:rFonts w:ascii="Arial" w:hAnsi="Arial" w:cs="Arial" w:eastAsia="Arial"/>
         <w:b/>
         <w:bCs/>
         <w:color w:val="000000" w:themeColor="text1"/>
@@ -10973,6 +11619,7 @@
     </w:tblStylePr>
     <w:tblStylePr w:type="lastCol">
       <w:rPr>
+        <w:rFonts w:ascii="Arial" w:hAnsi="Arial" w:cs="Arial" w:eastAsia="Arial"/>
         <w:b w:val="0"/>
         <w:bCs w:val="0"/>
         <w:color w:val="000000" w:themeColor="text1"/>
@@ -11019,10 +11666,10 @@
     <w:uiPriority w:val="68"/>
     <w:rsid w:val="00CB0664"/>
     <w:pPr>
-      <w:spacing w:after="0" w:line="240" w:lineRule="auto"/>
+      <w:spacing w:after="0" w:line="480" w:lineRule="auto"/>
     </w:pPr>
     <w:rPr>
-      <w:rFonts w:asciiTheme="majorHAnsi" w:eastAsiaTheme="majorEastAsia" w:hAnsiTheme="majorHAnsi" w:cstheme="majorBidi"/>
+      <w:rFonts w:ascii="Arial" w:hAnsi="Arial" w:cs="Arial" w:eastAsia="Arial"/>
       <w:color w:val="000000" w:themeColor="text1"/>
     </w:rPr>
     <w:tblPr>
@@ -11049,6 +11696,7 @@
     </w:tcPr>
     <w:tblStylePr w:type="firstRow">
       <w:rPr>
+        <w:rFonts w:ascii="Arial" w:hAnsi="Arial" w:cs="Arial" w:eastAsia="Arial"/>
         <w:b/>
         <w:bCs/>
         <w:color w:val="000000" w:themeColor="text1"/>
@@ -11060,6 +11708,7 @@
     </w:tblStylePr>
     <w:tblStylePr w:type="lastRow">
       <w:rPr>
+        <w:rFonts w:ascii="Arial" w:hAnsi="Arial" w:cs="Arial" w:eastAsia="Arial"/>
         <w:b/>
         <w:bCs/>
         <w:color w:val="000000" w:themeColor="text1"/>
@@ -11079,6 +11728,7 @@
     </w:tblStylePr>
     <w:tblStylePr w:type="firstCol">
       <w:rPr>
+        <w:rFonts w:ascii="Arial" w:hAnsi="Arial" w:cs="Arial" w:eastAsia="Arial"/>
         <w:b/>
         <w:bCs/>
         <w:color w:val="000000" w:themeColor="text1"/>
@@ -11098,6 +11748,7 @@
     </w:tblStylePr>
     <w:tblStylePr w:type="lastCol">
       <w:rPr>
+        <w:rFonts w:ascii="Arial" w:hAnsi="Arial" w:cs="Arial" w:eastAsia="Arial"/>
         <w:b w:val="0"/>
         <w:bCs w:val="0"/>
         <w:color w:val="000000" w:themeColor="text1"/>
@@ -11144,10 +11795,10 @@
     <w:uiPriority w:val="68"/>
     <w:rsid w:val="00CB0664"/>
     <w:pPr>
-      <w:spacing w:after="0" w:line="240" w:lineRule="auto"/>
+      <w:spacing w:after="0" w:line="480" w:lineRule="auto"/>
     </w:pPr>
     <w:rPr>
-      <w:rFonts w:asciiTheme="majorHAnsi" w:eastAsiaTheme="majorEastAsia" w:hAnsiTheme="majorHAnsi" w:cstheme="majorBidi"/>
+      <w:rFonts w:ascii="Arial" w:hAnsi="Arial" w:cs="Arial" w:eastAsia="Arial"/>
       <w:color w:val="000000" w:themeColor="text1"/>
     </w:rPr>
     <w:tblPr>
@@ -11174,6 +11825,7 @@
     </w:tcPr>
     <w:tblStylePr w:type="firstRow">
       <w:rPr>
+        <w:rFonts w:ascii="Arial" w:hAnsi="Arial" w:cs="Arial" w:eastAsia="Arial"/>
         <w:b/>
         <w:bCs/>
         <w:color w:val="000000" w:themeColor="text1"/>
@@ -11185,6 +11837,7 @@
     </w:tblStylePr>
     <w:tblStylePr w:type="lastRow">
       <w:rPr>
+        <w:rFonts w:ascii="Arial" w:hAnsi="Arial" w:cs="Arial" w:eastAsia="Arial"/>
         <w:b/>
         <w:bCs/>
         <w:color w:val="000000" w:themeColor="text1"/>
@@ -11204,6 +11857,7 @@
     </w:tblStylePr>
     <w:tblStylePr w:type="firstCol">
       <w:rPr>
+        <w:rFonts w:ascii="Arial" w:hAnsi="Arial" w:cs="Arial" w:eastAsia="Arial"/>
         <w:b/>
         <w:bCs/>
         <w:color w:val="000000" w:themeColor="text1"/>
@@ -11223,6 +11877,7 @@
     </w:tblStylePr>
     <w:tblStylePr w:type="lastCol">
       <w:rPr>
+        <w:rFonts w:ascii="Arial" w:hAnsi="Arial" w:cs="Arial" w:eastAsia="Arial"/>
         <w:b w:val="0"/>
         <w:bCs w:val="0"/>
         <w:color w:val="000000" w:themeColor="text1"/>
@@ -11269,10 +11924,10 @@
     <w:uiPriority w:val="68"/>
     <w:rsid w:val="00CB0664"/>
     <w:pPr>
-      <w:spacing w:after="0" w:line="240" w:lineRule="auto"/>
+      <w:spacing w:after="0" w:line="480" w:lineRule="auto"/>
     </w:pPr>
     <w:rPr>
-      <w:rFonts w:asciiTheme="majorHAnsi" w:eastAsiaTheme="majorEastAsia" w:hAnsiTheme="majorHAnsi" w:cstheme="majorBidi"/>
+      <w:rFonts w:ascii="Arial" w:hAnsi="Arial" w:cs="Arial" w:eastAsia="Arial"/>
       <w:color w:val="000000" w:themeColor="text1"/>
     </w:rPr>
     <w:tblPr>
@@ -11299,6 +11954,7 @@
     </w:tcPr>
     <w:tblStylePr w:type="firstRow">
       <w:rPr>
+        <w:rFonts w:ascii="Arial" w:hAnsi="Arial" w:cs="Arial" w:eastAsia="Arial"/>
         <w:b/>
         <w:bCs/>
         <w:color w:val="000000" w:themeColor="text1"/>
@@ -11310,6 +11966,7 @@
     </w:tblStylePr>
     <w:tblStylePr w:type="lastRow">
       <w:rPr>
+        <w:rFonts w:ascii="Arial" w:hAnsi="Arial" w:cs="Arial" w:eastAsia="Arial"/>
         <w:b/>
         <w:bCs/>
         <w:color w:val="000000" w:themeColor="text1"/>
@@ -11329,6 +11986,7 @@
     </w:tblStylePr>
     <w:tblStylePr w:type="firstCol">
       <w:rPr>
+        <w:rFonts w:ascii="Arial" w:hAnsi="Arial" w:cs="Arial" w:eastAsia="Arial"/>
         <w:b/>
         <w:bCs/>
         <w:color w:val="000000" w:themeColor="text1"/>
@@ -11348,6 +12006,7 @@
     </w:tblStylePr>
     <w:tblStylePr w:type="lastCol">
       <w:rPr>
+        <w:rFonts w:ascii="Arial" w:hAnsi="Arial" w:cs="Arial" w:eastAsia="Arial"/>
         <w:b w:val="0"/>
         <w:bCs w:val="0"/>
         <w:color w:val="000000" w:themeColor="text1"/>
@@ -11394,7 +12053,7 @@
     <w:uiPriority w:val="69"/>
     <w:rsid w:val="00CB0664"/>
     <w:pPr>
-      <w:spacing w:after="0" w:line="240" w:lineRule="auto"/>
+      <w:spacing w:after="0" w:line="480" w:lineRule="auto"/>
     </w:pPr>
     <w:tblPr>
       <w:tblStyleRowBandSize w:val="1"/>
@@ -11420,6 +12079,7 @@
     </w:tcPr>
     <w:tblStylePr w:type="firstRow">
       <w:rPr>
+        <w:rFonts w:ascii="Arial" w:hAnsi="Arial" w:cs="Arial" w:eastAsia="Arial"/>
         <w:b/>
         <w:bCs/>
         <w:i w:val="0"/>
@@ -11441,6 +12101,7 @@
     </w:tblStylePr>
     <w:tblStylePr w:type="lastRow">
       <w:rPr>
+        <w:rFonts w:ascii="Arial" w:hAnsi="Arial" w:cs="Arial" w:eastAsia="Arial"/>
         <w:b/>
         <w:bCs/>
         <w:i w:val="0"/>
@@ -11462,6 +12123,7 @@
     </w:tblStylePr>
     <w:tblStylePr w:type="firstCol">
       <w:rPr>
+        <w:rFonts w:ascii="Arial" w:hAnsi="Arial" w:cs="Arial" w:eastAsia="Arial"/>
         <w:b/>
         <w:bCs/>
         <w:i w:val="0"/>
@@ -11481,6 +12143,7 @@
     </w:tblStylePr>
     <w:tblStylePr w:type="lastCol">
       <w:rPr>
+        <w:rFonts w:ascii="Arial" w:hAnsi="Arial" w:cs="Arial" w:eastAsia="Arial"/>
         <w:b/>
         <w:bCs/>
         <w:i w:val="0"/>
@@ -11535,7 +12198,7 @@
     <w:uiPriority w:val="69"/>
     <w:rsid w:val="00CB0664"/>
     <w:pPr>
-      <w:spacing w:after="0" w:line="240" w:lineRule="auto"/>
+      <w:spacing w:after="0" w:line="480" w:lineRule="auto"/>
     </w:pPr>
     <w:tblPr>
       <w:tblStyleRowBandSize w:val="1"/>
@@ -11561,6 +12224,7 @@
     </w:tcPr>
     <w:tblStylePr w:type="firstRow">
       <w:rPr>
+        <w:rFonts w:ascii="Arial" w:hAnsi="Arial" w:cs="Arial" w:eastAsia="Arial"/>
         <w:b/>
         <w:bCs/>
         <w:i w:val="0"/>
@@ -11582,6 +12246,7 @@
     </w:tblStylePr>
     <w:tblStylePr w:type="lastRow">
       <w:rPr>
+        <w:rFonts w:ascii="Arial" w:hAnsi="Arial" w:cs="Arial" w:eastAsia="Arial"/>
         <w:b/>
         <w:bCs/>
         <w:i w:val="0"/>
@@ -11603,6 +12268,7 @@
     </w:tblStylePr>
     <w:tblStylePr w:type="firstCol">
       <w:rPr>
+        <w:rFonts w:ascii="Arial" w:hAnsi="Arial" w:cs="Arial" w:eastAsia="Arial"/>
         <w:b/>
         <w:bCs/>
         <w:i w:val="0"/>
@@ -11622,6 +12288,7 @@
     </w:tblStylePr>
     <w:tblStylePr w:type="lastCol">
       <w:rPr>
+        <w:rFonts w:ascii="Arial" w:hAnsi="Arial" w:cs="Arial" w:eastAsia="Arial"/>
         <w:b/>
         <w:bCs/>
         <w:i w:val="0"/>
@@ -11676,7 +12343,7 @@
     <w:uiPriority w:val="69"/>
     <w:rsid w:val="00CB0664"/>
     <w:pPr>
-      <w:spacing w:after="0" w:line="240" w:lineRule="auto"/>
+      <w:spacing w:after="0" w:line="480" w:lineRule="auto"/>
     </w:pPr>
     <w:tblPr>
       <w:tblStyleRowBandSize w:val="1"/>
@@ -11702,6 +12369,7 @@
     </w:tcPr>
     <w:tblStylePr w:type="firstRow">
       <w:rPr>
+        <w:rFonts w:ascii="Arial" w:hAnsi="Arial" w:cs="Arial" w:eastAsia="Arial"/>
         <w:b/>
         <w:bCs/>
         <w:i w:val="0"/>
@@ -11723,6 +12391,7 @@
     </w:tblStylePr>
     <w:tblStylePr w:type="lastRow">
       <w:rPr>
+        <w:rFonts w:ascii="Arial" w:hAnsi="Arial" w:cs="Arial" w:eastAsia="Arial"/>
         <w:b/>
         <w:bCs/>
         <w:i w:val="0"/>
@@ -11744,6 +12413,7 @@
     </w:tblStylePr>
     <w:tblStylePr w:type="firstCol">
       <w:rPr>
+        <w:rFonts w:ascii="Arial" w:hAnsi="Arial" w:cs="Arial" w:eastAsia="Arial"/>
         <w:b/>
         <w:bCs/>
         <w:i w:val="0"/>
@@ -11763,6 +12433,7 @@
     </w:tblStylePr>
     <w:tblStylePr w:type="lastCol">
       <w:rPr>
+        <w:rFonts w:ascii="Arial" w:hAnsi="Arial" w:cs="Arial" w:eastAsia="Arial"/>
         <w:b/>
         <w:bCs/>
         <w:i w:val="0"/>
@@ -11817,7 +12488,7 @@
     <w:uiPriority w:val="69"/>
     <w:rsid w:val="00CB0664"/>
     <w:pPr>
-      <w:spacing w:after="0" w:line="240" w:lineRule="auto"/>
+      <w:spacing w:after="0" w:line="480" w:lineRule="auto"/>
     </w:pPr>
     <w:tblPr>
       <w:tblStyleRowBandSize w:val="1"/>
@@ -11843,6 +12514,7 @@
     </w:tcPr>
     <w:tblStylePr w:type="firstRow">
       <w:rPr>
+        <w:rFonts w:ascii="Arial" w:hAnsi="Arial" w:cs="Arial" w:eastAsia="Arial"/>
         <w:b/>
         <w:bCs/>
         <w:i w:val="0"/>
@@ -11864,6 +12536,7 @@
     </w:tblStylePr>
     <w:tblStylePr w:type="lastRow">
       <w:rPr>
+        <w:rFonts w:ascii="Arial" w:hAnsi="Arial" w:cs="Arial" w:eastAsia="Arial"/>
         <w:b/>
         <w:bCs/>
         <w:i w:val="0"/>
@@ -11885,6 +12558,7 @@
     </w:tblStylePr>
     <w:tblStylePr w:type="firstCol">
       <w:rPr>
+        <w:rFonts w:ascii="Arial" w:hAnsi="Arial" w:cs="Arial" w:eastAsia="Arial"/>
         <w:b/>
         <w:bCs/>
         <w:i w:val="0"/>
@@ -11904,6 +12578,7 @@
     </w:tblStylePr>
     <w:tblStylePr w:type="lastCol">
       <w:rPr>
+        <w:rFonts w:ascii="Arial" w:hAnsi="Arial" w:cs="Arial" w:eastAsia="Arial"/>
         <w:b/>
         <w:bCs/>
         <w:i w:val="0"/>
@@ -11958,7 +12633,7 @@
     <w:uiPriority w:val="69"/>
     <w:rsid w:val="00CB0664"/>
     <w:pPr>
-      <w:spacing w:after="0" w:line="240" w:lineRule="auto"/>
+      <w:spacing w:after="0" w:line="480" w:lineRule="auto"/>
     </w:pPr>
     <w:tblPr>
       <w:tblStyleRowBandSize w:val="1"/>
@@ -11984,6 +12659,7 @@
     </w:tcPr>
     <w:tblStylePr w:type="firstRow">
       <w:rPr>
+        <w:rFonts w:ascii="Arial" w:hAnsi="Arial" w:cs="Arial" w:eastAsia="Arial"/>
         <w:b/>
         <w:bCs/>
         <w:i w:val="0"/>
@@ -12005,6 +12681,7 @@
     </w:tblStylePr>
     <w:tblStylePr w:type="lastRow">
       <w:rPr>
+        <w:rFonts w:ascii="Arial" w:hAnsi="Arial" w:cs="Arial" w:eastAsia="Arial"/>
         <w:b/>
         <w:bCs/>
         <w:i w:val="0"/>
@@ -12026,6 +12703,7 @@
     </w:tblStylePr>
     <w:tblStylePr w:type="firstCol">
       <w:rPr>
+        <w:rFonts w:ascii="Arial" w:hAnsi="Arial" w:cs="Arial" w:eastAsia="Arial"/>
         <w:b/>
         <w:bCs/>
         <w:i w:val="0"/>
@@ -12045,6 +12723,7 @@
     </w:tblStylePr>
     <w:tblStylePr w:type="lastCol">
       <w:rPr>
+        <w:rFonts w:ascii="Arial" w:hAnsi="Arial" w:cs="Arial" w:eastAsia="Arial"/>
         <w:b/>
         <w:bCs/>
         <w:i w:val="0"/>
@@ -12099,7 +12778,7 @@
     <w:uiPriority w:val="69"/>
     <w:rsid w:val="00CB0664"/>
     <w:pPr>
-      <w:spacing w:after="0" w:line="240" w:lineRule="auto"/>
+      <w:spacing w:after="0" w:line="480" w:lineRule="auto"/>
     </w:pPr>
     <w:tblPr>
       <w:tblStyleRowBandSize w:val="1"/>
@@ -12125,6 +12804,7 @@
     </w:tcPr>
     <w:tblStylePr w:type="firstRow">
       <w:rPr>
+        <w:rFonts w:ascii="Arial" w:hAnsi="Arial" w:cs="Arial" w:eastAsia="Arial"/>
         <w:b/>
         <w:bCs/>
         <w:i w:val="0"/>
@@ -12146,6 +12826,7 @@
     </w:tblStylePr>
     <w:tblStylePr w:type="lastRow">
       <w:rPr>
+        <w:rFonts w:ascii="Arial" w:hAnsi="Arial" w:cs="Arial" w:eastAsia="Arial"/>
         <w:b/>
         <w:bCs/>
         <w:i w:val="0"/>
@@ -12167,6 +12848,7 @@
     </w:tblStylePr>
     <w:tblStylePr w:type="firstCol">
       <w:rPr>
+        <w:rFonts w:ascii="Arial" w:hAnsi="Arial" w:cs="Arial" w:eastAsia="Arial"/>
         <w:b/>
         <w:bCs/>
         <w:i w:val="0"/>
@@ -12186,6 +12868,7 @@
     </w:tblStylePr>
     <w:tblStylePr w:type="lastCol">
       <w:rPr>
+        <w:rFonts w:ascii="Arial" w:hAnsi="Arial" w:cs="Arial" w:eastAsia="Arial"/>
         <w:b/>
         <w:bCs/>
         <w:i w:val="0"/>
@@ -12240,7 +12923,7 @@
     <w:uiPriority w:val="69"/>
     <w:rsid w:val="00CB0664"/>
     <w:pPr>
-      <w:spacing w:after="0" w:line="240" w:lineRule="auto"/>
+      <w:spacing w:after="0" w:line="480" w:lineRule="auto"/>
     </w:pPr>
     <w:tblPr>
       <w:tblStyleRowBandSize w:val="1"/>
@@ -12266,6 +12949,7 @@
     </w:tcPr>
     <w:tblStylePr w:type="firstRow">
       <w:rPr>
+        <w:rFonts w:ascii="Arial" w:hAnsi="Arial" w:cs="Arial" w:eastAsia="Arial"/>
         <w:b/>
         <w:bCs/>
         <w:i w:val="0"/>
@@ -12287,6 +12971,7 @@
     </w:tblStylePr>
     <w:tblStylePr w:type="lastRow">
       <w:rPr>
+        <w:rFonts w:ascii="Arial" w:hAnsi="Arial" w:cs="Arial" w:eastAsia="Arial"/>
         <w:b/>
         <w:bCs/>
         <w:i w:val="0"/>
@@ -12308,6 +12993,7 @@
     </w:tblStylePr>
     <w:tblStylePr w:type="firstCol">
       <w:rPr>
+        <w:rFonts w:ascii="Arial" w:hAnsi="Arial" w:cs="Arial" w:eastAsia="Arial"/>
         <w:b/>
         <w:bCs/>
         <w:i w:val="0"/>
@@ -12327,6 +13013,7 @@
     </w:tblStylePr>
     <w:tblStylePr w:type="lastCol">
       <w:rPr>
+        <w:rFonts w:ascii="Arial" w:hAnsi="Arial" w:cs="Arial" w:eastAsia="Arial"/>
         <w:b/>
         <w:bCs/>
         <w:i w:val="0"/>
@@ -12381,9 +13068,10 @@
     <w:uiPriority w:val="70"/>
     <w:rsid w:val="00CB0664"/>
     <w:pPr>
-      <w:spacing w:after="0" w:line="240" w:lineRule="auto"/>
+      <w:spacing w:after="0" w:line="480" w:lineRule="auto"/>
     </w:pPr>
     <w:rPr>
+      <w:rFonts w:ascii="Arial" w:hAnsi="Arial" w:cs="Arial" w:eastAsia="Arial"/>
       <w:color w:val="FFFFFF" w:themeColor="background1"/>
     </w:rPr>
     <w:tblPr>
@@ -12402,6 +13090,7 @@
     </w:tcPr>
     <w:tblStylePr w:type="firstRow">
       <w:rPr>
+        <w:rFonts w:ascii="Arial" w:hAnsi="Arial" w:cs="Arial" w:eastAsia="Arial"/>
         <w:b/>
         <w:bCs/>
       </w:rPr>
@@ -12495,9 +13184,10 @@
     <w:uiPriority w:val="70"/>
     <w:rsid w:val="00CB0664"/>
     <w:pPr>
-      <w:spacing w:after="0" w:line="240" w:lineRule="auto"/>
+      <w:spacing w:after="0" w:line="480" w:lineRule="auto"/>
     </w:pPr>
     <w:rPr>
+      <w:rFonts w:ascii="Arial" w:hAnsi="Arial" w:cs="Arial" w:eastAsia="Arial"/>
       <w:color w:val="FFFFFF" w:themeColor="background1"/>
     </w:rPr>
     <w:tblPr>
@@ -12516,6 +13206,7 @@
     </w:tcPr>
     <w:tblStylePr w:type="firstRow">
       <w:rPr>
+        <w:rFonts w:ascii="Arial" w:hAnsi="Arial" w:cs="Arial" w:eastAsia="Arial"/>
         <w:b/>
         <w:bCs/>
       </w:rPr>
@@ -12609,9 +13300,10 @@
     <w:uiPriority w:val="70"/>
     <w:rsid w:val="00CB0664"/>
     <w:pPr>
-      <w:spacing w:after="0" w:line="240" w:lineRule="auto"/>
+      <w:spacing w:after="0" w:line="480" w:lineRule="auto"/>
     </w:pPr>
     <w:rPr>
+      <w:rFonts w:ascii="Arial" w:hAnsi="Arial" w:cs="Arial" w:eastAsia="Arial"/>
       <w:color w:val="FFFFFF" w:themeColor="background1"/>
     </w:rPr>
     <w:tblPr>
@@ -12630,6 +13322,7 @@
     </w:tcPr>
     <w:tblStylePr w:type="firstRow">
       <w:rPr>
+        <w:rFonts w:ascii="Arial" w:hAnsi="Arial" w:cs="Arial" w:eastAsia="Arial"/>
         <w:b/>
         <w:bCs/>
       </w:rPr>
@@ -12723,9 +13416,10 @@
     <w:uiPriority w:val="70"/>
     <w:rsid w:val="00CB0664"/>
     <w:pPr>
-      <w:spacing w:after="0" w:line="240" w:lineRule="auto"/>
+      <w:spacing w:after="0" w:line="480" w:lineRule="auto"/>
     </w:pPr>
     <w:rPr>
+      <w:rFonts w:ascii="Arial" w:hAnsi="Arial" w:cs="Arial" w:eastAsia="Arial"/>
       <w:color w:val="FFFFFF" w:themeColor="background1"/>
     </w:rPr>
     <w:tblPr>
@@ -12744,6 +13438,7 @@
     </w:tcPr>
     <w:tblStylePr w:type="firstRow">
       <w:rPr>
+        <w:rFonts w:ascii="Arial" w:hAnsi="Arial" w:cs="Arial" w:eastAsia="Arial"/>
         <w:b/>
         <w:bCs/>
       </w:rPr>
@@ -12837,9 +13532,10 @@
     <w:uiPriority w:val="70"/>
     <w:rsid w:val="00CB0664"/>
     <w:pPr>
-      <w:spacing w:after="0" w:line="240" w:lineRule="auto"/>
+      <w:spacing w:after="0" w:line="480" w:lineRule="auto"/>
     </w:pPr>
     <w:rPr>
+      <w:rFonts w:ascii="Arial" w:hAnsi="Arial" w:cs="Arial" w:eastAsia="Arial"/>
       <w:color w:val="FFFFFF" w:themeColor="background1"/>
     </w:rPr>
     <w:tblPr>
@@ -12858,6 +13554,7 @@
     </w:tcPr>
     <w:tblStylePr w:type="firstRow">
       <w:rPr>
+        <w:rFonts w:ascii="Arial" w:hAnsi="Arial" w:cs="Arial" w:eastAsia="Arial"/>
         <w:b/>
         <w:bCs/>
       </w:rPr>
@@ -12951,9 +13648,10 @@
     <w:uiPriority w:val="70"/>
     <w:rsid w:val="00CB0664"/>
     <w:pPr>
-      <w:spacing w:after="0" w:line="240" w:lineRule="auto"/>
+      <w:spacing w:after="0" w:line="480" w:lineRule="auto"/>
     </w:pPr>
     <w:rPr>
+      <w:rFonts w:ascii="Arial" w:hAnsi="Arial" w:cs="Arial" w:eastAsia="Arial"/>
       <w:color w:val="FFFFFF" w:themeColor="background1"/>
     </w:rPr>
     <w:tblPr>
@@ -12972,6 +13670,7 @@
     </w:tcPr>
     <w:tblStylePr w:type="firstRow">
       <w:rPr>
+        <w:rFonts w:ascii="Arial" w:hAnsi="Arial" w:cs="Arial" w:eastAsia="Arial"/>
         <w:b/>
         <w:bCs/>
       </w:rPr>
@@ -13065,9 +13764,10 @@
     <w:uiPriority w:val="70"/>
     <w:rsid w:val="00CB0664"/>
     <w:pPr>
-      <w:spacing w:after="0" w:line="240" w:lineRule="auto"/>
+      <w:spacing w:after="0" w:line="480" w:lineRule="auto"/>
     </w:pPr>
     <w:rPr>
+      <w:rFonts w:ascii="Arial" w:hAnsi="Arial" w:cs="Arial" w:eastAsia="Arial"/>
       <w:color w:val="FFFFFF" w:themeColor="background1"/>
     </w:rPr>
     <w:tblPr>
@@ -13086,6 +13786,7 @@
     </w:tcPr>
     <w:tblStylePr w:type="firstRow">
       <w:rPr>
+        <w:rFonts w:ascii="Arial" w:hAnsi="Arial" w:cs="Arial" w:eastAsia="Arial"/>
         <w:b/>
         <w:bCs/>
       </w:rPr>
@@ -13179,9 +13880,10 @@
     <w:uiPriority w:val="71"/>
     <w:rsid w:val="00CB0664"/>
     <w:pPr>
-      <w:spacing w:after="0" w:line="240" w:lineRule="auto"/>
+      <w:spacing w:after="0" w:line="480" w:lineRule="auto"/>
     </w:pPr>
     <w:rPr>
+      <w:rFonts w:ascii="Arial" w:hAnsi="Arial" w:cs="Arial" w:eastAsia="Arial"/>
       <w:color w:val="000000" w:themeColor="text1"/>
     </w:rPr>
     <w:tblPr>
@@ -13208,6 +13910,7 @@
     </w:tcPr>
     <w:tblStylePr w:type="firstRow">
       <w:rPr>
+        <w:rFonts w:ascii="Arial" w:hAnsi="Arial" w:cs="Arial" w:eastAsia="Arial"/>
         <w:b/>
         <w:bCs/>
       </w:rPr>
@@ -13226,6 +13929,7 @@
     </w:tblStylePr>
     <w:tblStylePr w:type="lastRow">
       <w:rPr>
+        <w:rFonts w:ascii="Arial" w:hAnsi="Arial" w:cs="Arial" w:eastAsia="Arial"/>
         <w:b/>
         <w:bCs/>
         <w:color w:val="FFFFFF" w:themeColor="background1"/>
@@ -13240,6 +13944,7 @@
     </w:tblStylePr>
     <w:tblStylePr w:type="firstCol">
       <w:rPr>
+        <w:rFonts w:ascii="Arial" w:hAnsi="Arial" w:cs="Arial" w:eastAsia="Arial"/>
         <w:color w:val="FFFFFF" w:themeColor="background1"/>
       </w:rPr>
       <w:tblPr/>
@@ -13257,6 +13962,7 @@
     </w:tblStylePr>
     <w:tblStylePr w:type="lastCol">
       <w:rPr>
+        <w:rFonts w:ascii="Arial" w:hAnsi="Arial" w:cs="Arial" w:eastAsia="Arial"/>
         <w:color w:val="FFFFFF" w:themeColor="background1"/>
       </w:rPr>
       <w:tblPr/>
@@ -13286,11 +13992,13 @@
     </w:tblStylePr>
     <w:tblStylePr w:type="neCell">
       <w:rPr>
+        <w:rFonts w:ascii="Arial" w:hAnsi="Arial" w:cs="Arial" w:eastAsia="Arial"/>
         <w:color w:val="000000" w:themeColor="text1"/>
       </w:rPr>
     </w:tblStylePr>
     <w:tblStylePr w:type="nwCell">
       <w:rPr>
+        <w:rFonts w:ascii="Arial" w:hAnsi="Arial" w:cs="Arial" w:eastAsia="Arial"/>
         <w:color w:val="000000" w:themeColor="text1"/>
       </w:rPr>
     </w:tblStylePr>
@@ -13301,9 +14009,10 @@
     <w:uiPriority w:val="71"/>
     <w:rsid w:val="00CB0664"/>
     <w:pPr>
-      <w:spacing w:after="0" w:line="240" w:lineRule="auto"/>
+      <w:spacing w:after="0" w:line="480" w:lineRule="auto"/>
     </w:pPr>
     <w:rPr>
+      <w:rFonts w:ascii="Arial" w:hAnsi="Arial" w:cs="Arial" w:eastAsia="Arial"/>
       <w:color w:val="000000" w:themeColor="text1"/>
     </w:rPr>
     <w:tblPr>
@@ -13330,6 +14039,7 @@
     </w:tcPr>
     <w:tblStylePr w:type="firstRow">
       <w:rPr>
+        <w:rFonts w:ascii="Arial" w:hAnsi="Arial" w:cs="Arial" w:eastAsia="Arial"/>
         <w:b/>
         <w:bCs/>
       </w:rPr>
@@ -13348,6 +14058,7 @@
     </w:tblStylePr>
     <w:tblStylePr w:type="lastRow">
       <w:rPr>
+        <w:rFonts w:ascii="Arial" w:hAnsi="Arial" w:cs="Arial" w:eastAsia="Arial"/>
         <w:b/>
         <w:bCs/>
         <w:color w:val="FFFFFF" w:themeColor="background1"/>
@@ -13362,6 +14073,7 @@
     </w:tblStylePr>
     <w:tblStylePr w:type="firstCol">
       <w:rPr>
+        <w:rFonts w:ascii="Arial" w:hAnsi="Arial" w:cs="Arial" w:eastAsia="Arial"/>
         <w:color w:val="FFFFFF" w:themeColor="background1"/>
       </w:rPr>
       <w:tblPr/>
@@ -13379,6 +14091,7 @@
     </w:tblStylePr>
     <w:tblStylePr w:type="lastCol">
       <w:rPr>
+        <w:rFonts w:ascii="Arial" w:hAnsi="Arial" w:cs="Arial" w:eastAsia="Arial"/>
         <w:color w:val="FFFFFF" w:themeColor="background1"/>
       </w:rPr>
       <w:tblPr/>
@@ -13408,11 +14121,13 @@
     </w:tblStylePr>
     <w:tblStylePr w:type="neCell">
       <w:rPr>
+        <w:rFonts w:ascii="Arial" w:hAnsi="Arial" w:cs="Arial" w:eastAsia="Arial"/>
         <w:color w:val="000000" w:themeColor="text1"/>
       </w:rPr>
     </w:tblStylePr>
     <w:tblStylePr w:type="nwCell">
       <w:rPr>
+        <w:rFonts w:ascii="Arial" w:hAnsi="Arial" w:cs="Arial" w:eastAsia="Arial"/>
         <w:color w:val="000000" w:themeColor="text1"/>
       </w:rPr>
     </w:tblStylePr>
@@ -13423,9 +14138,10 @@
     <w:uiPriority w:val="71"/>
     <w:rsid w:val="00CB0664"/>
     <w:pPr>
-      <w:spacing w:after="0" w:line="240" w:lineRule="auto"/>
+      <w:spacing w:after="0" w:line="480" w:lineRule="auto"/>
     </w:pPr>
     <w:rPr>
+      <w:rFonts w:ascii="Arial" w:hAnsi="Arial" w:cs="Arial" w:eastAsia="Arial"/>
       <w:color w:val="000000" w:themeColor="text1"/>
     </w:rPr>
     <w:tblPr>
@@ -13452,6 +14168,7 @@
     </w:tcPr>
     <w:tblStylePr w:type="firstRow">
       <w:rPr>
+        <w:rFonts w:ascii="Arial" w:hAnsi="Arial" w:cs="Arial" w:eastAsia="Arial"/>
         <w:b/>
         <w:bCs/>
       </w:rPr>
@@ -13470,6 +14187,7 @@
     </w:tblStylePr>
     <w:tblStylePr w:type="lastRow">
       <w:rPr>
+        <w:rFonts w:ascii="Arial" w:hAnsi="Arial" w:cs="Arial" w:eastAsia="Arial"/>
         <w:b/>
         <w:bCs/>
         <w:color w:val="FFFFFF" w:themeColor="background1"/>
@@ -13484,6 +14202,7 @@
     </w:tblStylePr>
     <w:tblStylePr w:type="firstCol">
       <w:rPr>
+        <w:rFonts w:ascii="Arial" w:hAnsi="Arial" w:cs="Arial" w:eastAsia="Arial"/>
         <w:color w:val="FFFFFF" w:themeColor="background1"/>
       </w:rPr>
       <w:tblPr/>
@@ -13501,6 +14220,7 @@
     </w:tblStylePr>
     <w:tblStylePr w:type="lastCol">
       <w:rPr>
+        <w:rFonts w:ascii="Arial" w:hAnsi="Arial" w:cs="Arial" w:eastAsia="Arial"/>
         <w:color w:val="FFFFFF" w:themeColor="background1"/>
       </w:rPr>
       <w:tblPr/>
@@ -13530,11 +14250,13 @@
     </w:tblStylePr>
     <w:tblStylePr w:type="neCell">
       <w:rPr>
+        <w:rFonts w:ascii="Arial" w:hAnsi="Arial" w:cs="Arial" w:eastAsia="Arial"/>
         <w:color w:val="000000" w:themeColor="text1"/>
       </w:rPr>
     </w:tblStylePr>
     <w:tblStylePr w:type="nwCell">
       <w:rPr>
+        <w:rFonts w:ascii="Arial" w:hAnsi="Arial" w:cs="Arial" w:eastAsia="Arial"/>
         <w:color w:val="000000" w:themeColor="text1"/>
       </w:rPr>
     </w:tblStylePr>
@@ -13545,9 +14267,10 @@
     <w:uiPriority w:val="71"/>
     <w:rsid w:val="00CB0664"/>
     <w:pPr>
-      <w:spacing w:after="0" w:line="240" w:lineRule="auto"/>
+      <w:spacing w:after="0" w:line="480" w:lineRule="auto"/>
     </w:pPr>
     <w:rPr>
+      <w:rFonts w:ascii="Arial" w:hAnsi="Arial" w:cs="Arial" w:eastAsia="Arial"/>
       <w:color w:val="000000" w:themeColor="text1"/>
     </w:rPr>
     <w:tblPr>
@@ -13574,6 +14297,7 @@
     </w:tcPr>
     <w:tblStylePr w:type="firstRow">
       <w:rPr>
+        <w:rFonts w:ascii="Arial" w:hAnsi="Arial" w:cs="Arial" w:eastAsia="Arial"/>
         <w:b/>
         <w:bCs/>
       </w:rPr>
@@ -13592,6 +14316,7 @@
     </w:tblStylePr>
     <w:tblStylePr w:type="lastRow">
       <w:rPr>
+        <w:rFonts w:ascii="Arial" w:hAnsi="Arial" w:cs="Arial" w:eastAsia="Arial"/>
         <w:b/>
         <w:bCs/>
         <w:color w:val="FFFFFF" w:themeColor="background1"/>
@@ -13606,6 +14331,7 @@
     </w:tblStylePr>
     <w:tblStylePr w:type="firstCol">
       <w:rPr>
+        <w:rFonts w:ascii="Arial" w:hAnsi="Arial" w:cs="Arial" w:eastAsia="Arial"/>
         <w:color w:val="FFFFFF" w:themeColor="background1"/>
       </w:rPr>
       <w:tblPr/>
@@ -13623,6 +14349,7 @@
     </w:tblStylePr>
     <w:tblStylePr w:type="lastCol">
       <w:rPr>
+        <w:rFonts w:ascii="Arial" w:hAnsi="Arial" w:cs="Arial" w:eastAsia="Arial"/>
         <w:color w:val="FFFFFF" w:themeColor="background1"/>
       </w:rPr>
       <w:tblPr/>
@@ -13657,9 +14384,10 @@
     <w:uiPriority w:val="71"/>
     <w:rsid w:val="00CB0664"/>
     <w:pPr>
-      <w:spacing w:after="0" w:line="240" w:lineRule="auto"/>
+      <w:spacing w:after="0" w:line="480" w:lineRule="auto"/>
     </w:pPr>
     <w:rPr>
+      <w:rFonts w:ascii="Arial" w:hAnsi="Arial" w:cs="Arial" w:eastAsia="Arial"/>
       <w:color w:val="000000" w:themeColor="text1"/>
     </w:rPr>
     <w:tblPr>
@@ -13686,6 +14414,7 @@
     </w:tcPr>
     <w:tblStylePr w:type="firstRow">
       <w:rPr>
+        <w:rFonts w:ascii="Arial" w:hAnsi="Arial" w:cs="Arial" w:eastAsia="Arial"/>
         <w:b/>
         <w:bCs/>
       </w:rPr>
@@ -13704,6 +14433,7 @@
     </w:tblStylePr>
     <w:tblStylePr w:type="lastRow">
       <w:rPr>
+        <w:rFonts w:ascii="Arial" w:hAnsi="Arial" w:cs="Arial" w:eastAsia="Arial"/>
         <w:b/>
         <w:bCs/>
         <w:color w:val="FFFFFF" w:themeColor="background1"/>
@@ -13718,6 +14448,7 @@
     </w:tblStylePr>
     <w:tblStylePr w:type="firstCol">
       <w:rPr>
+        <w:rFonts w:ascii="Arial" w:hAnsi="Arial" w:cs="Arial" w:eastAsia="Arial"/>
         <w:color w:val="FFFFFF" w:themeColor="background1"/>
       </w:rPr>
       <w:tblPr/>
@@ -13735,6 +14466,7 @@
     </w:tblStylePr>
     <w:tblStylePr w:type="lastCol">
       <w:rPr>
+        <w:rFonts w:ascii="Arial" w:hAnsi="Arial" w:cs="Arial" w:eastAsia="Arial"/>
         <w:color w:val="FFFFFF" w:themeColor="background1"/>
       </w:rPr>
       <w:tblPr/>
@@ -13764,11 +14496,13 @@
     </w:tblStylePr>
     <w:tblStylePr w:type="neCell">
       <w:rPr>
+        <w:rFonts w:ascii="Arial" w:hAnsi="Arial" w:cs="Arial" w:eastAsia="Arial"/>
         <w:color w:val="000000" w:themeColor="text1"/>
       </w:rPr>
     </w:tblStylePr>
     <w:tblStylePr w:type="nwCell">
       <w:rPr>
+        <w:rFonts w:ascii="Arial" w:hAnsi="Arial" w:cs="Arial" w:eastAsia="Arial"/>
         <w:color w:val="000000" w:themeColor="text1"/>
       </w:rPr>
     </w:tblStylePr>
@@ -13779,9 +14513,10 @@
     <w:uiPriority w:val="71"/>
     <w:rsid w:val="00CB0664"/>
     <w:pPr>
-      <w:spacing w:after="0" w:line="240" w:lineRule="auto"/>
+      <w:spacing w:after="0" w:line="480" w:lineRule="auto"/>
     </w:pPr>
     <w:rPr>
+      <w:rFonts w:ascii="Arial" w:hAnsi="Arial" w:cs="Arial" w:eastAsia="Arial"/>
       <w:color w:val="000000" w:themeColor="text1"/>
     </w:rPr>
     <w:tblPr>
@@ -13808,6 +14543,7 @@
     </w:tcPr>
     <w:tblStylePr w:type="firstRow">
       <w:rPr>
+        <w:rFonts w:ascii="Arial" w:hAnsi="Arial" w:cs="Arial" w:eastAsia="Arial"/>
         <w:b/>
         <w:bCs/>
       </w:rPr>
@@ -13826,6 +14562,7 @@
     </w:tblStylePr>
     <w:tblStylePr w:type="lastRow">
       <w:rPr>
+        <w:rFonts w:ascii="Arial" w:hAnsi="Arial" w:cs="Arial" w:eastAsia="Arial"/>
         <w:b/>
         <w:bCs/>
         <w:color w:val="FFFFFF" w:themeColor="background1"/>
@@ -13840,6 +14577,7 @@
     </w:tblStylePr>
     <w:tblStylePr w:type="firstCol">
       <w:rPr>
+        <w:rFonts w:ascii="Arial" w:hAnsi="Arial" w:cs="Arial" w:eastAsia="Arial"/>
         <w:color w:val="FFFFFF" w:themeColor="background1"/>
       </w:rPr>
       <w:tblPr/>
@@ -13857,6 +14595,7 @@
     </w:tblStylePr>
     <w:tblStylePr w:type="lastCol">
       <w:rPr>
+        <w:rFonts w:ascii="Arial" w:hAnsi="Arial" w:cs="Arial" w:eastAsia="Arial"/>
         <w:color w:val="FFFFFF" w:themeColor="background1"/>
       </w:rPr>
       <w:tblPr/>
@@ -13886,11 +14625,13 @@
     </w:tblStylePr>
     <w:tblStylePr w:type="neCell">
       <w:rPr>
+        <w:rFonts w:ascii="Arial" w:hAnsi="Arial" w:cs="Arial" w:eastAsia="Arial"/>
         <w:color w:val="000000" w:themeColor="text1"/>
       </w:rPr>
     </w:tblStylePr>
     <w:tblStylePr w:type="nwCell">
       <w:rPr>
+        <w:rFonts w:ascii="Arial" w:hAnsi="Arial" w:cs="Arial" w:eastAsia="Arial"/>
         <w:color w:val="000000" w:themeColor="text1"/>
       </w:rPr>
     </w:tblStylePr>
@@ -13901,9 +14642,10 @@
     <w:uiPriority w:val="71"/>
     <w:rsid w:val="00CB0664"/>
     <w:pPr>
-      <w:spacing w:after="0" w:line="240" w:lineRule="auto"/>
+      <w:spacing w:after="0" w:line="480" w:lineRule="auto"/>
     </w:pPr>
     <w:rPr>
+      <w:rFonts w:ascii="Arial" w:hAnsi="Arial" w:cs="Arial" w:eastAsia="Arial"/>
       <w:color w:val="000000" w:themeColor="text1"/>
     </w:rPr>
     <w:tblPr>
@@ -13930,6 +14672,7 @@
     </w:tcPr>
     <w:tblStylePr w:type="firstRow">
       <w:rPr>
+        <w:rFonts w:ascii="Arial" w:hAnsi="Arial" w:cs="Arial" w:eastAsia="Arial"/>
         <w:b/>
         <w:bCs/>
       </w:rPr>
@@ -13948,6 +14691,7 @@
     </w:tblStylePr>
     <w:tblStylePr w:type="lastRow">
       <w:rPr>
+        <w:rFonts w:ascii="Arial" w:hAnsi="Arial" w:cs="Arial" w:eastAsia="Arial"/>
         <w:b/>
         <w:bCs/>
         <w:color w:val="FFFFFF" w:themeColor="background1"/>
@@ -13962,6 +14706,7 @@
     </w:tblStylePr>
     <w:tblStylePr w:type="firstCol">
       <w:rPr>
+        <w:rFonts w:ascii="Arial" w:hAnsi="Arial" w:cs="Arial" w:eastAsia="Arial"/>
         <w:color w:val="FFFFFF" w:themeColor="background1"/>
       </w:rPr>
       <w:tblPr/>
@@ -13979,6 +14724,7 @@
     </w:tblStylePr>
     <w:tblStylePr w:type="lastCol">
       <w:rPr>
+        <w:rFonts w:ascii="Arial" w:hAnsi="Arial" w:cs="Arial" w:eastAsia="Arial"/>
         <w:color w:val="FFFFFF" w:themeColor="background1"/>
       </w:rPr>
       <w:tblPr/>
@@ -14008,11 +14754,13 @@
     </w:tblStylePr>
     <w:tblStylePr w:type="neCell">
       <w:rPr>
+        <w:rFonts w:ascii="Arial" w:hAnsi="Arial" w:cs="Arial" w:eastAsia="Arial"/>
         <w:color w:val="000000" w:themeColor="text1"/>
       </w:rPr>
     </w:tblStylePr>
     <w:tblStylePr w:type="nwCell">
       <w:rPr>
+        <w:rFonts w:ascii="Arial" w:hAnsi="Arial" w:cs="Arial" w:eastAsia="Arial"/>
         <w:color w:val="000000" w:themeColor="text1"/>
       </w:rPr>
     </w:tblStylePr>
@@ -14023,9 +14771,10 @@
     <w:uiPriority w:val="72"/>
     <w:rsid w:val="00CB0664"/>
     <w:pPr>
-      <w:spacing w:after="0" w:line="240" w:lineRule="auto"/>
+      <w:spacing w:after="0" w:line="480" w:lineRule="auto"/>
     </w:pPr>
     <w:rPr>
+      <w:rFonts w:ascii="Arial" w:hAnsi="Arial" w:cs="Arial" w:eastAsia="Arial"/>
       <w:color w:val="000000" w:themeColor="text1"/>
     </w:rPr>
     <w:tblPr>
@@ -14044,6 +14793,7 @@
     </w:tcPr>
     <w:tblStylePr w:type="firstRow">
       <w:rPr>
+        <w:rFonts w:ascii="Arial" w:hAnsi="Arial" w:cs="Arial" w:eastAsia="Arial"/>
         <w:b/>
         <w:bCs/>
         <w:color w:val="FFFFFF" w:themeColor="background1"/>
@@ -14058,6 +14808,7 @@
     </w:tblStylePr>
     <w:tblStylePr w:type="lastRow">
       <w:rPr>
+        <w:rFonts w:ascii="Arial" w:hAnsi="Arial" w:cs="Arial" w:eastAsia="Arial"/>
         <w:b/>
         <w:bCs/>
         <w:color w:val="9E3A38" w:themeColor="accent2" w:themeShade="CC"/>
@@ -14072,12 +14823,14 @@
     </w:tblStylePr>
     <w:tblStylePr w:type="firstCol">
       <w:rPr>
+        <w:rFonts w:ascii="Arial" w:hAnsi="Arial" w:cs="Arial" w:eastAsia="Arial"/>
         <w:b/>
         <w:bCs/>
       </w:rPr>
     </w:tblStylePr>
     <w:tblStylePr w:type="lastCol">
       <w:rPr>
+        <w:rFonts w:ascii="Arial" w:hAnsi="Arial" w:cs="Arial" w:eastAsia="Arial"/>
         <w:b/>
         <w:bCs/>
       </w:rPr>
@@ -14109,9 +14862,10 @@
     <w:uiPriority w:val="72"/>
     <w:rsid w:val="00CB0664"/>
     <w:pPr>
-      <w:spacing w:after="0" w:line="240" w:lineRule="auto"/>
+      <w:spacing w:after="0" w:line="480" w:lineRule="auto"/>
     </w:pPr>
     <w:rPr>
+      <w:rFonts w:ascii="Arial" w:hAnsi="Arial" w:cs="Arial" w:eastAsia="Arial"/>
       <w:color w:val="000000" w:themeColor="text1"/>
     </w:rPr>
     <w:tblPr>
@@ -14130,6 +14884,7 @@
     </w:tcPr>
     <w:tblStylePr w:type="firstRow">
       <w:rPr>
+        <w:rFonts w:ascii="Arial" w:hAnsi="Arial" w:cs="Arial" w:eastAsia="Arial"/>
         <w:b/>
         <w:bCs/>
         <w:color w:val="FFFFFF" w:themeColor="background1"/>
@@ -14144,6 +14899,7 @@
     </w:tblStylePr>
     <w:tblStylePr w:type="lastRow">
       <w:rPr>
+        <w:rFonts w:ascii="Arial" w:hAnsi="Arial" w:cs="Arial" w:eastAsia="Arial"/>
         <w:b/>
         <w:bCs/>
         <w:color w:val="9E3A38" w:themeColor="accent2" w:themeShade="CC"/>
@@ -14158,12 +14914,14 @@
     </w:tblStylePr>
     <w:tblStylePr w:type="firstCol">
       <w:rPr>
+        <w:rFonts w:ascii="Arial" w:hAnsi="Arial" w:cs="Arial" w:eastAsia="Arial"/>
         <w:b/>
         <w:bCs/>
       </w:rPr>
     </w:tblStylePr>
     <w:tblStylePr w:type="lastCol">
       <w:rPr>
+        <w:rFonts w:ascii="Arial" w:hAnsi="Arial" w:cs="Arial" w:eastAsia="Arial"/>
         <w:b/>
         <w:bCs/>
       </w:rPr>
@@ -14195,9 +14953,10 @@
     <w:uiPriority w:val="72"/>
     <w:rsid w:val="00CB0664"/>
     <w:pPr>
-      <w:spacing w:after="0" w:line="240" w:lineRule="auto"/>
+      <w:spacing w:after="0" w:line="480" w:lineRule="auto"/>
     </w:pPr>
     <w:rPr>
+      <w:rFonts w:ascii="Arial" w:hAnsi="Arial" w:cs="Arial" w:eastAsia="Arial"/>
       <w:color w:val="000000" w:themeColor="text1"/>
     </w:rPr>
     <w:tblPr>
@@ -14216,6 +14975,7 @@
     </w:tcPr>
     <w:tblStylePr w:type="firstRow">
       <w:rPr>
+        <w:rFonts w:ascii="Arial" w:hAnsi="Arial" w:cs="Arial" w:eastAsia="Arial"/>
         <w:b/>
         <w:bCs/>
         <w:color w:val="FFFFFF" w:themeColor="background1"/>
@@ -14230,6 +14990,7 @@
     </w:tblStylePr>
     <w:tblStylePr w:type="lastRow">
       <w:rPr>
+        <w:rFonts w:ascii="Arial" w:hAnsi="Arial" w:cs="Arial" w:eastAsia="Arial"/>
         <w:b/>
         <w:bCs/>
         <w:color w:val="9E3A38" w:themeColor="accent2" w:themeShade="CC"/>
@@ -14244,12 +15005,14 @@
     </w:tblStylePr>
     <w:tblStylePr w:type="firstCol">
       <w:rPr>
+        <w:rFonts w:ascii="Arial" w:hAnsi="Arial" w:cs="Arial" w:eastAsia="Arial"/>
         <w:b/>
         <w:bCs/>
       </w:rPr>
     </w:tblStylePr>
     <w:tblStylePr w:type="lastCol">
       <w:rPr>
+        <w:rFonts w:ascii="Arial" w:hAnsi="Arial" w:cs="Arial" w:eastAsia="Arial"/>
         <w:b/>
         <w:bCs/>
       </w:rPr>
@@ -14281,9 +15044,10 @@
     <w:uiPriority w:val="72"/>
     <w:rsid w:val="00CB0664"/>
     <w:pPr>
-      <w:spacing w:after="0" w:line="240" w:lineRule="auto"/>
+      <w:spacing w:after="0" w:line="480" w:lineRule="auto"/>
     </w:pPr>
     <w:rPr>
+      <w:rFonts w:ascii="Arial" w:hAnsi="Arial" w:cs="Arial" w:eastAsia="Arial"/>
       <w:color w:val="000000" w:themeColor="text1"/>
     </w:rPr>
     <w:tblPr>
@@ -14302,6 +15066,7 @@
     </w:tcPr>
     <w:tblStylePr w:type="firstRow">
       <w:rPr>
+        <w:rFonts w:ascii="Arial" w:hAnsi="Arial" w:cs="Arial" w:eastAsia="Arial"/>
         <w:b/>
         <w:bCs/>
         <w:color w:val="FFFFFF" w:themeColor="background1"/>
@@ -14316,6 +15081,7 @@
     </w:tblStylePr>
     <w:tblStylePr w:type="lastRow">
       <w:rPr>
+        <w:rFonts w:ascii="Arial" w:hAnsi="Arial" w:cs="Arial" w:eastAsia="Arial"/>
         <w:b/>
         <w:bCs/>
         <w:color w:val="664E82" w:themeColor="accent4" w:themeShade="CC"/>
@@ -14330,12 +15096,14 @@
     </w:tblStylePr>
     <w:tblStylePr w:type="firstCol">
       <w:rPr>
+        <w:rFonts w:ascii="Arial" w:hAnsi="Arial" w:cs="Arial" w:eastAsia="Arial"/>
         <w:b/>
         <w:bCs/>
       </w:rPr>
     </w:tblStylePr>
     <w:tblStylePr w:type="lastCol">
       <w:rPr>
+        <w:rFonts w:ascii="Arial" w:hAnsi="Arial" w:cs="Arial" w:eastAsia="Arial"/>
         <w:b/>
         <w:bCs/>
       </w:rPr>
@@ -14367,9 +15135,10 @@
     <w:uiPriority w:val="72"/>
     <w:rsid w:val="00CB0664"/>
     <w:pPr>
-      <w:spacing w:after="0" w:line="240" w:lineRule="auto"/>
+      <w:spacing w:after="0" w:line="480" w:lineRule="auto"/>
     </w:pPr>
     <w:rPr>
+      <w:rFonts w:ascii="Arial" w:hAnsi="Arial" w:cs="Arial" w:eastAsia="Arial"/>
       <w:color w:val="000000" w:themeColor="text1"/>
     </w:rPr>
     <w:tblPr>
@@ -14388,6 +15157,7 @@
     </w:tcPr>
     <w:tblStylePr w:type="firstRow">
       <w:rPr>
+        <w:rFonts w:ascii="Arial" w:hAnsi="Arial" w:cs="Arial" w:eastAsia="Arial"/>
         <w:b/>
         <w:bCs/>
         <w:color w:val="FFFFFF" w:themeColor="background1"/>
@@ -14402,6 +15172,7 @@
     </w:tblStylePr>
     <w:tblStylePr w:type="lastRow">
       <w:rPr>
+        <w:rFonts w:ascii="Arial" w:hAnsi="Arial" w:cs="Arial" w:eastAsia="Arial"/>
         <w:b/>
         <w:bCs/>
         <w:color w:val="7E9C40" w:themeColor="accent3" w:themeShade="CC"/>
@@ -14416,12 +15187,14 @@
     </w:tblStylePr>
     <w:tblStylePr w:type="firstCol">
       <w:rPr>
+        <w:rFonts w:ascii="Arial" w:hAnsi="Arial" w:cs="Arial" w:eastAsia="Arial"/>
         <w:b/>
         <w:bCs/>
       </w:rPr>
     </w:tblStylePr>
     <w:tblStylePr w:type="lastCol">
       <w:rPr>
+        <w:rFonts w:ascii="Arial" w:hAnsi="Arial" w:cs="Arial" w:eastAsia="Arial"/>
         <w:b/>
         <w:bCs/>
       </w:rPr>
@@ -14453,9 +15226,10 @@
     <w:uiPriority w:val="72"/>
     <w:rsid w:val="00CB0664"/>
     <w:pPr>
-      <w:spacing w:after="0" w:line="240" w:lineRule="auto"/>
+      <w:spacing w:after="0" w:line="480" w:lineRule="auto"/>
     </w:pPr>
     <w:rPr>
+      <w:rFonts w:ascii="Arial" w:hAnsi="Arial" w:cs="Arial" w:eastAsia="Arial"/>
       <w:color w:val="000000" w:themeColor="text1"/>
     </w:rPr>
     <w:tblPr>
@@ -14474,6 +15248,7 @@
     </w:tcPr>
     <w:tblStylePr w:type="firstRow">
       <w:rPr>
+        <w:rFonts w:ascii="Arial" w:hAnsi="Arial" w:cs="Arial" w:eastAsia="Arial"/>
         <w:b/>
         <w:bCs/>
         <w:color w:val="FFFFFF" w:themeColor="background1"/>
@@ -14488,6 +15263,7 @@
     </w:tblStylePr>
     <w:tblStylePr w:type="lastRow">
       <w:rPr>
+        <w:rFonts w:ascii="Arial" w:hAnsi="Arial" w:cs="Arial" w:eastAsia="Arial"/>
         <w:b/>
         <w:bCs/>
         <w:color w:val="F2730A" w:themeColor="accent6" w:themeShade="CC"/>
@@ -14502,12 +15278,14 @@
     </w:tblStylePr>
     <w:tblStylePr w:type="firstCol">
       <w:rPr>
+        <w:rFonts w:ascii="Arial" w:hAnsi="Arial" w:cs="Arial" w:eastAsia="Arial"/>
         <w:b/>
         <w:bCs/>
       </w:rPr>
     </w:tblStylePr>
     <w:tblStylePr w:type="lastCol">
       <w:rPr>
+        <w:rFonts w:ascii="Arial" w:hAnsi="Arial" w:cs="Arial" w:eastAsia="Arial"/>
         <w:b/>
         <w:bCs/>
       </w:rPr>
@@ -14539,9 +15317,10 @@
     <w:uiPriority w:val="72"/>
     <w:rsid w:val="00CB0664"/>
     <w:pPr>
-      <w:spacing w:after="0" w:line="240" w:lineRule="auto"/>
+      <w:spacing w:after="0" w:line="480" w:lineRule="auto"/>
     </w:pPr>
     <w:rPr>
+      <w:rFonts w:ascii="Arial" w:hAnsi="Arial" w:cs="Arial" w:eastAsia="Arial"/>
       <w:color w:val="000000" w:themeColor="text1"/>
     </w:rPr>
     <w:tblPr>
@@ -14560,6 +15339,7 @@
     </w:tcPr>
     <w:tblStylePr w:type="firstRow">
       <w:rPr>
+        <w:rFonts w:ascii="Arial" w:hAnsi="Arial" w:cs="Arial" w:eastAsia="Arial"/>
         <w:b/>
         <w:bCs/>
         <w:color w:val="FFFFFF" w:themeColor="background1"/>
@@ -14574,6 +15354,7 @@
     </w:tblStylePr>
     <w:tblStylePr w:type="lastRow">
       <w:rPr>
+        <w:rFonts w:ascii="Arial" w:hAnsi="Arial" w:cs="Arial" w:eastAsia="Arial"/>
         <w:b/>
         <w:bCs/>
         <w:color w:val="348DA5" w:themeColor="accent5" w:themeShade="CC"/>
@@ -14588,12 +15369,14 @@
     </w:tblStylePr>
     <w:tblStylePr w:type="firstCol">
       <w:rPr>
+        <w:rFonts w:ascii="Arial" w:hAnsi="Arial" w:cs="Arial" w:eastAsia="Arial"/>
         <w:b/>
         <w:bCs/>
       </w:rPr>
     </w:tblStylePr>
     <w:tblStylePr w:type="lastCol">
       <w:rPr>
+        <w:rFonts w:ascii="Arial" w:hAnsi="Arial" w:cs="Arial" w:eastAsia="Arial"/>
         <w:b/>
         <w:bCs/>
       </w:rPr>
@@ -14625,9 +15408,10 @@
     <w:uiPriority w:val="73"/>
     <w:rsid w:val="00CB0664"/>
     <w:pPr>
-      <w:spacing w:after="0" w:line="240" w:lineRule="auto"/>
+      <w:spacing w:after="0" w:line="480" w:lineRule="auto"/>
     </w:pPr>
     <w:rPr>
+      <w:rFonts w:ascii="Arial" w:hAnsi="Arial" w:cs="Arial" w:eastAsia="Arial"/>
       <w:color w:val="000000" w:themeColor="text1"/>
     </w:rPr>
     <w:tblPr>
@@ -14649,6 +15433,7 @@
     </w:tcPr>
     <w:tblStylePr w:type="firstRow">
       <w:rPr>
+        <w:rFonts w:ascii="Arial" w:hAnsi="Arial" w:cs="Arial" w:eastAsia="Arial"/>
         <w:b/>
         <w:bCs/>
       </w:rPr>
@@ -14659,6 +15444,7 @@
     </w:tblStylePr>
     <w:tblStylePr w:type="lastRow">
       <w:rPr>
+        <w:rFonts w:ascii="Arial" w:hAnsi="Arial" w:cs="Arial" w:eastAsia="Arial"/>
         <w:b/>
         <w:bCs/>
         <w:color w:val="000000" w:themeColor="text1"/>
@@ -14670,6 +15456,7 @@
     </w:tblStylePr>
     <w:tblStylePr w:type="firstCol">
       <w:rPr>
+        <w:rFonts w:ascii="Arial" w:hAnsi="Arial" w:cs="Arial" w:eastAsia="Arial"/>
         <w:color w:val="FFFFFF" w:themeColor="background1"/>
       </w:rPr>
       <w:tblPr/>
@@ -14679,6 +15466,7 @@
     </w:tblStylePr>
     <w:tblStylePr w:type="lastCol">
       <w:rPr>
+        <w:rFonts w:ascii="Arial" w:hAnsi="Arial" w:cs="Arial" w:eastAsia="Arial"/>
         <w:color w:val="FFFFFF" w:themeColor="background1"/>
       </w:rPr>
       <w:tblPr/>
@@ -14705,9 +15493,10 @@
     <w:uiPriority w:val="73"/>
     <w:rsid w:val="00CB0664"/>
     <w:pPr>
-      <w:spacing w:after="0" w:line="240" w:lineRule="auto"/>
+      <w:spacing w:after="0" w:line="480" w:lineRule="auto"/>
     </w:pPr>
     <w:rPr>
+      <w:rFonts w:ascii="Arial" w:hAnsi="Arial" w:cs="Arial" w:eastAsia="Arial"/>
       <w:color w:val="000000" w:themeColor="text1"/>
     </w:rPr>
     <w:tblPr>
@@ -14729,6 +15518,7 @@
     </w:tcPr>
     <w:tblStylePr w:type="firstRow">
       <w:rPr>
+        <w:rFonts w:ascii="Arial" w:hAnsi="Arial" w:cs="Arial" w:eastAsia="Arial"/>
         <w:b/>
         <w:bCs/>
       </w:rPr>
@@ -14739,6 +15529,7 @@
     </w:tblStylePr>
     <w:tblStylePr w:type="lastRow">
       <w:rPr>
+        <w:rFonts w:ascii="Arial" w:hAnsi="Arial" w:cs="Arial" w:eastAsia="Arial"/>
         <w:b/>
         <w:bCs/>
         <w:color w:val="000000" w:themeColor="text1"/>
@@ -14750,6 +15541,7 @@
     </w:tblStylePr>
     <w:tblStylePr w:type="firstCol">
       <w:rPr>
+        <w:rFonts w:ascii="Arial" w:hAnsi="Arial" w:cs="Arial" w:eastAsia="Arial"/>
         <w:color w:val="FFFFFF" w:themeColor="background1"/>
       </w:rPr>
       <w:tblPr/>
@@ -14759,6 +15551,7 @@
     </w:tblStylePr>
     <w:tblStylePr w:type="lastCol">
       <w:rPr>
+        <w:rFonts w:ascii="Arial" w:hAnsi="Arial" w:cs="Arial" w:eastAsia="Arial"/>
         <w:color w:val="FFFFFF" w:themeColor="background1"/>
       </w:rPr>
       <w:tblPr/>
@@ -14785,9 +15578,10 @@
     <w:uiPriority w:val="73"/>
     <w:rsid w:val="00CB0664"/>
     <w:pPr>
-      <w:spacing w:after="0" w:line="240" w:lineRule="auto"/>
+      <w:spacing w:after="0" w:line="480" w:lineRule="auto"/>
     </w:pPr>
     <w:rPr>
+      <w:rFonts w:ascii="Arial" w:hAnsi="Arial" w:cs="Arial" w:eastAsia="Arial"/>
       <w:color w:val="000000" w:themeColor="text1"/>
     </w:rPr>
     <w:tblPr>
@@ -14809,6 +15603,7 @@
     </w:tcPr>
     <w:tblStylePr w:type="firstRow">
       <w:rPr>
+        <w:rFonts w:ascii="Arial" w:hAnsi="Arial" w:cs="Arial" w:eastAsia="Arial"/>
         <w:b/>
         <w:bCs/>
       </w:rPr>
@@ -14819,6 +15614,7 @@
     </w:tblStylePr>
     <w:tblStylePr w:type="lastRow">
       <w:rPr>
+        <w:rFonts w:ascii="Arial" w:hAnsi="Arial" w:cs="Arial" w:eastAsia="Arial"/>
         <w:b/>
         <w:bCs/>
         <w:color w:val="000000" w:themeColor="text1"/>
@@ -14830,6 +15626,7 @@
     </w:tblStylePr>
     <w:tblStylePr w:type="firstCol">
       <w:rPr>
+        <w:rFonts w:ascii="Arial" w:hAnsi="Arial" w:cs="Arial" w:eastAsia="Arial"/>
         <w:color w:val="FFFFFF" w:themeColor="background1"/>
       </w:rPr>
       <w:tblPr/>
@@ -14839,6 +15636,7 @@
     </w:tblStylePr>
     <w:tblStylePr w:type="lastCol">
       <w:rPr>
+        <w:rFonts w:ascii="Arial" w:hAnsi="Arial" w:cs="Arial" w:eastAsia="Arial"/>
         <w:color w:val="FFFFFF" w:themeColor="background1"/>
       </w:rPr>
       <w:tblPr/>
@@ -14865,9 +15663,10 @@
     <w:uiPriority w:val="73"/>
     <w:rsid w:val="00CB0664"/>
     <w:pPr>
-      <w:spacing w:after="0" w:line="240" w:lineRule="auto"/>
+      <w:spacing w:after="0" w:line="480" w:lineRule="auto"/>
     </w:pPr>
     <w:rPr>
+      <w:rFonts w:ascii="Arial" w:hAnsi="Arial" w:cs="Arial" w:eastAsia="Arial"/>
       <w:color w:val="000000" w:themeColor="text1"/>
     </w:rPr>
     <w:tblPr>
@@ -14889,6 +15688,7 @@
     </w:tcPr>
     <w:tblStylePr w:type="firstRow">
       <w:rPr>
+        <w:rFonts w:ascii="Arial" w:hAnsi="Arial" w:cs="Arial" w:eastAsia="Arial"/>
         <w:b/>
         <w:bCs/>
       </w:rPr>
@@ -14899,6 +15699,7 @@
     </w:tblStylePr>
     <w:tblStylePr w:type="lastRow">
       <w:rPr>
+        <w:rFonts w:ascii="Arial" w:hAnsi="Arial" w:cs="Arial" w:eastAsia="Arial"/>
         <w:b/>
         <w:bCs/>
         <w:color w:val="000000" w:themeColor="text1"/>
@@ -14910,6 +15711,7 @@
     </w:tblStylePr>
     <w:tblStylePr w:type="firstCol">
       <w:rPr>
+        <w:rFonts w:ascii="Arial" w:hAnsi="Arial" w:cs="Arial" w:eastAsia="Arial"/>
         <w:color w:val="FFFFFF" w:themeColor="background1"/>
       </w:rPr>
       <w:tblPr/>
@@ -14919,6 +15721,7 @@
     </w:tblStylePr>
     <w:tblStylePr w:type="lastCol">
       <w:rPr>
+        <w:rFonts w:ascii="Arial" w:hAnsi="Arial" w:cs="Arial" w:eastAsia="Arial"/>
         <w:color w:val="FFFFFF" w:themeColor="background1"/>
       </w:rPr>
       <w:tblPr/>
@@ -14945,9 +15748,10 @@
     <w:uiPriority w:val="73"/>
     <w:rsid w:val="00CB0664"/>
     <w:pPr>
-      <w:spacing w:after="0" w:line="240" w:lineRule="auto"/>
+      <w:spacing w:after="0" w:line="480" w:lineRule="auto"/>
     </w:pPr>
     <w:rPr>
+      <w:rFonts w:ascii="Arial" w:hAnsi="Arial" w:cs="Arial" w:eastAsia="Arial"/>
       <w:color w:val="000000" w:themeColor="text1"/>
     </w:rPr>
     <w:tblPr>
@@ -14969,6 +15773,7 @@
     </w:tcPr>
     <w:tblStylePr w:type="firstRow">
       <w:rPr>
+        <w:rFonts w:ascii="Arial" w:hAnsi="Arial" w:cs="Arial" w:eastAsia="Arial"/>
         <w:b/>
         <w:bCs/>
       </w:rPr>
@@ -14979,6 +15784,7 @@
     </w:tblStylePr>
     <w:tblStylePr w:type="lastRow">
       <w:rPr>
+        <w:rFonts w:ascii="Arial" w:hAnsi="Arial" w:cs="Arial" w:eastAsia="Arial"/>
         <w:b/>
         <w:bCs/>
         <w:color w:val="000000" w:themeColor="text1"/>
@@ -14990,6 +15796,7 @@
     </w:tblStylePr>
     <w:tblStylePr w:type="firstCol">
       <w:rPr>
+        <w:rFonts w:ascii="Arial" w:hAnsi="Arial" w:cs="Arial" w:eastAsia="Arial"/>
         <w:color w:val="FFFFFF" w:themeColor="background1"/>
       </w:rPr>
       <w:tblPr/>
@@ -14999,6 +15806,7 @@
     </w:tblStylePr>
     <w:tblStylePr w:type="lastCol">
       <w:rPr>
+        <w:rFonts w:ascii="Arial" w:hAnsi="Arial" w:cs="Arial" w:eastAsia="Arial"/>
         <w:color w:val="FFFFFF" w:themeColor="background1"/>
       </w:rPr>
       <w:tblPr/>
@@ -15025,9 +15833,10 @@
     <w:uiPriority w:val="73"/>
     <w:rsid w:val="00CB0664"/>
     <w:pPr>
-      <w:spacing w:after="0" w:line="240" w:lineRule="auto"/>
+      <w:spacing w:after="0" w:line="480" w:lineRule="auto"/>
     </w:pPr>
     <w:rPr>
+      <w:rFonts w:ascii="Arial" w:hAnsi="Arial" w:cs="Arial" w:eastAsia="Arial"/>
       <w:color w:val="000000" w:themeColor="text1"/>
     </w:rPr>
     <w:tblPr>
@@ -15049,6 +15858,7 @@
     </w:tcPr>
     <w:tblStylePr w:type="firstRow">
       <w:rPr>
+        <w:rFonts w:ascii="Arial" w:hAnsi="Arial" w:cs="Arial" w:eastAsia="Arial"/>
         <w:b/>
         <w:bCs/>
       </w:rPr>
@@ -15059,6 +15869,7 @@
     </w:tblStylePr>
     <w:tblStylePr w:type="lastRow">
       <w:rPr>
+        <w:rFonts w:ascii="Arial" w:hAnsi="Arial" w:cs="Arial" w:eastAsia="Arial"/>
         <w:b/>
         <w:bCs/>
         <w:color w:val="000000" w:themeColor="text1"/>
@@ -15070,6 +15881,7 @@
     </w:tblStylePr>
     <w:tblStylePr w:type="firstCol">
       <w:rPr>
+        <w:rFonts w:ascii="Arial" w:hAnsi="Arial" w:cs="Arial" w:eastAsia="Arial"/>
         <w:color w:val="FFFFFF" w:themeColor="background1"/>
       </w:rPr>
       <w:tblPr/>
@@ -15079,6 +15891,7 @@
     </w:tblStylePr>
     <w:tblStylePr w:type="lastCol">
       <w:rPr>
+        <w:rFonts w:ascii="Arial" w:hAnsi="Arial" w:cs="Arial" w:eastAsia="Arial"/>
         <w:color w:val="FFFFFF" w:themeColor="background1"/>
       </w:rPr>
       <w:tblPr/>
@@ -15105,9 +15918,10 @@
     <w:uiPriority w:val="73"/>
     <w:rsid w:val="00CB0664"/>
     <w:pPr>
-      <w:spacing w:after="0" w:line="240" w:lineRule="auto"/>
+      <w:spacing w:after="0" w:line="480" w:lineRule="auto"/>
     </w:pPr>
     <w:rPr>
+      <w:rFonts w:ascii="Arial" w:hAnsi="Arial" w:cs="Arial" w:eastAsia="Arial"/>
       <w:color w:val="000000" w:themeColor="text1"/>
     </w:rPr>
     <w:tblPr>
@@ -15129,6 +15943,7 @@
     </w:tcPr>
     <w:tblStylePr w:type="firstRow">
       <w:rPr>
+        <w:rFonts w:ascii="Arial" w:hAnsi="Arial" w:cs="Arial" w:eastAsia="Arial"/>
         <w:b/>
         <w:bCs/>
       </w:rPr>
@@ -15139,6 +15954,7 @@
     </w:tblStylePr>
     <w:tblStylePr w:type="lastRow">
       <w:rPr>
+        <w:rFonts w:ascii="Arial" w:hAnsi="Arial" w:cs="Arial" w:eastAsia="Arial"/>
         <w:b/>
         <w:bCs/>
         <w:color w:val="000000" w:themeColor="text1"/>
@@ -15150,6 +15966,7 @@
     </w:tblStylePr>
     <w:tblStylePr w:type="firstCol">
       <w:rPr>
+        <w:rFonts w:ascii="Arial" w:hAnsi="Arial" w:cs="Arial" w:eastAsia="Arial"/>
         <w:color w:val="FFFFFF" w:themeColor="background1"/>
       </w:rPr>
       <w:tblPr/>
@@ -15159,6 +15976,7 @@
     </w:tblStylePr>
     <w:tblStylePr w:type="lastCol">
       <w:rPr>
+        <w:rFonts w:ascii="Arial" w:hAnsi="Arial" w:cs="Arial" w:eastAsia="Arial"/>
         <w:color w:val="FFFFFF" w:themeColor="background1"/>
       </w:rPr>
       <w:tblPr/>
